--- a/apps/api/templates/קרינה-הצעת-מחיר-למיגון-קרינה-אלקטרומגנטית-doc-.docx
+++ b/apps/api/templates/קרינה-הצעת-מחיר-למיגון-קרינה-אלקטרומגנטית-doc-.docx
@@ -6474,223 +6474,6 @@
     </w:p>
     <w:p>
       <w:pPr>
-        <w:jc w:val="center"/>
-        <w:rPr>
-          <w:rFonts w:cs="David"/>
-          <w:sz w:val="28"/>
-          <w:szCs w:val="28"/>
-          <w:rtl/>
-        </w:rPr>
-      </w:pPr>
-      <w:r>
-        <w:rPr>
-          <w:rFonts w:cs="David" w:hint="cs"/>
-          <w:sz w:val="28"/>
-          <w:szCs w:val="28"/>
-          <w:rtl/>
-        </w:rPr>
-        <w:t>הנני מאשר את הצעה על כל סעיפיה</w:t>
-      </w:r>
-      <w:r>
-        <w:rPr>
-          <w:rFonts w:cs="David" w:hint="cs"/>
-          <w:sz w:val="28"/>
-          <w:szCs w:val="28"/>
-          <w:rtl/>
-        </w:rPr>
-        <w:t>.</w:t>
-      </w:r>
-    </w:p>
-    <w:p>
-      <w:pPr>
-        <w:ind w:left="360"/>
-        <w:jc w:val="both"/>
-        <w:rPr>
-          <w:rFonts w:cs="David"/>
-          <w:b/>
-          <w:bCs/>
-          <w:u w:val="single"/>
-          <w:rtl/>
-        </w:rPr>
-      </w:pPr>
-    </w:p>
-    <w:tbl>
-      <w:tblPr>
-        <w:bidiVisual/>
-        <w:tblW w:w="0" w:type="auto"/>
-        <w:tblInd w:w="360" w:type="dxa"/>
-        <w:tblBorders>
-          <w:top w:val="single" w:sz="4" w:space="0" w:color="auto"/>
-          <w:left w:val="single" w:sz="4" w:space="0" w:color="auto"/>
-          <w:bottom w:val="single" w:sz="4" w:space="0" w:color="auto"/>
-          <w:right w:val="single" w:sz="4" w:space="0" w:color="auto"/>
-          <w:insideH w:val="single" w:sz="4" w:space="0" w:color="auto"/>
-          <w:insideV w:val="single" w:sz="4" w:space="0" w:color="auto"/>
-        </w:tblBorders>
-        <w:tblLook w:val="04A0" w:firstRow="1" w:lastRow="0" w:firstColumn="1" w:lastColumn="0" w:noHBand="0" w:noVBand="1"/>
-      </w:tblPr>
-      <w:tblGrid>
-        <w:gridCol w:w="3441"/>
-        <w:gridCol w:w="3441"/>
-        <w:gridCol w:w="3440"/>
-      </w:tblGrid>
-      <w:tr>
-        <w:tc>
-          <w:tcPr>
-            <w:tcW w:w="3560" w:type="dxa"/>
-            <w:vAlign w:val="center"/>
-          </w:tcPr>
-          <w:p>
-            <w:pPr>
-              <w:jc w:val="center"/>
-              <w:rPr>
-                <w:rFonts w:cs="David"/>
-                <w:b/>
-                <w:bCs/>
-                <w:color w:val="002060"/>
-                <w:sz w:val="40"/>
-                <w:szCs w:val="40"/>
-                <w:rtl/>
-              </w:rPr>
-            </w:pPr>
-            <w:r>
-              <w:rPr>
-                <w:rFonts w:cs="David" w:hint="cs"/>
-                <w:b/>
-                <w:bCs/>
-                <w:color w:val="002060"/>
-                <w:sz w:val="40"/>
-                <w:szCs w:val="40"/>
-                <w:rtl/>
-              </w:rPr>
-              <w:t>שם מלא של מאשר ההצעה</w:t>
-            </w:r>
-          </w:p>
-        </w:tc>
-        <w:tc>
-          <w:tcPr>
-            <w:tcW w:w="3561" w:type="dxa"/>
-            <w:vAlign w:val="center"/>
-          </w:tcPr>
-          <w:p>
-            <w:pPr>
-              <w:jc w:val="center"/>
-              <w:rPr>
-                <w:rFonts w:cs="David"/>
-                <w:b/>
-                <w:bCs/>
-                <w:color w:val="002060"/>
-                <w:sz w:val="40"/>
-                <w:szCs w:val="40"/>
-                <w:rtl/>
-              </w:rPr>
-            </w:pPr>
-            <w:r>
-              <w:rPr>
-                <w:rFonts w:cs="David" w:hint="cs"/>
-                <w:b/>
-                <w:bCs/>
-                <w:color w:val="002060"/>
-                <w:sz w:val="40"/>
-                <w:szCs w:val="40"/>
-                <w:rtl/>
-              </w:rPr>
-              <w:t>חתימה</w:t>
-            </w:r>
-          </w:p>
-        </w:tc>
-        <w:tc>
-          <w:tcPr>
-            <w:tcW w:w="3561" w:type="dxa"/>
-            <w:vAlign w:val="center"/>
-          </w:tcPr>
-          <w:p>
-            <w:pPr>
-              <w:jc w:val="center"/>
-              <w:rPr>
-                <w:rFonts w:cs="David"/>
-                <w:b/>
-                <w:bCs/>
-                <w:color w:val="002060"/>
-                <w:sz w:val="40"/>
-                <w:szCs w:val="40"/>
-                <w:rtl/>
-              </w:rPr>
-            </w:pPr>
-            <w:r>
-              <w:rPr>
-                <w:rFonts w:cs="David" w:hint="cs"/>
-                <w:b/>
-                <w:bCs/>
-                <w:color w:val="002060"/>
-                <w:sz w:val="40"/>
-                <w:szCs w:val="40"/>
-                <w:rtl/>
-              </w:rPr>
-              <w:t>חותמת</w:t>
-            </w:r>
-          </w:p>
-        </w:tc>
-      </w:tr>
-      <w:tr>
-        <w:trPr>
-          <w:trHeight w:val="907"/>
-        </w:trPr>
-        <w:tc>
-          <w:tcPr>
-            <w:tcW w:w="3560" w:type="dxa"/>
-          </w:tcPr>
-          <w:p>
-            <w:pPr>
-              <w:jc w:val="both"/>
-              <w:rPr>
-                <w:rFonts w:cs="David"/>
-                <w:b/>
-                <w:bCs/>
-                <w:u w:val="single"/>
-                <w:rtl/>
-              </w:rPr>
-            </w:pPr>
-          </w:p>
-        </w:tc>
-        <w:tc>
-          <w:tcPr>
-            <w:tcW w:w="3561" w:type="dxa"/>
-          </w:tcPr>
-          <w:p>
-            <w:pPr>
-              <w:jc w:val="both"/>
-              <w:rPr>
-                <w:rFonts w:cs="David"/>
-                <w:b/>
-                <w:bCs/>
-                <w:u w:val="single"/>
-                <w:rtl/>
-              </w:rPr>
-            </w:pPr>
-          </w:p>
-        </w:tc>
-        <w:tc>
-          <w:tcPr>
-            <w:tcW w:w="3561" w:type="dxa"/>
-          </w:tcPr>
-          <w:p>
-            <w:pPr>
-              <w:jc w:val="both"/>
-              <w:rPr>
-                <w:rFonts w:cs="David"/>
-                <w:b/>
-                <w:bCs/>
-                <w:u w:val="single"/>
-                <w:rtl/>
-              </w:rPr>
-            </w:pPr>
-          </w:p>
-        </w:tc>
-      </w:tr>
-    </w:tbl>
-    <w:p>
-      <w:pPr>
         <w:ind w:left="720"/>
         <w:jc w:val="both"/>
         <w:rPr>
@@ -8535,4559 +8318,15 @@
     </w:p>
     <w:p>
       <w:pPr>
-        <w:ind w:right="-900" w:hanging="829"/>
         <w:jc w:val="center"/>
-        <w:outlineLvl w:val="0"/>
-        <w:rPr>
-          <w:rFonts w:ascii="Arial" w:hAnsi="Arial" w:cs="David" w:hint="cs"/>
-          <w:b/>
-          <w:bCs/>
-          <w:sz w:val="28"/>
-          <w:szCs w:val="28"/>
-          <w:rtl/>
-        </w:rPr>
-      </w:pPr>
-      <w:r>
-        <w:rPr>
-          <w:rFonts w:cs="David" w:hint="cs"/>
-          <w:b/>
-          <w:bCs/>
-          <w:sz w:val="28"/>
-          <w:szCs w:val="28"/>
-          <w:rtl/>
-        </w:rPr>
-        <w:t xml:space="preserve">   </w:t>
-      </w:r>
-    </w:p>
-    <w:p>
-      <w:pPr>
-        <w:ind w:hanging="829"/>
-        <w:jc w:val="center"/>
-        <w:outlineLvl w:val="0"/>
-        <w:rPr>
-          <w:rFonts w:cs="David" w:hint="cs"/>
-          <w:sz w:val="28"/>
-          <w:szCs w:val="28"/>
-          <w:rtl/>
-        </w:rPr>
-      </w:pPr>
-    </w:p>
-    <w:p>
-      <w:pPr>
-        <w:ind w:left="360"/>
-        <w:jc w:val="center"/>
-        <w:rPr>
-          <w:rFonts w:cs="David" w:hint="cs"/>
-          <w:b/>
-          <w:bCs/>
-          <w:sz w:val="28"/>
-          <w:szCs w:val="28"/>
-          <w:rtl/>
-        </w:rPr>
-      </w:pPr>
-      <w:r>
-        <w:pict w14:anchorId="5AA681BA">
-          <v:shape id="Picture 2" o:spid="_x0000_s2114" type="#_x0000_t75" style="position:absolute;left:0;text-align:left;margin-left:0;margin-top:0;width:213pt;height:111.75pt;z-index:251660288;visibility:visible;mso-position-horizontal:left">
-            <v:imagedata r:id="rId23" o:title=""/>
-            <w10:wrap type="square" side="right" anchorx="page"/>
-          </v:shape>
-        </w:pict>
-      </w:r>
-    </w:p>
-    <w:p>
-      <w:pPr>
-        <w:ind w:left="360"/>
-        <w:jc w:val="center"/>
-        <w:rPr>
-          <w:rFonts w:cs="David" w:hint="cs"/>
-          <w:sz w:val="28"/>
-          <w:szCs w:val="28"/>
-          <w:rtl/>
-        </w:rPr>
-      </w:pPr>
-    </w:p>
-    <w:p>
-      <w:pPr>
-        <w:ind w:left="360"/>
-        <w:jc w:val="center"/>
-        <w:rPr>
-          <w:rFonts w:ascii="Arial" w:hAnsi="Arial" w:cs="Arial"/>
-        </w:rPr>
-      </w:pPr>
-      <w:r>
-        <w:rPr>
-          <w:rFonts w:cs="David" w:hint="cs"/>
-          <w:sz w:val="28"/>
-          <w:szCs w:val="28"/>
-          <w:rtl/>
-        </w:rPr>
-        <w:t xml:space="preserve">                   </w:t>
-      </w:r>
-    </w:p>
-    <w:p>
-      <w:pPr>
-        <w:ind w:left="360"/>
-        <w:rPr>
-          <w:rFonts w:ascii="Arial" w:hAnsi="Arial" w:cs="Arial" w:hint="cs"/>
-          <w:rtl/>
-        </w:rPr>
-      </w:pPr>
-    </w:p>
-    <w:p>
-      <w:pPr>
-        <w:jc w:val="center"/>
-        <w:rPr>
-          <w:rFonts w:cs="David"/>
-          <w:b/>
-          <w:bCs/>
-          <w:sz w:val="28"/>
-          <w:szCs w:val="28"/>
-          <w:u w:val="single"/>
-          <w:rtl/>
-        </w:rPr>
-      </w:pPr>
-    </w:p>
-    <w:p>
-      <w:pPr>
-        <w:jc w:val="center"/>
-        <w:rPr>
-          <w:rFonts w:cs="David"/>
-          <w:b/>
-          <w:bCs/>
-          <w:sz w:val="28"/>
-          <w:szCs w:val="28"/>
-          <w:u w:val="single"/>
-          <w:rtl/>
-        </w:rPr>
-      </w:pPr>
-    </w:p>
-    <w:p>
-      <w:pPr>
-        <w:jc w:val="center"/>
-        <w:rPr>
-          <w:rFonts w:cs="David"/>
-          <w:b/>
-          <w:bCs/>
-          <w:sz w:val="28"/>
-          <w:szCs w:val="28"/>
-          <w:u w:val="single"/>
-          <w:rtl/>
-        </w:rPr>
-      </w:pPr>
-    </w:p>
-    <w:p>
-      <w:pPr>
-        <w:jc w:val="center"/>
-        <w:rPr>
-          <w:rFonts w:cs="David"/>
-          <w:b/>
-          <w:bCs/>
-          <w:sz w:val="28"/>
-          <w:szCs w:val="28"/>
-          <w:u w:val="single"/>
-          <w:rtl/>
-        </w:rPr>
-      </w:pPr>
-    </w:p>
-    <w:p>
-      <w:pPr>
-        <w:jc w:val="center"/>
-        <w:rPr>
-          <w:rFonts w:cs="David"/>
-          <w:b/>
-          <w:bCs/>
-          <w:sz w:val="28"/>
-          <w:szCs w:val="28"/>
-          <w:u w:val="single"/>
-          <w:rtl/>
-        </w:rPr>
-      </w:pPr>
-    </w:p>
-    <w:p>
-      <w:pPr>
-        <w:jc w:val="center"/>
-        <w:rPr>
-          <w:rFonts w:cs="David"/>
-          <w:b/>
-          <w:bCs/>
-          <w:sz w:val="28"/>
-          <w:szCs w:val="28"/>
-          <w:u w:val="single"/>
-          <w:rtl/>
-        </w:rPr>
-      </w:pPr>
-    </w:p>
-    <w:p>
-      <w:pPr>
-        <w:jc w:val="center"/>
-        <w:rPr>
-          <w:rFonts w:cs="David"/>
-          <w:b/>
-          <w:bCs/>
-          <w:sz w:val="28"/>
-          <w:szCs w:val="28"/>
-          <w:u w:val="single"/>
-          <w:rtl/>
-        </w:rPr>
-      </w:pPr>
-    </w:p>
-    <w:p>
-      <w:pPr>
-        <w:jc w:val="center"/>
-        <w:rPr>
-          <w:rFonts w:cs="David"/>
-          <w:b/>
-          <w:bCs/>
-          <w:sz w:val="28"/>
-          <w:szCs w:val="28"/>
-          <w:u w:val="single"/>
-          <w:rtl/>
-        </w:rPr>
-      </w:pPr>
-    </w:p>
-    <w:p>
-      <w:pPr>
-        <w:jc w:val="center"/>
-        <w:rPr>
-          <w:rFonts w:cs="David"/>
-          <w:b/>
-          <w:bCs/>
-          <w:sz w:val="28"/>
-          <w:szCs w:val="28"/>
-          <w:u w:val="single"/>
-          <w:rtl/>
-        </w:rPr>
-      </w:pPr>
-    </w:p>
-    <w:p>
-      <w:pPr>
-        <w:jc w:val="center"/>
-        <w:rPr>
-          <w:rFonts w:cs="David"/>
-          <w:b/>
-          <w:bCs/>
-          <w:sz w:val="28"/>
-          <w:szCs w:val="28"/>
-          <w:u w:val="single"/>
-          <w:rtl/>
-        </w:rPr>
-      </w:pPr>
-    </w:p>
-    <w:p>
-      <w:pPr>
-        <w:jc w:val="center"/>
-        <w:rPr>
-          <w:rFonts w:cs="David"/>
-          <w:b/>
-          <w:bCs/>
-          <w:sz w:val="28"/>
-          <w:szCs w:val="28"/>
-          <w:u w:val="single"/>
-          <w:rtl/>
-        </w:rPr>
-      </w:pPr>
-    </w:p>
-    <w:p>
-      <w:pPr>
-        <w:jc w:val="center"/>
-        <w:rPr>
-          <w:rFonts w:cs="David"/>
-          <w:b/>
-          <w:bCs/>
-          <w:sz w:val="28"/>
-          <w:szCs w:val="28"/>
-          <w:u w:val="single"/>
-          <w:rtl/>
-        </w:rPr>
-      </w:pPr>
-    </w:p>
-    <w:p>
-      <w:pPr>
-        <w:jc w:val="center"/>
-        <w:rPr>
-          <w:rFonts w:cs="David"/>
-          <w:b/>
-          <w:bCs/>
-          <w:sz w:val="28"/>
-          <w:szCs w:val="28"/>
-          <w:u w:val="single"/>
-          <w:rtl/>
-        </w:rPr>
-      </w:pPr>
-    </w:p>
-    <w:p>
-      <w:pPr>
-        <w:jc w:val="center"/>
-        <w:rPr>
-          <w:rFonts w:cs="David"/>
-          <w:b/>
-          <w:bCs/>
-          <w:sz w:val="28"/>
-          <w:szCs w:val="28"/>
-          <w:u w:val="single"/>
-          <w:rtl/>
-        </w:rPr>
-      </w:pPr>
-    </w:p>
-    <w:p>
-      <w:pPr>
-        <w:jc w:val="center"/>
-        <w:rPr>
-          <w:rFonts w:cs="David"/>
-          <w:b/>
-          <w:bCs/>
-          <w:sz w:val="28"/>
-          <w:szCs w:val="28"/>
-          <w:u w:val="single"/>
-          <w:rtl/>
-        </w:rPr>
-      </w:pPr>
-    </w:p>
-    <w:p>
-      <w:pPr>
-        <w:jc w:val="center"/>
-        <w:rPr>
-          <w:rFonts w:cs="David"/>
-          <w:b/>
-          <w:bCs/>
-          <w:sz w:val="28"/>
-          <w:szCs w:val="28"/>
-          <w:u w:val="single"/>
-          <w:rtl/>
-        </w:rPr>
-      </w:pPr>
-    </w:p>
-    <w:p>
-      <w:pPr>
-        <w:jc w:val="center"/>
-        <w:rPr>
-          <w:rFonts w:cs="David"/>
-          <w:b/>
-          <w:bCs/>
-          <w:sz w:val="28"/>
-          <w:szCs w:val="28"/>
-          <w:u w:val="single"/>
-          <w:rtl/>
-        </w:rPr>
-      </w:pPr>
-    </w:p>
-    <w:p>
-      <w:pPr>
-        <w:jc w:val="center"/>
-        <w:rPr>
-          <w:rFonts w:cs="David"/>
-          <w:b/>
-          <w:bCs/>
-          <w:sz w:val="28"/>
-          <w:szCs w:val="28"/>
-          <w:u w:val="single"/>
-          <w:rtl/>
-        </w:rPr>
-      </w:pPr>
-    </w:p>
-    <w:p>
-      <w:pPr>
-        <w:jc w:val="center"/>
-        <w:rPr>
-          <w:rFonts w:cs="David"/>
-          <w:b/>
-          <w:bCs/>
-          <w:sz w:val="28"/>
-          <w:szCs w:val="28"/>
-          <w:u w:val="single"/>
-          <w:rtl/>
-        </w:rPr>
-      </w:pPr>
-    </w:p>
-    <w:p>
-      <w:pPr>
-        <w:jc w:val="center"/>
-        <w:rPr>
-          <w:rFonts w:cs="David"/>
-          <w:b/>
-          <w:bCs/>
-          <w:sz w:val="28"/>
-          <w:szCs w:val="28"/>
-          <w:u w:val="single"/>
-          <w:rtl/>
-        </w:rPr>
-      </w:pPr>
-    </w:p>
-    <w:p>
-      <w:pPr>
-        <w:jc w:val="center"/>
-        <w:rPr>
-          <w:rFonts w:cs="David"/>
-          <w:b/>
-          <w:bCs/>
-          <w:sz w:val="28"/>
-          <w:szCs w:val="28"/>
-          <w:u w:val="single"/>
-          <w:rtl/>
-        </w:rPr>
-      </w:pPr>
-    </w:p>
-    <w:p>
-      <w:pPr>
-        <w:jc w:val="center"/>
-        <w:rPr>
-          <w:rFonts w:cs="David"/>
-          <w:b/>
-          <w:bCs/>
-          <w:sz w:val="28"/>
-          <w:szCs w:val="28"/>
-          <w:u w:val="single"/>
-          <w:rtl/>
-        </w:rPr>
-      </w:pPr>
-    </w:p>
-    <w:p>
-      <w:pPr>
-        <w:jc w:val="center"/>
-        <w:rPr>
-          <w:rFonts w:cs="David"/>
-          <w:b/>
-          <w:bCs/>
-          <w:sz w:val="28"/>
-          <w:szCs w:val="28"/>
-          <w:u w:val="single"/>
-          <w:rtl/>
-        </w:rPr>
-      </w:pPr>
-    </w:p>
-    <w:p>
-      <w:pPr>
-        <w:jc w:val="center"/>
-        <w:rPr>
-          <w:rFonts w:cs="David"/>
-          <w:b/>
-          <w:bCs/>
-          <w:sz w:val="28"/>
-          <w:szCs w:val="28"/>
-          <w:u w:val="single"/>
-          <w:rtl/>
-        </w:rPr>
-      </w:pPr>
-    </w:p>
-    <w:p>
-      <w:pPr>
-        <w:jc w:val="center"/>
-        <w:rPr>
-          <w:rFonts w:cs="David"/>
-          <w:b/>
-          <w:bCs/>
-          <w:sz w:val="28"/>
-          <w:szCs w:val="28"/>
-          <w:u w:val="single"/>
-          <w:rtl/>
-        </w:rPr>
-      </w:pPr>
-    </w:p>
-    <w:p>
-      <w:pPr>
-        <w:jc w:val="center"/>
-        <w:rPr>
-          <w:rFonts w:cs="David"/>
-          <w:b/>
-          <w:bCs/>
-          <w:sz w:val="28"/>
-          <w:szCs w:val="28"/>
-          <w:u w:val="single"/>
-          <w:rtl/>
-        </w:rPr>
-      </w:pPr>
-    </w:p>
-    <w:p>
-      <w:pPr>
-        <w:jc w:val="center"/>
-        <w:rPr>
-          <w:rFonts w:cs="David"/>
-          <w:b/>
-          <w:bCs/>
-          <w:sz w:val="28"/>
-          <w:szCs w:val="28"/>
-          <w:u w:val="single"/>
-          <w:rtl/>
-        </w:rPr>
-      </w:pPr>
-    </w:p>
-    <w:p>
-      <w:pPr>
-        <w:jc w:val="center"/>
-        <w:rPr>
-          <w:rFonts w:cs="David"/>
-          <w:b/>
-          <w:bCs/>
-          <w:sz w:val="28"/>
-          <w:szCs w:val="28"/>
-          <w:u w:val="single"/>
-          <w:rtl/>
-        </w:rPr>
-      </w:pPr>
-    </w:p>
-    <w:p>
-      <w:pPr>
-        <w:jc w:val="center"/>
-        <w:rPr>
-          <w:rFonts w:cs="David"/>
-          <w:b/>
-          <w:bCs/>
-          <w:sz w:val="28"/>
-          <w:szCs w:val="28"/>
-          <w:u w:val="single"/>
-        </w:rPr>
-      </w:pPr>
-      <w:bookmarkStart w:id="19" w:name="_Hlk209703598"/>
-      <w:r>
-        <w:rPr>
-          <w:rFonts w:cs="David"/>
-          <w:b/>
-          <w:bCs/>
-          <w:sz w:val="28"/>
-          <w:szCs w:val="28"/>
-          <w:u w:val="single"/>
-          <w:rtl/>
-        </w:rPr>
-        <w:t xml:space="preserve">נספח א': תעודות </w:t>
-      </w:r>
-      <w:r>
-        <w:rPr>
-          <w:rFonts w:cs="David"/>
-          <w:b/>
-          <w:bCs/>
-          <w:sz w:val="28"/>
-          <w:szCs w:val="28"/>
-          <w:u w:val="single"/>
-        </w:rPr>
-        <w:t>ISO</w:t>
-      </w:r>
-    </w:p>
-    <w:p>
-      <w:pPr>
-        <w:jc w:val="center"/>
-        <w:rPr>
-          <w:rFonts w:cs="David"/>
-          <w:b/>
-          <w:bCs/>
-          <w:sz w:val="28"/>
-          <w:szCs w:val="28"/>
-          <w:u w:val="single"/>
-        </w:rPr>
-      </w:pPr>
-    </w:p>
-    <w:p>
-      <w:pPr>
-        <w:jc w:val="center"/>
-        <w:rPr>
-          <w:rFonts w:cs="David"/>
-          <w:b/>
-          <w:bCs/>
-          <w:sz w:val="28"/>
-          <w:szCs w:val="28"/>
-          <w:u w:val="single"/>
-        </w:rPr>
-      </w:pPr>
-    </w:p>
-    <w:p>
-      <w:pPr>
-        <w:jc w:val="center"/>
-        <w:rPr>
-          <w:rFonts w:cs="David"/>
-          <w:b/>
-          <w:bCs/>
-          <w:sz w:val="28"/>
-          <w:szCs w:val="28"/>
-          <w:u w:val="single"/>
-        </w:rPr>
-      </w:pPr>
-    </w:p>
-    <w:p>
-      <w:pPr>
-        <w:jc w:val="center"/>
-        <w:rPr>
-          <w:rFonts w:cs="David"/>
-          <w:b/>
-          <w:bCs/>
-          <w:sz w:val="28"/>
-          <w:szCs w:val="28"/>
-          <w:u w:val="single"/>
-        </w:rPr>
-      </w:pPr>
-    </w:p>
-    <w:p>
-      <w:pPr>
-        <w:jc w:val="center"/>
-        <w:rPr>
-          <w:rFonts w:cs="David"/>
-          <w:b/>
-          <w:bCs/>
-          <w:sz w:val="28"/>
-          <w:szCs w:val="28"/>
-          <w:u w:val="single"/>
-        </w:rPr>
-      </w:pPr>
-    </w:p>
-    <w:p>
-      <w:pPr>
-        <w:jc w:val="center"/>
-        <w:rPr>
-          <w:rFonts w:cs="David"/>
-          <w:b/>
-          <w:bCs/>
-          <w:sz w:val="28"/>
-          <w:szCs w:val="28"/>
-          <w:u w:val="single"/>
-        </w:rPr>
-      </w:pPr>
-    </w:p>
-    <w:p>
-      <w:pPr>
-        <w:jc w:val="center"/>
-        <w:rPr>
-          <w:rFonts w:cs="David"/>
-          <w:b/>
-          <w:bCs/>
-          <w:sz w:val="28"/>
-          <w:szCs w:val="28"/>
-          <w:u w:val="single"/>
-        </w:rPr>
-      </w:pPr>
-    </w:p>
-    <w:p>
-      <w:pPr>
-        <w:jc w:val="center"/>
-        <w:rPr>
-          <w:rFonts w:cs="David"/>
-          <w:b/>
-          <w:bCs/>
-          <w:sz w:val="28"/>
-          <w:szCs w:val="28"/>
-          <w:u w:val="single"/>
-        </w:rPr>
-      </w:pPr>
-    </w:p>
-    <w:p>
-      <w:pPr>
-        <w:jc w:val="center"/>
-        <w:rPr>
-          <w:rFonts w:cs="David"/>
-          <w:b/>
-          <w:bCs/>
-          <w:sz w:val="28"/>
-          <w:szCs w:val="28"/>
-          <w:u w:val="single"/>
-        </w:rPr>
-      </w:pPr>
-    </w:p>
-    <w:p>
-      <w:pPr>
-        <w:jc w:val="center"/>
-        <w:rPr>
-          <w:rFonts w:cs="David"/>
-          <w:b/>
-          <w:bCs/>
-          <w:sz w:val="28"/>
-          <w:szCs w:val="28"/>
-          <w:u w:val="single"/>
-        </w:rPr>
-      </w:pPr>
-    </w:p>
-    <w:p>
-      <w:pPr>
-        <w:jc w:val="center"/>
-        <w:rPr>
-          <w:rFonts w:cs="David"/>
-          <w:b/>
-          <w:bCs/>
-          <w:sz w:val="28"/>
-          <w:szCs w:val="28"/>
-          <w:u w:val="single"/>
-        </w:rPr>
-      </w:pPr>
-    </w:p>
-    <w:p>
-      <w:pPr>
-        <w:jc w:val="center"/>
-        <w:rPr>
-          <w:rFonts w:cs="David"/>
-          <w:b/>
-          <w:bCs/>
-          <w:sz w:val="28"/>
-          <w:szCs w:val="28"/>
-          <w:u w:val="single"/>
-        </w:rPr>
-      </w:pPr>
-    </w:p>
-    <w:p>
-      <w:pPr>
-        <w:jc w:val="center"/>
-        <w:rPr>
-          <w:rFonts w:cs="David"/>
-          <w:b/>
-          <w:bCs/>
-          <w:sz w:val="28"/>
-          <w:szCs w:val="28"/>
-          <w:u w:val="single"/>
-        </w:rPr>
-      </w:pPr>
-    </w:p>
-    <w:p>
-      <w:pPr>
-        <w:jc w:val="center"/>
-        <w:rPr>
-          <w:rFonts w:cs="David"/>
-          <w:b/>
-          <w:bCs/>
-          <w:sz w:val="28"/>
-          <w:szCs w:val="28"/>
-          <w:u w:val="single"/>
-        </w:rPr>
-      </w:pPr>
-    </w:p>
-    <w:p>
-      <w:pPr>
-        <w:jc w:val="center"/>
-        <w:rPr>
-          <w:rFonts w:cs="David"/>
-          <w:b/>
-          <w:bCs/>
-          <w:sz w:val="28"/>
-          <w:szCs w:val="28"/>
-          <w:u w:val="single"/>
-        </w:rPr>
-      </w:pPr>
-    </w:p>
-    <w:p>
-      <w:pPr>
-        <w:jc w:val="center"/>
-        <w:rPr>
-          <w:rFonts w:cs="David"/>
-          <w:b/>
-          <w:bCs/>
-          <w:sz w:val="28"/>
-          <w:szCs w:val="28"/>
-          <w:u w:val="single"/>
-        </w:rPr>
-      </w:pPr>
-    </w:p>
-    <w:p>
-      <w:pPr>
-        <w:jc w:val="center"/>
-        <w:rPr>
-          <w:rFonts w:cs="David"/>
-          <w:b/>
-          <w:bCs/>
-          <w:sz w:val="28"/>
-          <w:szCs w:val="28"/>
-          <w:u w:val="single"/>
-        </w:rPr>
-      </w:pPr>
-    </w:p>
-    <w:p>
-      <w:pPr>
-        <w:jc w:val="center"/>
-        <w:rPr>
-          <w:rFonts w:cs="David"/>
-          <w:b/>
-          <w:bCs/>
-          <w:sz w:val="28"/>
-          <w:szCs w:val="28"/>
-          <w:u w:val="single"/>
-        </w:rPr>
-      </w:pPr>
-    </w:p>
-    <w:p>
-      <w:pPr>
-        <w:jc w:val="center"/>
-        <w:rPr>
-          <w:rFonts w:cs="David"/>
-          <w:b/>
-          <w:bCs/>
-          <w:sz w:val="28"/>
-          <w:szCs w:val="28"/>
-          <w:u w:val="single"/>
-        </w:rPr>
-      </w:pPr>
-    </w:p>
-    <w:p>
-      <w:pPr>
-        <w:jc w:val="center"/>
-        <w:rPr>
-          <w:rFonts w:cs="David"/>
-          <w:b/>
-          <w:bCs/>
-          <w:sz w:val="28"/>
-          <w:szCs w:val="28"/>
-          <w:u w:val="single"/>
-        </w:rPr>
-      </w:pPr>
-    </w:p>
-    <w:p>
-      <w:pPr>
-        <w:jc w:val="center"/>
-        <w:rPr>
-          <w:rFonts w:cs="David"/>
-          <w:b/>
-          <w:bCs/>
-          <w:sz w:val="28"/>
-          <w:szCs w:val="28"/>
-          <w:u w:val="single"/>
-        </w:rPr>
-      </w:pPr>
-    </w:p>
-    <w:p>
-      <w:pPr>
-        <w:jc w:val="center"/>
-        <w:rPr>
-          <w:rFonts w:cs="David"/>
-          <w:b/>
-          <w:bCs/>
-          <w:sz w:val="28"/>
-          <w:szCs w:val="28"/>
-          <w:u w:val="single"/>
-        </w:rPr>
-      </w:pPr>
-    </w:p>
-    <w:p>
-      <w:pPr>
-        <w:jc w:val="center"/>
-        <w:rPr>
-          <w:rFonts w:cs="David"/>
-          <w:b/>
-          <w:bCs/>
-          <w:sz w:val="28"/>
-          <w:szCs w:val="28"/>
-          <w:u w:val="single"/>
-        </w:rPr>
-      </w:pPr>
-    </w:p>
-    <w:p>
-      <w:pPr>
-        <w:jc w:val="center"/>
-        <w:rPr>
-          <w:rFonts w:cs="David"/>
-          <w:b/>
-          <w:bCs/>
-          <w:sz w:val="28"/>
-          <w:szCs w:val="28"/>
-          <w:u w:val="single"/>
-        </w:rPr>
-      </w:pPr>
-    </w:p>
-    <w:p>
-      <w:pPr>
-        <w:jc w:val="center"/>
-        <w:rPr>
-          <w:rFonts w:cs="David"/>
-          <w:b/>
-          <w:bCs/>
-          <w:sz w:val="28"/>
-          <w:szCs w:val="28"/>
-          <w:u w:val="single"/>
-        </w:rPr>
-      </w:pPr>
-    </w:p>
-    <w:p>
-      <w:pPr>
-        <w:jc w:val="center"/>
-        <w:rPr>
-          <w:rFonts w:cs="David"/>
-          <w:b/>
-          <w:bCs/>
-          <w:sz w:val="28"/>
-          <w:szCs w:val="28"/>
-          <w:u w:val="single"/>
-        </w:rPr>
-      </w:pPr>
-    </w:p>
-    <w:p>
-      <w:pPr>
-        <w:jc w:val="center"/>
-        <w:rPr>
-          <w:rFonts w:cs="David"/>
-          <w:b/>
-          <w:bCs/>
-          <w:sz w:val="28"/>
-          <w:szCs w:val="28"/>
-          <w:u w:val="single"/>
-        </w:rPr>
-      </w:pPr>
-    </w:p>
-    <w:p>
-      <w:pPr>
-        <w:jc w:val="center"/>
-        <w:rPr>
-          <w:rFonts w:cs="David"/>
-          <w:b/>
-          <w:bCs/>
-          <w:sz w:val="28"/>
-          <w:szCs w:val="28"/>
-          <w:u w:val="single"/>
-        </w:rPr>
-      </w:pPr>
-    </w:p>
-    <w:p>
-      <w:pPr>
-        <w:jc w:val="center"/>
-        <w:rPr>
-          <w:rFonts w:cs="David"/>
-          <w:b/>
-          <w:bCs/>
-          <w:sz w:val="28"/>
-          <w:szCs w:val="28"/>
-          <w:u w:val="single"/>
-        </w:rPr>
-      </w:pPr>
-    </w:p>
-    <w:p>
-      <w:pPr>
-        <w:jc w:val="center"/>
-        <w:rPr>
-          <w:rFonts w:cs="David"/>
-          <w:b/>
-          <w:bCs/>
-          <w:sz w:val="28"/>
-          <w:szCs w:val="28"/>
-          <w:u w:val="single"/>
-        </w:rPr>
-      </w:pPr>
-    </w:p>
-    <w:p>
-      <w:pPr>
-        <w:jc w:val="center"/>
-        <w:rPr>
-          <w:rFonts w:cs="David"/>
-          <w:b/>
-          <w:bCs/>
-          <w:sz w:val="28"/>
-          <w:szCs w:val="28"/>
-          <w:u w:val="single"/>
-        </w:rPr>
-      </w:pPr>
-    </w:p>
-    <w:p>
-      <w:pPr>
-        <w:jc w:val="center"/>
-        <w:rPr>
-          <w:rFonts w:cs="David"/>
-          <w:b/>
-          <w:bCs/>
-          <w:sz w:val="28"/>
-          <w:szCs w:val="28"/>
-          <w:u w:val="single"/>
-        </w:rPr>
-      </w:pPr>
-    </w:p>
-    <w:p>
-      <w:pPr>
-        <w:jc w:val="center"/>
-        <w:rPr>
-          <w:rFonts w:cs="David"/>
-          <w:b/>
-          <w:bCs/>
-          <w:sz w:val="28"/>
-          <w:szCs w:val="28"/>
-          <w:u w:val="single"/>
-        </w:rPr>
-      </w:pPr>
-    </w:p>
-    <w:p>
-      <w:pPr>
-        <w:jc w:val="center"/>
-        <w:rPr>
-          <w:rFonts w:cs="David"/>
-          <w:b/>
-          <w:bCs/>
-          <w:sz w:val="28"/>
-          <w:szCs w:val="28"/>
-          <w:u w:val="single"/>
-        </w:rPr>
-      </w:pPr>
-    </w:p>
-    <w:p>
-      <w:pPr>
-        <w:jc w:val="center"/>
-        <w:rPr>
-          <w:rFonts w:cs="David"/>
-          <w:b/>
-          <w:bCs/>
-          <w:sz w:val="28"/>
-          <w:szCs w:val="28"/>
-          <w:u w:val="single"/>
-        </w:rPr>
-      </w:pPr>
-    </w:p>
-    <w:p>
-      <w:pPr>
-        <w:jc w:val="center"/>
-        <w:rPr>
-          <w:rFonts w:cs="David"/>
-          <w:b/>
-          <w:bCs/>
-          <w:sz w:val="28"/>
-          <w:szCs w:val="28"/>
-          <w:u w:val="single"/>
-        </w:rPr>
-      </w:pPr>
-      <w:r>
-        <w:rPr>
-          <w:rFonts w:cs="David"/>
-          <w:b/>
-          <w:bCs/>
-          <w:sz w:val="28"/>
-          <w:szCs w:val="28"/>
-          <w:u w:val="single"/>
-        </w:rPr>
-        <w:pict w14:anchorId="40CBB308">
-          <v:shape id="_x0000_s2120" type="#_x0000_t75" style="position:absolute;left:0;text-align:left;margin-left:37.5pt;margin-top:347.45pt;width:444pt;height:315.3pt;z-index:251662336;visibility:visible;mso-position-horizontal-relative:margin;mso-position-vertical-relative:margin">
-            <v:imagedata r:id="rId24" o:title=""/>
-            <w10:wrap type="square" anchorx="margin" anchory="margin"/>
-          </v:shape>
-        </w:pict>
-      </w:r>
-      <w:r>
-        <w:rPr>
-          <w:rFonts w:cs="David"/>
-          <w:b/>
-          <w:bCs/>
-          <w:sz w:val="28"/>
-          <w:szCs w:val="28"/>
-          <w:u w:val="single"/>
-        </w:rPr>
-        <w:pict w14:anchorId="61A01A6A">
-          <v:shape id="_x0000_s2119" type="#_x0000_t75" style="position:absolute;left:0;text-align:left;margin-left:38.8pt;margin-top:23.7pt;width:444.5pt;height:316.3pt;z-index:251661312;visibility:visible;mso-position-horizontal-relative:margin;mso-position-vertical-relative:margin">
-            <v:imagedata r:id="rId25" o:title=""/>
-            <w10:wrap type="square" anchorx="margin" anchory="margin"/>
-          </v:shape>
-        </w:pict>
-      </w:r>
-    </w:p>
-    <w:p>
-      <w:pPr>
-        <w:jc w:val="center"/>
-        <w:rPr>
-          <w:rFonts w:cs="David"/>
-          <w:b/>
-          <w:bCs/>
-          <w:sz w:val="28"/>
-          <w:szCs w:val="28"/>
-          <w:u w:val="single"/>
-          <w:rtl/>
-        </w:rPr>
-      </w:pPr>
-    </w:p>
-    <w:p>
-      <w:pPr>
-        <w:jc w:val="center"/>
-        <w:rPr>
-          <w:rFonts w:cs="David"/>
-          <w:b/>
-          <w:bCs/>
-          <w:sz w:val="28"/>
-          <w:szCs w:val="28"/>
-          <w:u w:val="single"/>
-        </w:rPr>
-      </w:pPr>
-    </w:p>
-    <w:p>
-      <w:pPr>
-        <w:jc w:val="center"/>
-        <w:rPr>
-          <w:rFonts w:cs="David"/>
-          <w:b/>
-          <w:bCs/>
-          <w:sz w:val="28"/>
-          <w:szCs w:val="28"/>
-          <w:u w:val="single"/>
-        </w:rPr>
-      </w:pPr>
-    </w:p>
-    <w:p>
-      <w:pPr>
-        <w:jc w:val="center"/>
-        <w:rPr>
-          <w:rFonts w:cs="David"/>
-          <w:b/>
-          <w:bCs/>
-          <w:sz w:val="28"/>
-          <w:szCs w:val="28"/>
-          <w:u w:val="single"/>
-        </w:rPr>
-      </w:pPr>
-    </w:p>
-    <w:p>
-      <w:pPr>
-        <w:jc w:val="center"/>
-        <w:rPr>
-          <w:rFonts w:cs="David"/>
-          <w:b/>
-          <w:bCs/>
-          <w:sz w:val="28"/>
-          <w:szCs w:val="28"/>
-          <w:u w:val="single"/>
-        </w:rPr>
-      </w:pPr>
-    </w:p>
-    <w:p>
-      <w:pPr>
-        <w:jc w:val="center"/>
-        <w:rPr>
-          <w:rFonts w:cs="David"/>
-          <w:b/>
-          <w:bCs/>
-          <w:sz w:val="28"/>
-          <w:szCs w:val="28"/>
-          <w:u w:val="single"/>
-        </w:rPr>
-      </w:pPr>
-    </w:p>
-    <w:p>
-      <w:pPr>
-        <w:jc w:val="center"/>
-        <w:rPr>
-          <w:rFonts w:cs="David"/>
-          <w:b/>
-          <w:bCs/>
-          <w:sz w:val="28"/>
-          <w:szCs w:val="28"/>
-          <w:u w:val="single"/>
-        </w:rPr>
-      </w:pPr>
-    </w:p>
-    <w:p>
-      <w:pPr>
-        <w:jc w:val="center"/>
-        <w:rPr>
-          <w:rFonts w:cs="David"/>
-          <w:b/>
-          <w:bCs/>
-          <w:sz w:val="28"/>
-          <w:szCs w:val="28"/>
-          <w:u w:val="single"/>
-        </w:rPr>
-      </w:pPr>
-    </w:p>
-    <w:p>
-      <w:pPr>
-        <w:jc w:val="center"/>
-        <w:rPr>
-          <w:rFonts w:cs="David"/>
-          <w:b/>
-          <w:bCs/>
-          <w:sz w:val="28"/>
-          <w:szCs w:val="28"/>
-          <w:u w:val="single"/>
-        </w:rPr>
-      </w:pPr>
-    </w:p>
-    <w:p>
-      <w:pPr>
-        <w:jc w:val="center"/>
-        <w:rPr>
-          <w:rFonts w:cs="David"/>
-          <w:b/>
-          <w:bCs/>
-          <w:sz w:val="28"/>
-          <w:szCs w:val="28"/>
-          <w:u w:val="single"/>
-        </w:rPr>
-      </w:pPr>
-    </w:p>
-    <w:p>
-      <w:pPr>
-        <w:jc w:val="center"/>
-        <w:rPr>
-          <w:rFonts w:cs="David"/>
-          <w:b/>
-          <w:bCs/>
-          <w:sz w:val="28"/>
-          <w:szCs w:val="28"/>
-          <w:u w:val="single"/>
-        </w:rPr>
-      </w:pPr>
-    </w:p>
-    <w:p>
-      <w:pPr>
-        <w:jc w:val="center"/>
-        <w:rPr>
-          <w:rFonts w:cs="David"/>
-          <w:b/>
-          <w:bCs/>
-          <w:sz w:val="28"/>
-          <w:szCs w:val="28"/>
-          <w:u w:val="single"/>
-        </w:rPr>
-      </w:pPr>
-    </w:p>
-    <w:p>
-      <w:pPr>
-        <w:jc w:val="center"/>
-        <w:rPr>
-          <w:rFonts w:cs="David"/>
-          <w:b/>
-          <w:bCs/>
-          <w:sz w:val="28"/>
-          <w:szCs w:val="28"/>
-          <w:u w:val="single"/>
-        </w:rPr>
-      </w:pPr>
-    </w:p>
-    <w:p>
-      <w:pPr>
-        <w:jc w:val="center"/>
-        <w:rPr>
-          <w:rFonts w:cs="David"/>
-          <w:b/>
-          <w:bCs/>
-          <w:sz w:val="28"/>
-          <w:szCs w:val="28"/>
-          <w:u w:val="single"/>
-        </w:rPr>
-      </w:pPr>
-      <w:r>
-        <w:rPr>
-          <w:rFonts w:cs="David"/>
-          <w:b/>
-          <w:bCs/>
-          <w:sz w:val="28"/>
-          <w:szCs w:val="28"/>
-          <w:u w:val="single"/>
-        </w:rPr>
-        <w:pict w14:anchorId="56222C8C">
-          <v:shape id="_x0000_s2121" type="#_x0000_t75" style="position:absolute;left:0;text-align:left;margin-left:0;margin-top:0;width:445.4pt;height:315.25pt;z-index:251663360;visibility:visible;mso-position-horizontal:center;mso-position-horizontal-relative:margin;mso-position-vertical:top;mso-position-vertical-relative:margin">
-            <v:imagedata r:id="rId26" o:title=""/>
-            <w10:wrap type="square" anchorx="margin" anchory="margin"/>
-          </v:shape>
-        </w:pict>
-      </w:r>
-    </w:p>
-    <w:p>
-      <w:pPr>
-        <w:jc w:val="center"/>
-        <w:rPr>
-          <w:rFonts w:cs="David"/>
-          <w:b/>
-          <w:bCs/>
-          <w:sz w:val="28"/>
-          <w:szCs w:val="28"/>
-          <w:u w:val="single"/>
-        </w:rPr>
-      </w:pPr>
-    </w:p>
-    <w:p>
-      <w:pPr>
-        <w:jc w:val="center"/>
-        <w:rPr>
-          <w:rFonts w:cs="David"/>
-          <w:b/>
-          <w:bCs/>
-          <w:sz w:val="28"/>
-          <w:szCs w:val="28"/>
-          <w:u w:val="single"/>
-        </w:rPr>
-      </w:pPr>
-    </w:p>
-    <w:p>
-      <w:pPr>
-        <w:jc w:val="center"/>
-        <w:rPr>
-          <w:rFonts w:cs="David"/>
-          <w:b/>
-          <w:bCs/>
-          <w:sz w:val="28"/>
-          <w:szCs w:val="28"/>
-          <w:u w:val="single"/>
-        </w:rPr>
-      </w:pPr>
-    </w:p>
-    <w:p>
-      <w:pPr>
-        <w:jc w:val="center"/>
-        <w:rPr>
-          <w:rFonts w:cs="David"/>
-          <w:b/>
-          <w:bCs/>
-          <w:sz w:val="28"/>
-          <w:szCs w:val="28"/>
-          <w:u w:val="single"/>
-        </w:rPr>
-      </w:pPr>
-    </w:p>
-    <w:p>
-      <w:pPr>
-        <w:jc w:val="center"/>
-        <w:rPr>
-          <w:rFonts w:cs="David"/>
-          <w:b/>
-          <w:bCs/>
-          <w:sz w:val="28"/>
-          <w:szCs w:val="28"/>
-          <w:u w:val="single"/>
-        </w:rPr>
-      </w:pPr>
-    </w:p>
-    <w:p>
-      <w:pPr>
-        <w:jc w:val="center"/>
-        <w:rPr>
-          <w:rFonts w:cs="David"/>
-          <w:b/>
-          <w:bCs/>
-          <w:sz w:val="28"/>
-          <w:szCs w:val="28"/>
-          <w:u w:val="single"/>
-        </w:rPr>
-      </w:pPr>
-    </w:p>
-    <w:p>
-      <w:pPr>
-        <w:jc w:val="center"/>
-        <w:rPr>
-          <w:rFonts w:cs="David"/>
-          <w:b/>
-          <w:bCs/>
-          <w:sz w:val="28"/>
-          <w:szCs w:val="28"/>
-          <w:u w:val="single"/>
-        </w:rPr>
-      </w:pPr>
-    </w:p>
-    <w:p>
-      <w:pPr>
-        <w:jc w:val="center"/>
-        <w:rPr>
-          <w:rFonts w:cs="David"/>
-          <w:b/>
-          <w:bCs/>
-          <w:sz w:val="28"/>
-          <w:szCs w:val="28"/>
-          <w:u w:val="single"/>
-        </w:rPr>
-      </w:pPr>
-    </w:p>
-    <w:p>
-      <w:pPr>
-        <w:jc w:val="center"/>
-        <w:rPr>
-          <w:rFonts w:cs="David"/>
-          <w:b/>
-          <w:bCs/>
-          <w:sz w:val="28"/>
-          <w:szCs w:val="28"/>
-          <w:u w:val="single"/>
-        </w:rPr>
-      </w:pPr>
-    </w:p>
-    <w:p>
-      <w:pPr>
-        <w:jc w:val="center"/>
-        <w:rPr>
-          <w:rFonts w:cs="David"/>
-          <w:b/>
-          <w:bCs/>
-          <w:sz w:val="28"/>
-          <w:szCs w:val="28"/>
-          <w:u w:val="single"/>
-        </w:rPr>
-      </w:pPr>
-    </w:p>
-    <w:p>
-      <w:pPr>
-        <w:jc w:val="center"/>
-        <w:rPr>
-          <w:rFonts w:cs="David"/>
-          <w:b/>
-          <w:bCs/>
-          <w:sz w:val="28"/>
-          <w:szCs w:val="28"/>
-          <w:u w:val="single"/>
-        </w:rPr>
-      </w:pPr>
-    </w:p>
-    <w:p>
-      <w:pPr>
-        <w:jc w:val="center"/>
-        <w:rPr>
-          <w:rFonts w:cs="David"/>
-          <w:b/>
-          <w:bCs/>
-          <w:sz w:val="28"/>
-          <w:szCs w:val="28"/>
-          <w:u w:val="single"/>
-        </w:rPr>
-      </w:pPr>
-    </w:p>
-    <w:p>
-      <w:pPr>
-        <w:jc w:val="center"/>
-        <w:rPr>
-          <w:rFonts w:cs="David"/>
-          <w:b/>
-          <w:bCs/>
-          <w:sz w:val="28"/>
-          <w:szCs w:val="28"/>
-          <w:u w:val="single"/>
-        </w:rPr>
-      </w:pPr>
-    </w:p>
-    <w:p>
-      <w:pPr>
-        <w:jc w:val="center"/>
-        <w:rPr>
-          <w:rFonts w:cs="David"/>
-          <w:b/>
-          <w:bCs/>
-          <w:sz w:val="28"/>
-          <w:szCs w:val="28"/>
-          <w:u w:val="single"/>
-        </w:rPr>
-      </w:pPr>
-    </w:p>
-    <w:p>
-      <w:pPr>
-        <w:jc w:val="center"/>
-        <w:rPr>
-          <w:rFonts w:cs="David"/>
-          <w:b/>
-          <w:bCs/>
-          <w:sz w:val="28"/>
-          <w:szCs w:val="28"/>
-          <w:u w:val="single"/>
-          <w:rtl/>
-        </w:rPr>
-      </w:pPr>
-    </w:p>
-    <w:p>
-      <w:pPr>
-        <w:jc w:val="center"/>
-        <w:rPr>
-          <w:rFonts w:cs="David"/>
-          <w:b/>
-          <w:bCs/>
-          <w:sz w:val="28"/>
-          <w:szCs w:val="28"/>
-          <w:u w:val="single"/>
-        </w:rPr>
-      </w:pPr>
-    </w:p>
-    <w:p>
-      <w:pPr>
-        <w:jc w:val="center"/>
-        <w:rPr>
-          <w:rFonts w:cs="David"/>
-          <w:b/>
-          <w:bCs/>
-          <w:sz w:val="28"/>
-          <w:szCs w:val="28"/>
-          <w:u w:val="single"/>
-        </w:rPr>
-      </w:pPr>
-    </w:p>
-    <w:p>
-      <w:pPr>
-        <w:jc w:val="center"/>
-        <w:rPr>
-          <w:rFonts w:cs="David"/>
-          <w:b/>
-          <w:bCs/>
-          <w:sz w:val="28"/>
-          <w:szCs w:val="28"/>
-          <w:u w:val="single"/>
-        </w:rPr>
-      </w:pPr>
-    </w:p>
-    <w:p>
-      <w:pPr>
-        <w:jc w:val="center"/>
-        <w:rPr>
-          <w:rFonts w:cs="David"/>
-          <w:b/>
-          <w:bCs/>
-          <w:sz w:val="28"/>
-          <w:szCs w:val="28"/>
-          <w:u w:val="single"/>
-        </w:rPr>
-      </w:pPr>
-    </w:p>
-    <w:p>
-      <w:pPr>
-        <w:jc w:val="center"/>
-        <w:rPr>
-          <w:rFonts w:cs="David"/>
-          <w:b/>
-          <w:bCs/>
-          <w:sz w:val="28"/>
-          <w:szCs w:val="28"/>
-          <w:u w:val="single"/>
-        </w:rPr>
-      </w:pPr>
-    </w:p>
-    <w:p>
-      <w:pPr>
-        <w:jc w:val="center"/>
-        <w:rPr>
-          <w:rFonts w:cs="David"/>
-          <w:b/>
-          <w:bCs/>
-          <w:sz w:val="28"/>
-          <w:szCs w:val="28"/>
-          <w:u w:val="single"/>
-        </w:rPr>
-      </w:pPr>
-    </w:p>
-    <w:p>
-      <w:pPr>
-        <w:jc w:val="center"/>
-        <w:rPr>
-          <w:rFonts w:cs="David"/>
-          <w:b/>
-          <w:bCs/>
-          <w:sz w:val="28"/>
-          <w:szCs w:val="28"/>
-          <w:u w:val="single"/>
-        </w:rPr>
-      </w:pPr>
-    </w:p>
-    <w:p>
-      <w:pPr>
-        <w:jc w:val="center"/>
-        <w:rPr>
-          <w:rFonts w:cs="David"/>
-          <w:b/>
-          <w:bCs/>
-          <w:sz w:val="28"/>
-          <w:szCs w:val="28"/>
-          <w:u w:val="single"/>
-        </w:rPr>
-      </w:pPr>
-    </w:p>
-    <w:p>
-      <w:pPr>
-        <w:jc w:val="center"/>
-        <w:rPr>
-          <w:rFonts w:cs="David"/>
-          <w:b/>
-          <w:bCs/>
-          <w:sz w:val="28"/>
-          <w:szCs w:val="28"/>
-          <w:u w:val="single"/>
-        </w:rPr>
-      </w:pPr>
-    </w:p>
-    <w:p>
-      <w:pPr>
-        <w:jc w:val="center"/>
-        <w:rPr>
-          <w:rFonts w:cs="David"/>
-          <w:b/>
-          <w:bCs/>
-          <w:sz w:val="28"/>
-          <w:szCs w:val="28"/>
-          <w:u w:val="single"/>
-        </w:rPr>
-      </w:pPr>
-    </w:p>
-    <w:p>
-      <w:pPr>
-        <w:jc w:val="center"/>
-        <w:rPr>
-          <w:rFonts w:cs="David"/>
-          <w:b/>
-          <w:bCs/>
-          <w:sz w:val="28"/>
-          <w:szCs w:val="28"/>
-          <w:u w:val="single"/>
-        </w:rPr>
-      </w:pPr>
-    </w:p>
-    <w:p>
-      <w:pPr>
-        <w:jc w:val="center"/>
-        <w:rPr>
-          <w:rFonts w:cs="David"/>
-          <w:b/>
-          <w:bCs/>
-          <w:sz w:val="28"/>
-          <w:szCs w:val="28"/>
-          <w:u w:val="single"/>
-        </w:rPr>
-      </w:pPr>
-      <w:r>
-        <w:rPr>
-          <w:rFonts w:cs="David"/>
-          <w:b/>
-          <w:bCs/>
-          <w:sz w:val="28"/>
-          <w:szCs w:val="28"/>
-          <w:u w:val="single"/>
-        </w:rPr>
-        <w:pict w14:anchorId="7813E11B">
-          <v:shape id="_x0000_s2122" type="#_x0000_t75" style="position:absolute;left:0;text-align:left;margin-left:40.5pt;margin-top:342.55pt;width:441.6pt;height:312.55pt;z-index:251664384;visibility:visible;mso-position-horizontal-relative:margin;mso-position-vertical-relative:margin">
-            <v:imagedata r:id="rId27" o:title=""/>
-            <w10:wrap type="square" anchorx="margin" anchory="margin"/>
-          </v:shape>
-        </w:pict>
-      </w:r>
-    </w:p>
-    <w:p>
-      <w:pPr>
-        <w:jc w:val="center"/>
-        <w:rPr>
-          <w:rFonts w:cs="David"/>
-          <w:b/>
-          <w:bCs/>
-          <w:sz w:val="28"/>
-          <w:szCs w:val="28"/>
-          <w:u w:val="single"/>
-        </w:rPr>
-      </w:pPr>
-    </w:p>
-    <w:p>
-      <w:pPr>
-        <w:jc w:val="center"/>
-        <w:rPr>
-          <w:rFonts w:cs="David"/>
-          <w:b/>
-          <w:bCs/>
-          <w:sz w:val="28"/>
-          <w:szCs w:val="28"/>
-          <w:u w:val="single"/>
-        </w:rPr>
-      </w:pPr>
-    </w:p>
-    <w:p>
-      <w:pPr>
-        <w:jc w:val="center"/>
-        <w:rPr>
-          <w:rFonts w:cs="David"/>
-          <w:b/>
-          <w:bCs/>
-          <w:sz w:val="28"/>
-          <w:szCs w:val="28"/>
-          <w:u w:val="single"/>
-        </w:rPr>
-      </w:pPr>
-    </w:p>
-    <w:p>
-      <w:pPr>
-        <w:jc w:val="center"/>
-        <w:rPr>
-          <w:rFonts w:cs="David"/>
-          <w:b/>
-          <w:bCs/>
-          <w:sz w:val="28"/>
-          <w:szCs w:val="28"/>
-          <w:u w:val="single"/>
-        </w:rPr>
-      </w:pPr>
-    </w:p>
-    <w:p>
-      <w:pPr>
-        <w:jc w:val="center"/>
-        <w:rPr>
-          <w:rFonts w:cs="David"/>
-          <w:b/>
-          <w:bCs/>
-          <w:sz w:val="28"/>
-          <w:szCs w:val="28"/>
-          <w:u w:val="single"/>
-        </w:rPr>
-      </w:pPr>
-    </w:p>
-    <w:p>
-      <w:pPr>
-        <w:jc w:val="center"/>
-        <w:rPr>
-          <w:rFonts w:cs="David"/>
-          <w:b/>
-          <w:bCs/>
-          <w:sz w:val="28"/>
-          <w:szCs w:val="28"/>
-          <w:u w:val="single"/>
-        </w:rPr>
-      </w:pPr>
-    </w:p>
-    <w:p>
-      <w:pPr>
-        <w:jc w:val="center"/>
-        <w:rPr>
-          <w:rFonts w:cs="David"/>
-          <w:b/>
-          <w:bCs/>
-          <w:sz w:val="28"/>
-          <w:szCs w:val="28"/>
-          <w:u w:val="single"/>
-        </w:rPr>
-      </w:pPr>
-    </w:p>
-    <w:p>
-      <w:pPr>
-        <w:jc w:val="center"/>
-        <w:rPr>
-          <w:rFonts w:cs="David"/>
-          <w:b/>
-          <w:bCs/>
-          <w:sz w:val="28"/>
-          <w:szCs w:val="28"/>
-          <w:u w:val="single"/>
-        </w:rPr>
-      </w:pPr>
-    </w:p>
-    <w:p>
-      <w:pPr>
-        <w:jc w:val="center"/>
-        <w:rPr>
-          <w:rFonts w:cs="David"/>
-          <w:b/>
-          <w:bCs/>
-          <w:sz w:val="28"/>
-          <w:szCs w:val="28"/>
-          <w:u w:val="single"/>
-        </w:rPr>
-      </w:pPr>
-      <w:r>
-        <w:rPr>
-          <w:rFonts w:cs="David"/>
-          <w:b/>
-          <w:bCs/>
-          <w:sz w:val="28"/>
-          <w:szCs w:val="28"/>
-          <w:u w:val="single"/>
-        </w:rPr>
-        <w:pict>
-          <v:shape id="_x0000_i1036" type="#_x0000_t75" style="width:450.8pt;height:638pt;visibility:visible">
-            <v:imagedata r:id="rId28" o:title=""/>
-          </v:shape>
-        </w:pict>
-      </w:r>
-    </w:p>
-    <w:p>
-      <w:pPr>
-        <w:jc w:val="center"/>
-        <w:rPr>
-          <w:rFonts w:cs="David"/>
-          <w:b/>
-          <w:bCs/>
-          <w:sz w:val="28"/>
-          <w:szCs w:val="28"/>
-          <w:u w:val="single"/>
-          <w:rtl/>
-        </w:rPr>
-      </w:pPr>
-    </w:p>
-    <w:p>
-      <w:pPr>
-        <w:jc w:val="center"/>
-        <w:rPr>
-          <w:rFonts w:cs="David" w:hint="cs"/>
-          <w:b/>
-          <w:bCs/>
-          <w:sz w:val="28"/>
-          <w:szCs w:val="28"/>
-          <w:u w:val="single"/>
-          <w:rtl/>
-        </w:rPr>
-      </w:pPr>
-      <w:r>
-        <w:rPr>
-          <w:rFonts w:cs="David"/>
-          <w:b/>
-          <w:bCs/>
-          <w:sz w:val="28"/>
-          <w:szCs w:val="28"/>
-          <w:u w:val="single"/>
-        </w:rPr>
-        <w:pict>
-          <v:shape id="_x0000_i1037" type="#_x0000_t75" style="width:454.55pt;height:644.85pt;visibility:visible">
-            <v:imagedata r:id="rId29" o:title=""/>
-          </v:shape>
-        </w:pict>
-      </w:r>
-    </w:p>
-    <w:p>
-      <w:pPr>
-        <w:jc w:val="center"/>
-        <w:rPr>
-          <w:rFonts w:cs="David" w:hint="cs"/>
-          <w:b/>
-          <w:bCs/>
-          <w:sz w:val="28"/>
-          <w:szCs w:val="28"/>
-          <w:u w:val="single"/>
-          <w:rtl/>
-        </w:rPr>
-      </w:pPr>
-      <w:r>
-        <w:rPr>
-          <w:rFonts w:cs="David" w:hint="cs"/>
-          <w:b/>
-          <w:bCs/>
-          <w:sz w:val="28"/>
-          <w:szCs w:val="28"/>
-          <w:u w:val="single"/>
-          <w:rtl/>
-        </w:rPr>
-        <w:t xml:space="preserve">נספח ב' : רשימת ממליצים </w:t>
-      </w:r>
-      <w:r>
-        <w:rPr>
-          <w:rFonts w:cs="David"/>
-          <w:b/>
-          <w:bCs/>
-          <w:sz w:val="28"/>
-          <w:szCs w:val="28"/>
-          <w:u w:val="single"/>
-          <w:rtl/>
-        </w:rPr>
-        <w:t>–</w:t>
-      </w:r>
-      <w:r>
-        <w:rPr>
-          <w:rFonts w:cs="David" w:hint="cs"/>
-          <w:b/>
-          <w:bCs/>
-          <w:sz w:val="28"/>
-          <w:szCs w:val="28"/>
-          <w:u w:val="single"/>
-          <w:rtl/>
-        </w:rPr>
-        <w:t xml:space="preserve"> מיגון קרינה </w:t>
-      </w:r>
-    </w:p>
-    <w:p>
-      <w:pPr>
-        <w:jc w:val="center"/>
-        <w:rPr>
-          <w:rFonts w:cs="David" w:hint="cs"/>
-          <w:b/>
-          <w:bCs/>
-          <w:sz w:val="36"/>
-          <w:szCs w:val="36"/>
-          <w:u w:val="single"/>
-          <w:rtl/>
-        </w:rPr>
-      </w:pPr>
-    </w:p>
-    <w:tbl>
-      <w:tblPr>
-        <w:bidiVisual/>
-        <w:tblW w:w="0" w:type="auto"/>
-        <w:tblBorders>
-          <w:top w:val="single" w:sz="4" w:space="0" w:color="auto"/>
-          <w:left w:val="single" w:sz="4" w:space="0" w:color="auto"/>
-          <w:bottom w:val="single" w:sz="4" w:space="0" w:color="auto"/>
-          <w:right w:val="single" w:sz="4" w:space="0" w:color="auto"/>
-          <w:insideH w:val="single" w:sz="4" w:space="0" w:color="auto"/>
-          <w:insideV w:val="single" w:sz="4" w:space="0" w:color="auto"/>
-        </w:tblBorders>
-        <w:tblLook w:val="04A0" w:firstRow="1" w:lastRow="0" w:firstColumn="1" w:lastColumn="0" w:noHBand="0" w:noVBand="1"/>
-      </w:tblPr>
-      <w:tblGrid>
-        <w:gridCol w:w="3560"/>
-        <w:gridCol w:w="3561"/>
-        <w:gridCol w:w="3561"/>
-      </w:tblGrid>
-      <w:tr>
-        <w:tc>
-          <w:tcPr>
-            <w:tcW w:w="3560" w:type="dxa"/>
-            <w:shd w:val="clear" w:color="auto" w:fill="C2D69B"/>
-            <w:vAlign w:val="center"/>
-          </w:tcPr>
-          <w:p>
-            <w:pPr>
-              <w:jc w:val="center"/>
-              <w:rPr>
-                <w:rFonts w:cs="David" w:hint="cs"/>
-                <w:rtl/>
-              </w:rPr>
-            </w:pPr>
-          </w:p>
-          <w:p>
-            <w:pPr>
-              <w:jc w:val="center"/>
-              <w:rPr>
-                <w:rFonts w:cs="David" w:hint="cs"/>
-                <w:rtl/>
-              </w:rPr>
-            </w:pPr>
-            <w:r>
-              <w:rPr>
-                <w:rFonts w:cs="David" w:hint="cs"/>
-                <w:rtl/>
-              </w:rPr>
-              <w:t>שם החברה</w:t>
-            </w:r>
-          </w:p>
-          <w:p>
-            <w:pPr>
-              <w:jc w:val="center"/>
-              <w:rPr>
-                <w:rFonts w:cs="David"/>
-                <w:rtl/>
-              </w:rPr>
-            </w:pPr>
-          </w:p>
-        </w:tc>
-        <w:tc>
-          <w:tcPr>
-            <w:tcW w:w="3561" w:type="dxa"/>
-            <w:shd w:val="clear" w:color="auto" w:fill="C2D69B"/>
-            <w:vAlign w:val="center"/>
-          </w:tcPr>
-          <w:p>
-            <w:pPr>
-              <w:jc w:val="center"/>
-              <w:rPr>
-                <w:rFonts w:cs="David" w:hint="cs"/>
-                <w:rtl/>
-              </w:rPr>
-            </w:pPr>
-          </w:p>
-          <w:p>
-            <w:pPr>
-              <w:jc w:val="center"/>
-              <w:rPr>
-                <w:rFonts w:cs="David"/>
-                <w:rtl/>
-              </w:rPr>
-            </w:pPr>
-            <w:r>
-              <w:rPr>
-                <w:rFonts w:cs="David" w:hint="cs"/>
-                <w:rtl/>
-              </w:rPr>
-              <w:t>איש קשר ותפקיד</w:t>
-            </w:r>
-          </w:p>
-        </w:tc>
-        <w:tc>
-          <w:tcPr>
-            <w:tcW w:w="3561" w:type="dxa"/>
-            <w:shd w:val="clear" w:color="auto" w:fill="C2D69B"/>
-            <w:vAlign w:val="center"/>
-          </w:tcPr>
-          <w:p>
-            <w:pPr>
-              <w:jc w:val="center"/>
-              <w:rPr>
-                <w:rFonts w:cs="David" w:hint="cs"/>
-                <w:rtl/>
-              </w:rPr>
-            </w:pPr>
-          </w:p>
-          <w:p>
-            <w:pPr>
-              <w:jc w:val="center"/>
-              <w:rPr>
-                <w:rFonts w:cs="David"/>
-                <w:rtl/>
-              </w:rPr>
-            </w:pPr>
-            <w:r>
-              <w:rPr>
-                <w:rFonts w:cs="David" w:hint="cs"/>
-                <w:rtl/>
-              </w:rPr>
-              <w:t>טלפון</w:t>
-            </w:r>
-          </w:p>
-        </w:tc>
-      </w:tr>
-      <w:tr>
-        <w:trPr>
-          <w:trHeight w:val="567"/>
-        </w:trPr>
-        <w:tc>
-          <w:tcPr>
-            <w:tcW w:w="3560" w:type="dxa"/>
-            <w:vAlign w:val="center"/>
-          </w:tcPr>
-          <w:p>
-            <w:pPr>
-              <w:jc w:val="center"/>
-              <w:rPr>
-                <w:rFonts w:cs="David" w:hint="cs"/>
-                <w:rtl/>
-              </w:rPr>
-            </w:pPr>
-            <w:r>
-              <w:rPr>
-                <w:rFonts w:cs="David" w:hint="cs"/>
-                <w:rtl/>
-              </w:rPr>
-              <w:t>משרד ראש הממשלה</w:t>
-            </w:r>
-          </w:p>
-        </w:tc>
-        <w:tc>
-          <w:tcPr>
-            <w:tcW w:w="3561" w:type="dxa"/>
-            <w:vAlign w:val="center"/>
-          </w:tcPr>
-          <w:p>
-            <w:pPr>
-              <w:jc w:val="center"/>
-              <w:rPr>
-                <w:rFonts w:cs="David" w:hint="cs"/>
-                <w:rtl/>
-              </w:rPr>
-            </w:pPr>
-            <w:r>
-              <w:rPr>
-                <w:rFonts w:cs="David" w:hint="cs"/>
-                <w:rtl/>
-              </w:rPr>
-              <w:t>מר גוליר בצלאל- אחראי לוגיסטיקה</w:t>
-            </w:r>
-          </w:p>
-        </w:tc>
-        <w:tc>
-          <w:tcPr>
-            <w:tcW w:w="3561" w:type="dxa"/>
-            <w:vAlign w:val="center"/>
-          </w:tcPr>
-          <w:p>
-            <w:pPr>
-              <w:jc w:val="center"/>
-              <w:rPr>
-                <w:rFonts w:cs="David" w:hint="cs"/>
-                <w:rtl/>
-              </w:rPr>
-            </w:pPr>
-            <w:r>
-              <w:rPr>
-                <w:rFonts w:cs="David"/>
-                <w:rtl/>
-              </w:rPr>
-              <w:t>050-6205236</w:t>
-            </w:r>
-          </w:p>
-        </w:tc>
-      </w:tr>
-      <w:tr>
-        <w:trPr>
-          <w:trHeight w:val="567"/>
-        </w:trPr>
-        <w:tc>
-          <w:tcPr>
-            <w:tcW w:w="3560" w:type="dxa"/>
-            <w:vAlign w:val="center"/>
-          </w:tcPr>
-          <w:p>
-            <w:pPr>
-              <w:jc w:val="center"/>
-              <w:rPr>
-                <w:rFonts w:cs="David" w:hint="cs"/>
-                <w:rtl/>
-              </w:rPr>
-            </w:pPr>
-            <w:r>
-              <w:rPr>
-                <w:rFonts w:cs="David" w:hint="cs"/>
-                <w:rtl/>
-              </w:rPr>
-              <w:t>בית המשפט המחוזי - ירושלים</w:t>
-            </w:r>
-          </w:p>
-        </w:tc>
-        <w:tc>
-          <w:tcPr>
-            <w:tcW w:w="3561" w:type="dxa"/>
-            <w:vAlign w:val="center"/>
-          </w:tcPr>
-          <w:p>
-            <w:pPr>
-              <w:jc w:val="center"/>
-              <w:rPr>
-                <w:rFonts w:cs="David" w:hint="cs"/>
-                <w:rtl/>
-              </w:rPr>
-            </w:pPr>
-            <w:r>
-              <w:rPr>
-                <w:rFonts w:cs="David" w:hint="cs"/>
-                <w:rtl/>
-              </w:rPr>
-              <w:t>מר חיים דרעי</w:t>
-            </w:r>
-          </w:p>
-        </w:tc>
-        <w:tc>
-          <w:tcPr>
-            <w:tcW w:w="3561" w:type="dxa"/>
-            <w:vAlign w:val="center"/>
-          </w:tcPr>
-          <w:p>
-            <w:pPr>
-              <w:jc w:val="center"/>
-              <w:rPr>
-                <w:rFonts w:cs="David" w:hint="cs"/>
-                <w:rtl/>
-              </w:rPr>
-            </w:pPr>
-            <w:r>
-              <w:rPr>
-                <w:rFonts w:cs="David" w:hint="cs"/>
-                <w:rtl/>
-              </w:rPr>
-              <w:t>050-6255046</w:t>
-            </w:r>
-          </w:p>
-        </w:tc>
-      </w:tr>
-      <w:tr>
-        <w:trPr>
-          <w:trHeight w:val="567"/>
-        </w:trPr>
-        <w:tc>
-          <w:tcPr>
-            <w:tcW w:w="3560" w:type="dxa"/>
-            <w:vAlign w:val="center"/>
-          </w:tcPr>
-          <w:p>
-            <w:pPr>
-              <w:jc w:val="center"/>
-              <w:rPr>
-                <w:rFonts w:cs="David" w:hint="cs"/>
-                <w:rtl/>
-              </w:rPr>
-            </w:pPr>
-            <w:r>
-              <w:rPr>
-                <w:rFonts w:cs="David" w:hint="cs"/>
-                <w:rtl/>
-              </w:rPr>
-              <w:t xml:space="preserve">חברת דנייה סיבוס </w:t>
-            </w:r>
-          </w:p>
-        </w:tc>
-        <w:tc>
-          <w:tcPr>
-            <w:tcW w:w="3561" w:type="dxa"/>
-            <w:vAlign w:val="center"/>
-          </w:tcPr>
-          <w:p>
-            <w:pPr>
-              <w:jc w:val="center"/>
-              <w:rPr>
-                <w:rFonts w:cs="David" w:hint="cs"/>
-                <w:rtl/>
-              </w:rPr>
-            </w:pPr>
-            <w:r>
-              <w:rPr>
-                <w:rFonts w:cs="David" w:hint="cs"/>
-                <w:rtl/>
-              </w:rPr>
-              <w:t>יניר אדרי</w:t>
-            </w:r>
-          </w:p>
-        </w:tc>
-        <w:tc>
-          <w:tcPr>
-            <w:tcW w:w="3561" w:type="dxa"/>
-            <w:vAlign w:val="center"/>
-          </w:tcPr>
-          <w:p>
-            <w:pPr>
-              <w:jc w:val="center"/>
-              <w:rPr>
-                <w:rFonts w:cs="David" w:hint="cs"/>
-                <w:rtl/>
-              </w:rPr>
-            </w:pPr>
-            <w:r>
-              <w:rPr>
-                <w:rFonts w:cs="David" w:hint="cs"/>
-                <w:rtl/>
-              </w:rPr>
-              <w:t>054-6005229</w:t>
-            </w:r>
-          </w:p>
-        </w:tc>
-      </w:tr>
-      <w:tr>
-        <w:trPr>
-          <w:trHeight w:val="567"/>
-        </w:trPr>
-        <w:tc>
-          <w:tcPr>
-            <w:tcW w:w="3560" w:type="dxa"/>
-            <w:vAlign w:val="center"/>
-          </w:tcPr>
-          <w:p>
-            <w:pPr>
-              <w:jc w:val="center"/>
-              <w:rPr>
-                <w:rFonts w:cs="David" w:hint="cs"/>
-                <w:rtl/>
-              </w:rPr>
-            </w:pPr>
-            <w:r>
-              <w:rPr>
-                <w:rFonts w:cs="David" w:hint="cs"/>
-                <w:rtl/>
-              </w:rPr>
-              <w:t>חברת אשגר</w:t>
-            </w:r>
-          </w:p>
-        </w:tc>
-        <w:tc>
-          <w:tcPr>
-            <w:tcW w:w="3561" w:type="dxa"/>
-            <w:vAlign w:val="center"/>
-          </w:tcPr>
-          <w:p>
-            <w:pPr>
-              <w:jc w:val="center"/>
-              <w:rPr>
-                <w:rFonts w:cs="David" w:hint="cs"/>
-                <w:rtl/>
-              </w:rPr>
-            </w:pPr>
-            <w:r>
-              <w:rPr>
-                <w:rFonts w:cs="David" w:hint="cs"/>
-                <w:rtl/>
-              </w:rPr>
-              <w:t>מר אשר יונה</w:t>
-            </w:r>
-          </w:p>
-        </w:tc>
-        <w:tc>
-          <w:tcPr>
-            <w:tcW w:w="3561" w:type="dxa"/>
-            <w:vAlign w:val="center"/>
-          </w:tcPr>
-          <w:p>
-            <w:pPr>
-              <w:jc w:val="center"/>
-              <w:rPr>
-                <w:rFonts w:cs="David" w:hint="cs"/>
-                <w:rtl/>
-              </w:rPr>
-            </w:pPr>
-            <w:r>
-              <w:rPr>
-                <w:rFonts w:cs="David" w:hint="cs"/>
-                <w:rtl/>
-              </w:rPr>
-              <w:t>054-8133220</w:t>
-            </w:r>
-          </w:p>
-        </w:tc>
-      </w:tr>
-      <w:tr>
-        <w:trPr>
-          <w:trHeight w:val="567"/>
-        </w:trPr>
-        <w:tc>
-          <w:tcPr>
-            <w:tcW w:w="3560" w:type="dxa"/>
-            <w:vAlign w:val="center"/>
-          </w:tcPr>
-          <w:p>
-            <w:pPr>
-              <w:jc w:val="center"/>
-              <w:rPr>
-                <w:rFonts w:cs="David" w:hint="cs"/>
-                <w:rtl/>
-              </w:rPr>
-            </w:pPr>
-            <w:r>
-              <w:rPr>
-                <w:rFonts w:cs="David" w:hint="cs"/>
-                <w:rtl/>
-              </w:rPr>
-              <w:t>בזק בינלאומי</w:t>
-            </w:r>
-          </w:p>
-        </w:tc>
-        <w:tc>
-          <w:tcPr>
-            <w:tcW w:w="3561" w:type="dxa"/>
-            <w:vAlign w:val="center"/>
-          </w:tcPr>
-          <w:p>
-            <w:pPr>
-              <w:jc w:val="center"/>
-              <w:rPr>
-                <w:rFonts w:cs="David" w:hint="cs"/>
-                <w:rtl/>
-              </w:rPr>
-            </w:pPr>
-            <w:r>
-              <w:rPr>
-                <w:rFonts w:cs="David" w:hint="cs"/>
-                <w:rtl/>
-              </w:rPr>
-              <w:t xml:space="preserve">הגב' רקפת תורג'מן </w:t>
-            </w:r>
-            <w:r>
-              <w:rPr>
-                <w:rFonts w:cs="David"/>
-                <w:rtl/>
-              </w:rPr>
-              <w:t>–</w:t>
-            </w:r>
-            <w:r>
-              <w:rPr>
-                <w:rFonts w:cs="David" w:hint="cs"/>
-                <w:rtl/>
-              </w:rPr>
-              <w:t xml:space="preserve"> מחלקת לוגיסטיקה</w:t>
-            </w:r>
-          </w:p>
-        </w:tc>
-        <w:tc>
-          <w:tcPr>
-            <w:tcW w:w="3561" w:type="dxa"/>
-            <w:vAlign w:val="center"/>
-          </w:tcPr>
-          <w:p>
-            <w:pPr>
-              <w:jc w:val="center"/>
-              <w:rPr>
-                <w:rFonts w:cs="David" w:hint="cs"/>
-                <w:rtl/>
-              </w:rPr>
-            </w:pPr>
-            <w:r>
-              <w:rPr>
-                <w:rFonts w:cs="David" w:hint="cs"/>
-                <w:rtl/>
-              </w:rPr>
-              <w:t>03-9257569</w:t>
-            </w:r>
-          </w:p>
-        </w:tc>
-      </w:tr>
-      <w:tr>
-        <w:trPr>
-          <w:trHeight w:val="567"/>
-        </w:trPr>
-        <w:tc>
-          <w:tcPr>
-            <w:tcW w:w="3560" w:type="dxa"/>
-            <w:vAlign w:val="center"/>
-          </w:tcPr>
-          <w:p>
-            <w:pPr>
-              <w:jc w:val="center"/>
-              <w:rPr>
-                <w:rFonts w:cs="David" w:hint="cs"/>
-                <w:rtl/>
-              </w:rPr>
-            </w:pPr>
-            <w:r>
-              <w:rPr>
-                <w:rFonts w:cs="David" w:hint="cs"/>
-                <w:rtl/>
-              </w:rPr>
-              <w:t>החברה לפיתוח הרצליה</w:t>
-            </w:r>
-          </w:p>
-        </w:tc>
-        <w:tc>
-          <w:tcPr>
-            <w:tcW w:w="3561" w:type="dxa"/>
-            <w:vAlign w:val="center"/>
-          </w:tcPr>
-          <w:p>
-            <w:pPr>
-              <w:jc w:val="center"/>
-              <w:rPr>
-                <w:rFonts w:cs="David" w:hint="cs"/>
-                <w:rtl/>
-              </w:rPr>
-            </w:pPr>
-            <w:r>
-              <w:rPr>
-                <w:rFonts w:cs="David" w:hint="cs"/>
-                <w:rtl/>
-              </w:rPr>
-              <w:t xml:space="preserve">הגב' תרצה </w:t>
-            </w:r>
-          </w:p>
-        </w:tc>
-        <w:tc>
-          <w:tcPr>
-            <w:tcW w:w="3561" w:type="dxa"/>
-            <w:vAlign w:val="center"/>
-          </w:tcPr>
-          <w:p>
-            <w:pPr>
-              <w:jc w:val="center"/>
-              <w:rPr>
-                <w:rFonts w:cs="David" w:hint="cs"/>
-                <w:rtl/>
-              </w:rPr>
-            </w:pPr>
-            <w:r>
-              <w:rPr>
-                <w:rFonts w:cs="David" w:hint="cs"/>
-                <w:rtl/>
-              </w:rPr>
-              <w:t>050-2002197</w:t>
-            </w:r>
-          </w:p>
-        </w:tc>
-      </w:tr>
-      <w:tr>
-        <w:trPr>
-          <w:trHeight w:val="567"/>
-        </w:trPr>
-        <w:tc>
-          <w:tcPr>
-            <w:tcW w:w="3560" w:type="dxa"/>
-            <w:vAlign w:val="center"/>
-          </w:tcPr>
-          <w:p>
-            <w:pPr>
-              <w:jc w:val="center"/>
-              <w:rPr>
-                <w:rFonts w:cs="David" w:hint="cs"/>
-                <w:rtl/>
-              </w:rPr>
-            </w:pPr>
-            <w:r>
-              <w:rPr>
-                <w:rFonts w:cs="David" w:hint="cs"/>
-                <w:rtl/>
-              </w:rPr>
-              <w:t xml:space="preserve">חברת </w:t>
-            </w:r>
-            <w:r>
-              <w:rPr>
-                <w:rFonts w:cs="David" w:hint="cs"/>
-              </w:rPr>
-              <w:t>SAP</w:t>
-            </w:r>
-            <w:r>
-              <w:rPr>
-                <w:rFonts w:cs="David" w:hint="cs"/>
-                <w:rtl/>
-              </w:rPr>
-              <w:t xml:space="preserve"> </w:t>
-            </w:r>
-            <w:r>
-              <w:rPr>
-                <w:rFonts w:cs="David"/>
-                <w:rtl/>
-              </w:rPr>
-              <w:t>–</w:t>
-            </w:r>
-            <w:r>
-              <w:rPr>
-                <w:rFonts w:cs="David" w:hint="cs"/>
-                <w:rtl/>
-              </w:rPr>
-              <w:t xml:space="preserve"> מיגון קרינה במשרדי החברה בכרמיאל</w:t>
-            </w:r>
-          </w:p>
-        </w:tc>
-        <w:tc>
-          <w:tcPr>
-            <w:tcW w:w="3561" w:type="dxa"/>
-            <w:vAlign w:val="center"/>
-          </w:tcPr>
-          <w:p>
-            <w:pPr>
-              <w:jc w:val="center"/>
-              <w:rPr>
-                <w:rFonts w:cs="David" w:hint="cs"/>
-                <w:rtl/>
-              </w:rPr>
-            </w:pPr>
-            <w:r>
-              <w:rPr>
-                <w:rFonts w:cs="David" w:hint="cs"/>
-                <w:rtl/>
-              </w:rPr>
-              <w:t xml:space="preserve">הגב' שרון ששון </w:t>
-            </w:r>
-            <w:r>
-              <w:rPr>
-                <w:rFonts w:cs="David"/>
-                <w:rtl/>
-              </w:rPr>
-              <w:t>–</w:t>
-            </w:r>
-            <w:r>
-              <w:rPr>
-                <w:rFonts w:cs="David" w:hint="cs"/>
-                <w:rtl/>
-              </w:rPr>
-              <w:t xml:space="preserve"> מנהלת לוגיסטיקה</w:t>
-            </w:r>
-          </w:p>
-        </w:tc>
-        <w:tc>
-          <w:tcPr>
-            <w:tcW w:w="3561" w:type="dxa"/>
-            <w:vAlign w:val="center"/>
-          </w:tcPr>
-          <w:p>
-            <w:pPr>
-              <w:jc w:val="center"/>
-              <w:rPr>
-                <w:rFonts w:cs="David" w:hint="cs"/>
-                <w:rtl/>
-              </w:rPr>
-            </w:pPr>
-            <w:r>
-              <w:rPr>
-                <w:rFonts w:cs="David" w:hint="cs"/>
-                <w:rtl/>
-              </w:rPr>
-              <w:t>054-4303296</w:t>
-            </w:r>
-          </w:p>
-        </w:tc>
-      </w:tr>
-      <w:tr>
-        <w:trPr>
-          <w:trHeight w:val="567"/>
-        </w:trPr>
-        <w:tc>
-          <w:tcPr>
-            <w:tcW w:w="3560" w:type="dxa"/>
-            <w:vAlign w:val="center"/>
-          </w:tcPr>
-          <w:p>
-            <w:pPr>
-              <w:jc w:val="center"/>
-              <w:rPr>
-                <w:rFonts w:cs="David" w:hint="cs"/>
-                <w:rtl/>
-              </w:rPr>
-            </w:pPr>
-            <w:r>
-              <w:rPr>
-                <w:rFonts w:cs="David" w:hint="cs"/>
-                <w:rtl/>
-              </w:rPr>
-              <w:t>מיגון חדר שנאים בבניין בתל אביב</w:t>
-            </w:r>
-          </w:p>
-        </w:tc>
-        <w:tc>
-          <w:tcPr>
-            <w:tcW w:w="3561" w:type="dxa"/>
-            <w:vAlign w:val="center"/>
-          </w:tcPr>
-          <w:p>
-            <w:pPr>
-              <w:jc w:val="center"/>
-              <w:rPr>
-                <w:rFonts w:cs="David" w:hint="cs"/>
-                <w:rtl/>
-              </w:rPr>
-            </w:pPr>
-            <w:r>
-              <w:rPr>
-                <w:rFonts w:cs="David" w:hint="cs"/>
-                <w:rtl/>
-              </w:rPr>
-              <w:t>מר ישראל לוז</w:t>
-            </w:r>
-          </w:p>
-        </w:tc>
-        <w:tc>
-          <w:tcPr>
-            <w:tcW w:w="3561" w:type="dxa"/>
-            <w:vAlign w:val="center"/>
-          </w:tcPr>
-          <w:p>
-            <w:pPr>
-              <w:jc w:val="center"/>
-              <w:rPr>
-                <w:rFonts w:cs="David" w:hint="cs"/>
-                <w:rtl/>
-              </w:rPr>
-            </w:pPr>
-            <w:r>
-              <w:rPr>
-                <w:rFonts w:cs="David" w:hint="cs"/>
-                <w:rtl/>
-              </w:rPr>
-              <w:t>054-3976803</w:t>
-            </w:r>
-          </w:p>
-        </w:tc>
-      </w:tr>
-      <w:tr>
-        <w:trPr>
-          <w:trHeight w:val="567"/>
-        </w:trPr>
-        <w:tc>
-          <w:tcPr>
-            <w:tcW w:w="3560" w:type="dxa"/>
-            <w:vAlign w:val="center"/>
-          </w:tcPr>
-          <w:p>
-            <w:pPr>
-              <w:jc w:val="center"/>
-              <w:rPr>
-                <w:rFonts w:cs="David" w:hint="cs"/>
-                <w:rtl/>
-              </w:rPr>
-            </w:pPr>
-            <w:r>
-              <w:rPr>
-                <w:rFonts w:cs="David" w:hint="cs"/>
-                <w:rtl/>
-              </w:rPr>
-              <w:t>חברת מטריקס, הרצליה פיתוח</w:t>
-            </w:r>
-          </w:p>
-        </w:tc>
-        <w:tc>
-          <w:tcPr>
-            <w:tcW w:w="3561" w:type="dxa"/>
-            <w:vAlign w:val="center"/>
-          </w:tcPr>
-          <w:p>
-            <w:pPr>
-              <w:jc w:val="center"/>
-              <w:rPr>
-                <w:rFonts w:cs="David" w:hint="cs"/>
-                <w:rtl/>
-              </w:rPr>
-            </w:pPr>
-            <w:r>
-              <w:rPr>
-                <w:rFonts w:cs="David" w:hint="cs"/>
-                <w:rtl/>
-              </w:rPr>
-              <w:t>מר סמי נבון- ממונה בטיחות</w:t>
-            </w:r>
-          </w:p>
-        </w:tc>
-        <w:tc>
-          <w:tcPr>
-            <w:tcW w:w="3561" w:type="dxa"/>
-            <w:vAlign w:val="center"/>
-          </w:tcPr>
-          <w:p>
-            <w:pPr>
-              <w:jc w:val="center"/>
-              <w:rPr>
-                <w:rFonts w:cs="David" w:hint="cs"/>
-                <w:rtl/>
-              </w:rPr>
-            </w:pPr>
-            <w:r>
-              <w:rPr>
-                <w:rFonts w:cs="David" w:hint="cs"/>
-                <w:rtl/>
-              </w:rPr>
-              <w:t>052-2555432</w:t>
-            </w:r>
-          </w:p>
-        </w:tc>
-      </w:tr>
-      <w:tr>
-        <w:trPr>
-          <w:trHeight w:val="567"/>
-        </w:trPr>
-        <w:tc>
-          <w:tcPr>
-            <w:tcW w:w="3560" w:type="dxa"/>
-            <w:vAlign w:val="center"/>
-          </w:tcPr>
-          <w:p>
-            <w:pPr>
-              <w:jc w:val="center"/>
-              <w:rPr>
-                <w:rFonts w:cs="David" w:hint="cs"/>
-                <w:rtl/>
-              </w:rPr>
-            </w:pPr>
-            <w:r>
-              <w:rPr>
-                <w:rFonts w:cs="David" w:hint="cs"/>
-                <w:rtl/>
-              </w:rPr>
-              <w:t>עיריית הרצליה</w:t>
-            </w:r>
-          </w:p>
-        </w:tc>
-        <w:tc>
-          <w:tcPr>
-            <w:tcW w:w="3561" w:type="dxa"/>
-            <w:vAlign w:val="center"/>
-          </w:tcPr>
-          <w:p>
-            <w:pPr>
-              <w:jc w:val="center"/>
-              <w:rPr>
-                <w:rFonts w:cs="David" w:hint="cs"/>
-                <w:rtl/>
-              </w:rPr>
-            </w:pPr>
-            <w:r>
-              <w:rPr>
-                <w:rFonts w:cs="David" w:hint="cs"/>
-                <w:rtl/>
-              </w:rPr>
-              <w:t>מר דני פלמון- מנהל פרויקטים</w:t>
-            </w:r>
-          </w:p>
-        </w:tc>
-        <w:tc>
-          <w:tcPr>
-            <w:tcW w:w="3561" w:type="dxa"/>
-            <w:vAlign w:val="center"/>
-          </w:tcPr>
-          <w:p>
-            <w:pPr>
-              <w:jc w:val="center"/>
-              <w:rPr>
-                <w:rFonts w:cs="David" w:hint="cs"/>
-                <w:rtl/>
-              </w:rPr>
-            </w:pPr>
-            <w:r>
-              <w:rPr>
-                <w:rFonts w:cs="David" w:hint="cs"/>
-                <w:rtl/>
-              </w:rPr>
-              <w:t>09-9719404</w:t>
-            </w:r>
-          </w:p>
-        </w:tc>
-      </w:tr>
-      <w:tr>
-        <w:trPr>
-          <w:trHeight w:val="567"/>
-        </w:trPr>
-        <w:tc>
-          <w:tcPr>
-            <w:tcW w:w="3560" w:type="dxa"/>
-            <w:vAlign w:val="center"/>
-          </w:tcPr>
-          <w:p>
-            <w:pPr>
-              <w:jc w:val="center"/>
-              <w:rPr>
-                <w:rFonts w:cs="David" w:hint="cs"/>
-                <w:rtl/>
-              </w:rPr>
-            </w:pPr>
-            <w:r>
-              <w:rPr>
-                <w:rFonts w:cs="David" w:hint="cs"/>
-                <w:rtl/>
-              </w:rPr>
-              <w:t xml:space="preserve">קופמן חברה בניין </w:t>
-            </w:r>
-          </w:p>
-        </w:tc>
-        <w:tc>
-          <w:tcPr>
-            <w:tcW w:w="3561" w:type="dxa"/>
-            <w:vAlign w:val="center"/>
-          </w:tcPr>
-          <w:p>
-            <w:pPr>
-              <w:jc w:val="center"/>
-              <w:rPr>
-                <w:rFonts w:cs="David" w:hint="cs"/>
-                <w:rtl/>
-              </w:rPr>
-            </w:pPr>
-            <w:r>
-              <w:rPr>
-                <w:rFonts w:cs="David" w:hint="cs"/>
-                <w:rtl/>
-              </w:rPr>
-              <w:t>תומר קופמן</w:t>
-            </w:r>
-          </w:p>
-        </w:tc>
-        <w:tc>
-          <w:tcPr>
-            <w:tcW w:w="3561" w:type="dxa"/>
-            <w:vAlign w:val="center"/>
-          </w:tcPr>
-          <w:p>
-            <w:pPr>
-              <w:jc w:val="center"/>
-              <w:rPr>
-                <w:rFonts w:cs="David"/>
-                <w:rtl/>
-              </w:rPr>
-            </w:pPr>
-            <w:r>
-              <w:rPr>
-                <w:rFonts w:cs="David" w:hint="cs"/>
-                <w:rtl/>
-              </w:rPr>
-              <w:t>054-7706646</w:t>
-            </w:r>
-          </w:p>
-        </w:tc>
-      </w:tr>
-      <w:tr>
-        <w:trPr>
-          <w:trHeight w:val="567"/>
-        </w:trPr>
-        <w:tc>
-          <w:tcPr>
-            <w:tcW w:w="3560" w:type="dxa"/>
-            <w:vAlign w:val="center"/>
-          </w:tcPr>
-          <w:p>
-            <w:pPr>
-              <w:jc w:val="center"/>
-              <w:rPr>
-                <w:rFonts w:cs="David"/>
-                <w:rtl/>
-              </w:rPr>
-            </w:pPr>
-            <w:r>
-              <w:rPr>
-                <w:rFonts w:cs="David" w:hint="cs"/>
-                <w:rtl/>
-              </w:rPr>
-              <w:t xml:space="preserve">חברת גשם בפארק (חברת בנייה) </w:t>
-            </w:r>
-          </w:p>
-        </w:tc>
-        <w:tc>
-          <w:tcPr>
-            <w:tcW w:w="3561" w:type="dxa"/>
-            <w:vAlign w:val="center"/>
-          </w:tcPr>
-          <w:p>
-            <w:pPr>
-              <w:jc w:val="center"/>
-              <w:rPr>
-                <w:rFonts w:cs="David" w:hint="cs"/>
-                <w:rtl/>
-              </w:rPr>
-            </w:pPr>
-            <w:r>
-              <w:rPr>
-                <w:rFonts w:cs="David" w:hint="cs"/>
-                <w:rtl/>
-              </w:rPr>
-              <w:t>נוב</w:t>
-            </w:r>
-          </w:p>
-        </w:tc>
-        <w:tc>
-          <w:tcPr>
-            <w:tcW w:w="3561" w:type="dxa"/>
-            <w:vAlign w:val="center"/>
-          </w:tcPr>
-          <w:p>
-            <w:pPr>
-              <w:jc w:val="center"/>
-              <w:rPr>
-                <w:rFonts w:cs="David"/>
-                <w:rtl/>
-              </w:rPr>
-            </w:pPr>
-            <w:r>
-              <w:rPr>
-                <w:rFonts w:cs="David" w:hint="cs"/>
-                <w:rtl/>
-              </w:rPr>
-              <w:t>0544241480</w:t>
-            </w:r>
-          </w:p>
-        </w:tc>
-      </w:tr>
-      <w:tr>
-        <w:trPr>
-          <w:trHeight w:val="567"/>
-        </w:trPr>
-        <w:tc>
-          <w:tcPr>
-            <w:tcW w:w="3560" w:type="dxa"/>
-            <w:vAlign w:val="center"/>
-          </w:tcPr>
-          <w:p>
-            <w:pPr>
-              <w:jc w:val="center"/>
-              <w:rPr>
-                <w:rFonts w:cs="David" w:hint="cs"/>
-                <w:rtl/>
-              </w:rPr>
-            </w:pPr>
-            <w:r>
-              <w:rPr>
-                <w:rFonts w:cs="David" w:hint="cs"/>
-                <w:rtl/>
-              </w:rPr>
-              <w:t>חברת ניאופרם- רחוב השילוח פתח תקווה</w:t>
-            </w:r>
-          </w:p>
-        </w:tc>
-        <w:tc>
-          <w:tcPr>
-            <w:tcW w:w="3561" w:type="dxa"/>
-            <w:vAlign w:val="center"/>
-          </w:tcPr>
-          <w:p>
-            <w:pPr>
-              <w:jc w:val="center"/>
-              <w:rPr>
-                <w:rFonts w:ascii="Calibri" w:eastAsia="Calibri" w:hAnsi="Calibri" w:cs="David" w:hint="cs"/>
-                <w:rtl/>
-                <w:lang w:eastAsia="en-US"/>
-              </w:rPr>
-            </w:pPr>
-            <w:r>
-              <w:rPr>
-                <w:rFonts w:ascii="Calibri" w:eastAsia="Calibri" w:hAnsi="Calibri" w:cs="David" w:hint="cs"/>
-                <w:rtl/>
-                <w:lang w:eastAsia="en-US"/>
-              </w:rPr>
-              <w:t xml:space="preserve">אילן חנוכה </w:t>
-            </w:r>
-            <w:r>
-              <w:rPr>
-                <w:rFonts w:ascii="Calibri" w:eastAsia="Calibri" w:hAnsi="Calibri" w:cs="David"/>
-                <w:rtl/>
-                <w:lang w:eastAsia="en-US"/>
-              </w:rPr>
-              <w:t>–</w:t>
-            </w:r>
-            <w:r>
-              <w:rPr>
-                <w:rFonts w:ascii="Calibri" w:eastAsia="Calibri" w:hAnsi="Calibri" w:cs="David" w:hint="cs"/>
-                <w:rtl/>
-                <w:lang w:eastAsia="en-US"/>
-              </w:rPr>
-              <w:t xml:space="preserve"> מנהל רכש</w:t>
-            </w:r>
-          </w:p>
-        </w:tc>
-        <w:tc>
-          <w:tcPr>
-            <w:tcW w:w="3561" w:type="dxa"/>
-            <w:vAlign w:val="center"/>
-          </w:tcPr>
-          <w:p>
-            <w:pPr>
-              <w:jc w:val="center"/>
-              <w:rPr>
-                <w:rFonts w:cs="David"/>
-                <w:rtl/>
-              </w:rPr>
-            </w:pPr>
-            <w:r>
-              <w:rPr>
-                <w:rFonts w:cs="David" w:hint="cs"/>
-                <w:rtl/>
-              </w:rPr>
-              <w:t>03-9373737</w:t>
-            </w:r>
-          </w:p>
-        </w:tc>
-      </w:tr>
-      <w:tr>
-        <w:trPr>
-          <w:trHeight w:val="567"/>
-        </w:trPr>
-        <w:tc>
-          <w:tcPr>
-            <w:tcW w:w="3560" w:type="dxa"/>
-            <w:vAlign w:val="center"/>
-          </w:tcPr>
-          <w:p>
-            <w:pPr>
-              <w:jc w:val="center"/>
-              <w:rPr>
-                <w:rFonts w:cs="David" w:hint="cs"/>
-                <w:rtl/>
-              </w:rPr>
-            </w:pPr>
-            <w:r>
-              <w:rPr>
-                <w:rFonts w:cs="David" w:hint="cs"/>
-                <w:rtl/>
-              </w:rPr>
-              <w:t xml:space="preserve">קרן רש"י </w:t>
-            </w:r>
-            <w:r>
-              <w:rPr>
-                <w:rFonts w:cs="David"/>
-                <w:rtl/>
-              </w:rPr>
-              <w:t>–</w:t>
-            </w:r>
-            <w:r>
-              <w:rPr>
-                <w:rFonts w:cs="David" w:hint="cs"/>
-                <w:rtl/>
-              </w:rPr>
-              <w:t xml:space="preserve"> כפר הנוער בן שמן</w:t>
-            </w:r>
-          </w:p>
-        </w:tc>
-        <w:tc>
-          <w:tcPr>
-            <w:tcW w:w="3561" w:type="dxa"/>
-            <w:vAlign w:val="center"/>
-          </w:tcPr>
-          <w:p>
-            <w:pPr>
-              <w:jc w:val="center"/>
-              <w:rPr>
-                <w:rFonts w:cs="David" w:hint="cs"/>
-                <w:rtl/>
-              </w:rPr>
-            </w:pPr>
-            <w:r>
-              <w:rPr>
-                <w:rFonts w:cs="David" w:hint="cs"/>
-                <w:rtl/>
-              </w:rPr>
-              <w:t>יניב - מנהל</w:t>
-            </w:r>
-          </w:p>
-        </w:tc>
-        <w:tc>
-          <w:tcPr>
-            <w:tcW w:w="3561" w:type="dxa"/>
-            <w:vAlign w:val="center"/>
-          </w:tcPr>
-          <w:p>
-            <w:pPr>
-              <w:jc w:val="center"/>
-              <w:rPr>
-                <w:rFonts w:cs="David"/>
-                <w:rtl/>
-              </w:rPr>
-            </w:pPr>
-            <w:r>
-              <w:rPr>
-                <w:rFonts w:cs="David" w:hint="cs"/>
-                <w:rtl/>
-              </w:rPr>
-              <w:t>050-8855980</w:t>
-            </w:r>
-            <w:r>
-              <w:rPr>
-                <w:rFonts w:cs="David"/>
-                <w:rtl/>
-              </w:rPr>
-              <w:br/>
-            </w:r>
-            <w:r>
-              <w:rPr>
-                <w:rFonts w:cs="David" w:hint="cs"/>
-                <w:rtl/>
-              </w:rPr>
-              <w:t>08-9146606</w:t>
-            </w:r>
-          </w:p>
-        </w:tc>
-      </w:tr>
-      <w:tr>
-        <w:trPr>
-          <w:trHeight w:val="567"/>
-        </w:trPr>
-        <w:tc>
-          <w:tcPr>
-            <w:tcW w:w="3560" w:type="dxa"/>
-            <w:vAlign w:val="center"/>
-          </w:tcPr>
-          <w:p>
-            <w:pPr>
-              <w:jc w:val="center"/>
-              <w:rPr>
-                <w:rFonts w:cs="David" w:hint="cs"/>
-                <w:rtl/>
-              </w:rPr>
-            </w:pPr>
-            <w:r>
-              <w:rPr>
-                <w:rFonts w:cs="David" w:hint="cs"/>
-                <w:rtl/>
-              </w:rPr>
-              <w:t>אורמט מערכות - יבנה</w:t>
-            </w:r>
-          </w:p>
-        </w:tc>
-        <w:tc>
-          <w:tcPr>
-            <w:tcW w:w="3561" w:type="dxa"/>
-            <w:vAlign w:val="center"/>
-          </w:tcPr>
-          <w:p>
-            <w:pPr>
-              <w:jc w:val="center"/>
-              <w:rPr>
-                <w:rFonts w:cs="David" w:hint="cs"/>
-                <w:rtl/>
-              </w:rPr>
-            </w:pPr>
-            <w:r>
-              <w:rPr>
-                <w:rFonts w:cs="David" w:hint="cs"/>
-                <w:rtl/>
-              </w:rPr>
-              <w:t xml:space="preserve">דוד סטיבין </w:t>
-            </w:r>
-            <w:r>
-              <w:rPr>
-                <w:rFonts w:cs="David"/>
-                <w:rtl/>
-              </w:rPr>
-              <w:t>–</w:t>
-            </w:r>
-            <w:r>
-              <w:rPr>
-                <w:rFonts w:cs="David" w:hint="cs"/>
-                <w:rtl/>
-              </w:rPr>
-              <w:t xml:space="preserve"> מנהל לוגיסטיקה</w:t>
-            </w:r>
-          </w:p>
-        </w:tc>
-        <w:tc>
-          <w:tcPr>
-            <w:tcW w:w="3561" w:type="dxa"/>
-            <w:vAlign w:val="center"/>
-          </w:tcPr>
-          <w:p>
-            <w:pPr>
-              <w:jc w:val="center"/>
-              <w:rPr>
-                <w:rFonts w:cs="David" w:hint="cs"/>
-                <w:rtl/>
-              </w:rPr>
-            </w:pPr>
-            <w:r>
-              <w:rPr>
-                <w:rFonts w:cs="David" w:hint="cs"/>
-                <w:rtl/>
-              </w:rPr>
-              <w:t>050-6660707</w:t>
-            </w:r>
-            <w:r>
-              <w:rPr>
-                <w:rFonts w:cs="David"/>
-                <w:rtl/>
-              </w:rPr>
-              <w:br/>
-            </w:r>
-            <w:r>
-              <w:rPr>
-                <w:rFonts w:cs="David" w:hint="cs"/>
-                <w:rtl/>
-              </w:rPr>
-              <w:t>08-9433885</w:t>
-            </w:r>
-          </w:p>
-        </w:tc>
-      </w:tr>
-      <w:tr>
-        <w:trPr>
-          <w:trHeight w:val="567"/>
-        </w:trPr>
-        <w:tc>
-          <w:tcPr>
-            <w:tcW w:w="3560" w:type="dxa"/>
-            <w:vAlign w:val="center"/>
-          </w:tcPr>
-          <w:p>
-            <w:pPr>
-              <w:jc w:val="center"/>
-              <w:rPr>
-                <w:rFonts w:cs="David" w:hint="cs"/>
-                <w:rtl/>
-              </w:rPr>
-            </w:pPr>
-            <w:r>
-              <w:rPr>
-                <w:rFonts w:cs="David" w:hint="cs"/>
-                <w:rtl/>
-              </w:rPr>
-              <w:t>חברת רימון - קיסריה</w:t>
-            </w:r>
-          </w:p>
-        </w:tc>
-        <w:tc>
-          <w:tcPr>
-            <w:tcW w:w="3561" w:type="dxa"/>
-            <w:vAlign w:val="center"/>
-          </w:tcPr>
-          <w:p>
-            <w:pPr>
-              <w:jc w:val="center"/>
-              <w:rPr>
-                <w:rFonts w:cs="David" w:hint="cs"/>
-                <w:rtl/>
-              </w:rPr>
-            </w:pPr>
-            <w:r>
-              <w:rPr>
-                <w:rFonts w:cs="David" w:hint="cs"/>
-                <w:rtl/>
-              </w:rPr>
-              <w:t xml:space="preserve">סיגל שחר </w:t>
-            </w:r>
-            <w:r>
-              <w:rPr>
-                <w:rFonts w:cs="David"/>
-                <w:rtl/>
-              </w:rPr>
-              <w:t>–</w:t>
-            </w:r>
-            <w:r>
-              <w:rPr>
-                <w:rFonts w:cs="David" w:hint="cs"/>
-                <w:rtl/>
-              </w:rPr>
-              <w:t xml:space="preserve"> מנהלת לוגיסטיקה</w:t>
-            </w:r>
-          </w:p>
-        </w:tc>
-        <w:tc>
-          <w:tcPr>
-            <w:tcW w:w="3561" w:type="dxa"/>
-            <w:vAlign w:val="center"/>
-          </w:tcPr>
-          <w:p>
-            <w:pPr>
-              <w:jc w:val="center"/>
-              <w:rPr>
-                <w:rFonts w:cs="David" w:hint="cs"/>
-                <w:rtl/>
-              </w:rPr>
-            </w:pPr>
-            <w:r>
-              <w:rPr>
-                <w:rFonts w:cs="David"/>
-                <w:rtl/>
-              </w:rPr>
-              <w:t>04-6274589</w:t>
-            </w:r>
-          </w:p>
-        </w:tc>
-      </w:tr>
-      <w:tr>
-        <w:trPr>
-          <w:trHeight w:val="567"/>
-        </w:trPr>
-        <w:tc>
-          <w:tcPr>
-            <w:tcW w:w="3560" w:type="dxa"/>
-            <w:vAlign w:val="center"/>
-          </w:tcPr>
-          <w:p>
-            <w:pPr>
-              <w:jc w:val="center"/>
-              <w:rPr>
-                <w:rFonts w:cs="David" w:hint="cs"/>
-                <w:rtl/>
-              </w:rPr>
-            </w:pPr>
-            <w:r>
-              <w:rPr>
-                <w:rFonts w:cs="David" w:hint="cs"/>
-                <w:rtl/>
-              </w:rPr>
-              <w:t>בנק דיסקונט</w:t>
-            </w:r>
-          </w:p>
-        </w:tc>
-        <w:tc>
-          <w:tcPr>
-            <w:tcW w:w="3561" w:type="dxa"/>
-            <w:vAlign w:val="center"/>
-          </w:tcPr>
-          <w:p>
-            <w:pPr>
-              <w:jc w:val="center"/>
-              <w:rPr>
-                <w:rFonts w:cs="David" w:hint="cs"/>
-                <w:rtl/>
-              </w:rPr>
-            </w:pPr>
-            <w:r>
-              <w:rPr>
-                <w:rFonts w:cs="David" w:hint="cs"/>
-                <w:rtl/>
-              </w:rPr>
-              <w:t>יזהר ינקו</w:t>
-            </w:r>
-          </w:p>
-        </w:tc>
-        <w:tc>
-          <w:tcPr>
-            <w:tcW w:w="3561" w:type="dxa"/>
-            <w:vAlign w:val="center"/>
-          </w:tcPr>
-          <w:p>
-            <w:pPr>
-              <w:jc w:val="center"/>
-              <w:rPr>
-                <w:rFonts w:cs="David"/>
-                <w:rtl/>
-              </w:rPr>
-            </w:pPr>
-            <w:r>
-              <w:rPr>
-                <w:rFonts w:cs="David" w:hint="cs"/>
-                <w:rtl/>
-              </w:rPr>
-              <w:t>050-2113445</w:t>
-            </w:r>
-          </w:p>
-        </w:tc>
-      </w:tr>
-      <w:tr>
-        <w:trPr>
-          <w:trHeight w:val="567"/>
-        </w:trPr>
-        <w:tc>
-          <w:tcPr>
-            <w:tcW w:w="3560" w:type="dxa"/>
-            <w:vAlign w:val="center"/>
-          </w:tcPr>
-          <w:p>
-            <w:pPr>
-              <w:jc w:val="center"/>
-              <w:rPr>
-                <w:rFonts w:cs="David" w:hint="cs"/>
-                <w:rtl/>
-              </w:rPr>
-            </w:pPr>
-            <w:r>
-              <w:rPr>
-                <w:rFonts w:cs="David" w:hint="cs"/>
-                <w:rtl/>
-              </w:rPr>
-              <w:t xml:space="preserve">עיריית פתח תקווה </w:t>
-            </w:r>
-          </w:p>
-        </w:tc>
-        <w:tc>
-          <w:tcPr>
-            <w:tcW w:w="3561" w:type="dxa"/>
-            <w:vAlign w:val="center"/>
-          </w:tcPr>
-          <w:p>
-            <w:pPr>
-              <w:jc w:val="center"/>
-              <w:rPr>
-                <w:rFonts w:cs="David" w:hint="cs"/>
-                <w:rtl/>
-              </w:rPr>
-            </w:pPr>
-            <w:r>
-              <w:rPr>
-                <w:rFonts w:cs="David" w:hint="cs"/>
-                <w:rtl/>
-              </w:rPr>
-              <w:t xml:space="preserve">דגנית טל </w:t>
-            </w:r>
-          </w:p>
-        </w:tc>
-        <w:tc>
-          <w:tcPr>
-            <w:tcW w:w="3561" w:type="dxa"/>
-            <w:vAlign w:val="center"/>
-          </w:tcPr>
-          <w:p>
-            <w:pPr>
-              <w:jc w:val="center"/>
-              <w:rPr>
-                <w:rFonts w:cs="David" w:hint="cs"/>
-                <w:rtl/>
-              </w:rPr>
-            </w:pPr>
-            <w:r>
-              <w:rPr>
-                <w:rFonts w:cs="David" w:hint="cs"/>
-                <w:rtl/>
-              </w:rPr>
-              <w:t>052-8332323</w:t>
-            </w:r>
-          </w:p>
-        </w:tc>
-      </w:tr>
-      <w:tr>
-        <w:trPr>
-          <w:trHeight w:val="567"/>
-        </w:trPr>
-        <w:tc>
-          <w:tcPr>
-            <w:tcW w:w="3560" w:type="dxa"/>
-            <w:vAlign w:val="center"/>
-          </w:tcPr>
-          <w:p>
-            <w:pPr>
-              <w:jc w:val="center"/>
-              <w:rPr>
-                <w:rFonts w:cs="David" w:hint="cs"/>
-                <w:rtl/>
-              </w:rPr>
-            </w:pPr>
-            <w:r>
-              <w:rPr>
-                <w:rFonts w:cs="David" w:hint="cs"/>
-                <w:rtl/>
-              </w:rPr>
-              <w:t xml:space="preserve">חברת מאיר מכוניות </w:t>
-            </w:r>
-          </w:p>
-        </w:tc>
-        <w:tc>
-          <w:tcPr>
-            <w:tcW w:w="3561" w:type="dxa"/>
-            <w:vAlign w:val="center"/>
-          </w:tcPr>
-          <w:p>
-            <w:pPr>
-              <w:jc w:val="center"/>
-              <w:rPr>
-                <w:rFonts w:cs="David" w:hint="cs"/>
-                <w:rtl/>
-              </w:rPr>
-            </w:pPr>
-            <w:r>
-              <w:rPr>
-                <w:rFonts w:cs="David" w:hint="cs"/>
-                <w:rtl/>
-              </w:rPr>
-              <w:t>עומר ליפניק</w:t>
-            </w:r>
-          </w:p>
-        </w:tc>
-        <w:tc>
-          <w:tcPr>
-            <w:tcW w:w="3561" w:type="dxa"/>
-            <w:vAlign w:val="center"/>
-          </w:tcPr>
-          <w:p>
-            <w:pPr>
-              <w:jc w:val="center"/>
-              <w:rPr>
-                <w:rFonts w:cs="David" w:hint="cs"/>
-                <w:rtl/>
-              </w:rPr>
-            </w:pPr>
-            <w:r>
-              <w:rPr>
-                <w:rFonts w:cs="David" w:hint="cs"/>
-                <w:rtl/>
-              </w:rPr>
-              <w:t>054-5688770</w:t>
-            </w:r>
-          </w:p>
-        </w:tc>
-      </w:tr>
-      <w:tr>
-        <w:trPr>
-          <w:trHeight w:val="567"/>
-        </w:trPr>
-        <w:tc>
-          <w:tcPr>
-            <w:tcW w:w="3560" w:type="dxa"/>
-            <w:vAlign w:val="center"/>
-          </w:tcPr>
-          <w:p>
-            <w:pPr>
-              <w:jc w:val="center"/>
-              <w:rPr>
-                <w:rFonts w:cs="David" w:hint="cs"/>
-                <w:rtl/>
-              </w:rPr>
-            </w:pPr>
-            <w:r>
-              <w:rPr>
-                <w:rFonts w:cs="David" w:hint="cs"/>
-                <w:rtl/>
-              </w:rPr>
-              <w:t>עיריית רעננה</w:t>
-            </w:r>
-          </w:p>
-        </w:tc>
-        <w:tc>
-          <w:tcPr>
-            <w:tcW w:w="3561" w:type="dxa"/>
-            <w:vAlign w:val="center"/>
-          </w:tcPr>
-          <w:p>
-            <w:pPr>
-              <w:jc w:val="center"/>
-              <w:rPr>
-                <w:rFonts w:cs="David" w:hint="cs"/>
-                <w:rtl/>
-              </w:rPr>
-            </w:pPr>
-            <w:r>
-              <w:rPr>
-                <w:rFonts w:cs="David" w:hint="cs"/>
-                <w:rtl/>
-              </w:rPr>
-              <w:t>שלמה דורפמן</w:t>
-            </w:r>
-          </w:p>
-        </w:tc>
-        <w:tc>
-          <w:tcPr>
-            <w:tcW w:w="3561" w:type="dxa"/>
-            <w:vAlign w:val="center"/>
-          </w:tcPr>
-          <w:p>
-            <w:pPr>
-              <w:jc w:val="center"/>
-              <w:rPr>
-                <w:rFonts w:cs="David" w:hint="cs"/>
-                <w:rtl/>
-              </w:rPr>
-            </w:pPr>
-            <w:r>
-              <w:rPr>
-                <w:rFonts w:cs="David" w:hint="cs"/>
-                <w:rtl/>
-              </w:rPr>
-              <w:t>052-3647177</w:t>
-            </w:r>
-          </w:p>
-        </w:tc>
-      </w:tr>
-    </w:tbl>
-    <w:p>
-      <w:pPr>
-        <w:ind w:left="360"/>
-        <w:rPr>
-          <w:rFonts w:hint="cs"/>
-          <w:rtl/>
-        </w:rPr>
-      </w:pPr>
-    </w:p>
-    <w:p>
-      <w:pPr>
-        <w:jc w:val="center"/>
-        <w:rPr>
-          <w:rFonts w:ascii="David" w:hAnsi="David" w:cs="David"/>
-          <w:sz w:val="28"/>
-          <w:szCs w:val="28"/>
-          <w:rtl/>
-        </w:rPr>
-      </w:pPr>
-      <w:r>
-        <w:rPr>
-          <w:rFonts w:ascii="David" w:hAnsi="David" w:cs="David"/>
-          <w:sz w:val="28"/>
-          <w:szCs w:val="28"/>
-          <w:rtl/>
-        </w:rPr>
-        <w:t>ועוד מאות לקוחות....</w:t>
-      </w:r>
-    </w:p>
-    <w:p>
-      <w:pPr>
-        <w:jc w:val="center"/>
-        <w:rPr>
-          <w:rFonts w:ascii="Arial" w:hAnsi="Arial" w:cs="David"/>
-          <w:b/>
-          <w:bCs/>
-          <w:sz w:val="36"/>
-          <w:szCs w:val="36"/>
-          <w:rtl/>
-        </w:rPr>
-      </w:pPr>
-    </w:p>
-    <w:p>
-      <w:pPr>
-        <w:jc w:val="center"/>
-        <w:rPr>
-          <w:rFonts w:ascii="Arial" w:hAnsi="Arial" w:cs="David" w:hint="cs"/>
-          <w:b/>
-          <w:bCs/>
-          <w:sz w:val="36"/>
-          <w:szCs w:val="36"/>
-          <w:rtl/>
-        </w:rPr>
-      </w:pPr>
-      <w:r>
-        <w:rPr>
-          <w:rFonts w:ascii="Arial" w:hAnsi="Arial" w:cs="David" w:hint="cs"/>
-          <w:b/>
-          <w:bCs/>
-          <w:sz w:val="36"/>
-          <w:szCs w:val="36"/>
-          <w:rtl/>
-        </w:rPr>
-        <w:t>נספחים</w:t>
-      </w:r>
-    </w:p>
-    <w:p>
-      <w:pPr>
-        <w:rPr>
-          <w:rFonts w:ascii="Arial" w:hAnsi="Arial" w:cs="David"/>
-          <w:b/>
-          <w:bCs/>
-          <w:sz w:val="32"/>
-          <w:szCs w:val="32"/>
-        </w:rPr>
-      </w:pPr>
-    </w:p>
-    <w:p>
-      <w:pPr>
-        <w:jc w:val="center"/>
-        <w:rPr>
-          <w:rFonts w:ascii="Arial" w:hAnsi="Arial" w:cs="David" w:hint="cs"/>
-          <w:b/>
-          <w:bCs/>
-          <w:sz w:val="32"/>
-          <w:szCs w:val="32"/>
-          <w:rtl/>
-        </w:rPr>
-      </w:pPr>
-      <w:r>
-        <w:rPr>
-          <w:noProof/>
-        </w:rPr>
-        <w:pict w14:anchorId="2DAFB861">
-          <v:shape id="תמונה 1" o:spid="_x0000_s2111" type="#_x0000_t75" style="position:absolute;left:0;text-align:left;margin-left:.7pt;margin-top:24.3pt;width:489.8pt;height:578.25pt;z-index:-251659264;visibility:visible" wrapcoords="-38 0 -38 21568 21600 21568 21600 0 -38 0">
-            <v:imagedata r:id="rId30" o:title=""/>
-            <w10:wrap type="tight"/>
-          </v:shape>
-        </w:pict>
-      </w:r>
-      <w:r>
-        <w:rPr>
-          <w:rFonts w:ascii="Arial" w:hAnsi="Arial" w:cs="David" w:hint="cs"/>
-          <w:b/>
-          <w:bCs/>
-          <w:sz w:val="32"/>
-          <w:szCs w:val="32"/>
-          <w:rtl/>
-        </w:rPr>
-        <w:t xml:space="preserve"> נספח א': הגבלת החשיפה לשדה מגנטי כתלות במשך החשיפה</w:t>
-      </w:r>
-    </w:p>
-    <w:p>
-      <w:pPr>
-        <w:jc w:val="center"/>
-        <w:rPr>
-          <w:rFonts w:ascii="Arial" w:hAnsi="Arial" w:cs="David" w:hint="cs"/>
-          <w:b/>
-          <w:bCs/>
-          <w:sz w:val="32"/>
-          <w:szCs w:val="32"/>
-          <w:rtl/>
-        </w:rPr>
-      </w:pPr>
-    </w:p>
-    <w:p>
-      <w:pPr>
-        <w:spacing w:line="360" w:lineRule="auto"/>
-        <w:jc w:val="center"/>
-        <w:rPr>
-          <w:rFonts w:ascii="Arial" w:hAnsi="Arial" w:cs="David" w:hint="cs"/>
-          <w:u w:val="single"/>
-          <w:rtl/>
-        </w:rPr>
-      </w:pPr>
-    </w:p>
-    <w:p>
-      <w:pPr>
-        <w:rPr>
-          <w:rFonts w:ascii="Arial" w:hAnsi="Arial" w:cs="David" w:hint="cs"/>
-          <w:u w:val="single"/>
-          <w:rtl/>
-        </w:rPr>
-      </w:pPr>
-    </w:p>
-    <w:p>
-      <w:pPr>
-        <w:rPr>
-          <w:rFonts w:ascii="Arial" w:hAnsi="Arial" w:cs="David" w:hint="cs"/>
-          <w:u w:val="single"/>
-          <w:rtl/>
-        </w:rPr>
-      </w:pPr>
-    </w:p>
-    <w:p>
-      <w:pPr>
-        <w:rPr>
-          <w:rFonts w:ascii="Arial" w:hAnsi="Arial" w:cs="David" w:hint="cs"/>
-          <w:u w:val="single"/>
-          <w:rtl/>
-        </w:rPr>
-      </w:pPr>
-    </w:p>
-    <w:p>
-      <w:pPr>
-        <w:rPr>
-          <w:rFonts w:ascii="Arial" w:hAnsi="Arial" w:cs="David"/>
-          <w:u w:val="single"/>
-          <w:rtl/>
-        </w:rPr>
-      </w:pPr>
-    </w:p>
-    <w:p>
-      <w:pPr>
-        <w:rPr>
-          <w:rFonts w:ascii="Arial" w:hAnsi="Arial" w:cs="David"/>
-          <w:rtl/>
-        </w:rPr>
-      </w:pPr>
-    </w:p>
-    <w:p>
-      <w:pPr>
-        <w:rPr>
-          <w:rFonts w:ascii="Arial" w:hAnsi="Arial" w:cs="David"/>
-          <w:rtl/>
-        </w:rPr>
-      </w:pPr>
-    </w:p>
-    <w:p>
-      <w:pPr>
-        <w:rPr>
-          <w:rFonts w:ascii="Arial" w:hAnsi="Arial" w:cs="David"/>
-          <w:rtl/>
-        </w:rPr>
-      </w:pPr>
-    </w:p>
-    <w:p>
-      <w:pPr>
-        <w:rPr>
-          <w:rFonts w:ascii="Arial" w:hAnsi="Arial" w:cs="David"/>
-          <w:rtl/>
-        </w:rPr>
-      </w:pPr>
-    </w:p>
-    <w:p>
-      <w:pPr>
-        <w:rPr>
-          <w:rFonts w:ascii="Arial" w:hAnsi="Arial" w:cs="David"/>
-          <w:rtl/>
-        </w:rPr>
-      </w:pPr>
-    </w:p>
-    <w:p>
-      <w:pPr>
-        <w:rPr>
-          <w:rFonts w:ascii="Arial" w:hAnsi="Arial" w:cs="David"/>
-          <w:rtl/>
-        </w:rPr>
-      </w:pPr>
-    </w:p>
-    <w:p>
-      <w:pPr>
-        <w:rPr>
-          <w:rFonts w:ascii="Arial" w:hAnsi="Arial" w:cs="David"/>
-          <w:rtl/>
-        </w:rPr>
-      </w:pPr>
-    </w:p>
-    <w:p>
-      <w:pPr>
-        <w:rPr>
-          <w:rFonts w:ascii="Arial" w:hAnsi="Arial" w:cs="David"/>
-          <w:rtl/>
-        </w:rPr>
-      </w:pPr>
-    </w:p>
-    <w:p>
-      <w:pPr>
-        <w:rPr>
-          <w:rFonts w:ascii="Arial" w:hAnsi="Arial" w:cs="David"/>
-          <w:rtl/>
-        </w:rPr>
-      </w:pPr>
-    </w:p>
-    <w:p>
-      <w:pPr>
-        <w:rPr>
-          <w:rFonts w:ascii="Arial" w:hAnsi="Arial" w:cs="David"/>
-          <w:rtl/>
-        </w:rPr>
-      </w:pPr>
-    </w:p>
-    <w:p>
-      <w:pPr>
-        <w:rPr>
-          <w:rFonts w:ascii="Arial" w:hAnsi="Arial" w:cs="David"/>
-          <w:rtl/>
-        </w:rPr>
-      </w:pPr>
-    </w:p>
-    <w:p>
-      <w:pPr>
-        <w:rPr>
-          <w:rFonts w:ascii="Arial" w:hAnsi="Arial" w:cs="David"/>
-          <w:rtl/>
-        </w:rPr>
-      </w:pPr>
-    </w:p>
-    <w:p>
-      <w:pPr>
-        <w:rPr>
-          <w:rFonts w:ascii="Arial" w:hAnsi="Arial" w:cs="David"/>
-          <w:rtl/>
-        </w:rPr>
-      </w:pPr>
-    </w:p>
-    <w:p>
-      <w:pPr>
-        <w:rPr>
-          <w:rFonts w:ascii="Arial" w:hAnsi="Arial" w:cs="David"/>
-          <w:rtl/>
-        </w:rPr>
-      </w:pPr>
-    </w:p>
-    <w:p>
-      <w:pPr>
-        <w:rPr>
-          <w:rFonts w:ascii="Arial" w:hAnsi="Arial" w:cs="David"/>
-          <w:rtl/>
-        </w:rPr>
-      </w:pPr>
-    </w:p>
-    <w:p>
-      <w:pPr>
-        <w:rPr>
-          <w:rFonts w:ascii="Arial" w:hAnsi="Arial" w:cs="David"/>
-          <w:rtl/>
-        </w:rPr>
-      </w:pPr>
-    </w:p>
-    <w:p>
-      <w:pPr>
-        <w:rPr>
-          <w:rFonts w:ascii="Arial" w:hAnsi="Arial" w:cs="David"/>
-          <w:rtl/>
-        </w:rPr>
-      </w:pPr>
-    </w:p>
-    <w:p>
-      <w:pPr>
-        <w:rPr>
-          <w:rFonts w:ascii="Arial" w:hAnsi="Arial" w:cs="David"/>
-          <w:rtl/>
-        </w:rPr>
-      </w:pPr>
-    </w:p>
-    <w:p>
-      <w:pPr>
-        <w:rPr>
-          <w:rFonts w:ascii="Arial" w:hAnsi="Arial" w:cs="David"/>
-          <w:rtl/>
-        </w:rPr>
-      </w:pPr>
-    </w:p>
-    <w:p>
-      <w:pPr>
-        <w:rPr>
-          <w:rFonts w:ascii="Arial" w:hAnsi="Arial" w:cs="David"/>
-          <w:rtl/>
-        </w:rPr>
-      </w:pPr>
-    </w:p>
-    <w:p>
-      <w:pPr>
-        <w:rPr>
-          <w:rFonts w:ascii="Arial" w:hAnsi="Arial" w:cs="David"/>
-          <w:rtl/>
-        </w:rPr>
-      </w:pPr>
-    </w:p>
-    <w:p>
-      <w:pPr>
-        <w:rPr>
-          <w:rFonts w:ascii="Arial" w:hAnsi="Arial" w:cs="David"/>
-          <w:rtl/>
-        </w:rPr>
-      </w:pPr>
-    </w:p>
-    <w:p>
-      <w:pPr>
-        <w:rPr>
-          <w:rFonts w:ascii="Arial" w:hAnsi="Arial" w:cs="David"/>
-          <w:rtl/>
-        </w:rPr>
-      </w:pPr>
-    </w:p>
-    <w:p>
-      <w:pPr>
-        <w:rPr>
-          <w:rFonts w:ascii="Arial" w:hAnsi="Arial" w:cs="David"/>
-          <w:rtl/>
-        </w:rPr>
-      </w:pPr>
-    </w:p>
-    <w:p>
-      <w:pPr>
-        <w:rPr>
-          <w:rFonts w:ascii="Arial" w:hAnsi="Arial" w:cs="David"/>
-          <w:rtl/>
-        </w:rPr>
-      </w:pPr>
-    </w:p>
-    <w:p>
-      <w:pPr>
-        <w:rPr>
-          <w:rFonts w:ascii="Arial" w:hAnsi="Arial" w:cs="David"/>
-          <w:rtl/>
-        </w:rPr>
-      </w:pPr>
-    </w:p>
-    <w:p>
-      <w:pPr>
-        <w:rPr>
-          <w:rFonts w:ascii="Arial" w:hAnsi="Arial" w:cs="David"/>
-          <w:rtl/>
-        </w:rPr>
-      </w:pPr>
-    </w:p>
-    <w:p>
-      <w:pPr>
-        <w:rPr>
-          <w:rFonts w:ascii="Arial" w:hAnsi="Arial" w:cs="David"/>
-          <w:rtl/>
-        </w:rPr>
-      </w:pPr>
-    </w:p>
-    <w:p>
-      <w:pPr>
-        <w:rPr>
-          <w:rFonts w:ascii="Arial" w:hAnsi="Arial" w:cs="David"/>
-          <w:rtl/>
-        </w:rPr>
-      </w:pPr>
-    </w:p>
-    <w:p>
-      <w:pPr>
-        <w:rPr>
-          <w:rFonts w:ascii="Arial" w:hAnsi="Arial" w:cs="David"/>
-          <w:rtl/>
-        </w:rPr>
-      </w:pPr>
-    </w:p>
-    <w:p>
-      <w:pPr>
-        <w:rPr>
-          <w:rFonts w:ascii="Arial" w:hAnsi="Arial" w:cs="David"/>
-          <w:rtl/>
-        </w:rPr>
-      </w:pPr>
-    </w:p>
-    <w:p>
-      <w:pPr>
-        <w:rPr>
-          <w:rFonts w:ascii="Arial" w:hAnsi="Arial" w:cs="David"/>
-          <w:rtl/>
-        </w:rPr>
-      </w:pPr>
-    </w:p>
-    <w:p>
-      <w:pPr>
-        <w:rPr>
-          <w:rFonts w:ascii="Arial" w:hAnsi="Arial" w:cs="David"/>
-          <w:rtl/>
-        </w:rPr>
-      </w:pPr>
-    </w:p>
-    <w:p>
-      <w:pPr>
-        <w:rPr>
-          <w:rFonts w:ascii="Arial" w:hAnsi="Arial" w:cs="David"/>
-          <w:rtl/>
-        </w:rPr>
-      </w:pPr>
-    </w:p>
-    <w:p>
-      <w:pPr>
-        <w:rPr>
-          <w:rFonts w:ascii="Arial" w:hAnsi="Arial" w:cs="David"/>
-          <w:rtl/>
-        </w:rPr>
-      </w:pPr>
-    </w:p>
-    <w:p>
-      <w:pPr>
-        <w:rPr>
-          <w:rFonts w:ascii="Arial" w:hAnsi="Arial" w:cs="David"/>
-          <w:rtl/>
-        </w:rPr>
-      </w:pPr>
-    </w:p>
-    <w:p>
-      <w:pPr>
-        <w:rPr>
-          <w:rFonts w:ascii="Arial" w:hAnsi="Arial" w:cs="David"/>
-          <w:rtl/>
-        </w:rPr>
-      </w:pPr>
-    </w:p>
-    <w:p>
-      <w:pPr>
-        <w:rPr>
-          <w:rFonts w:ascii="Arial" w:hAnsi="Arial" w:cs="David"/>
-          <w:rtl/>
-        </w:rPr>
-      </w:pPr>
-    </w:p>
-    <w:p>
-      <w:pPr>
-        <w:rPr>
-          <w:rFonts w:ascii="Arial" w:hAnsi="Arial" w:cs="David"/>
-          <w:rtl/>
-        </w:rPr>
-      </w:pPr>
-    </w:p>
-    <w:p>
-      <w:pPr>
-        <w:rPr>
-          <w:rFonts w:ascii="Arial" w:hAnsi="Arial" w:cs="David" w:hint="cs"/>
-          <w:rtl/>
-        </w:rPr>
-      </w:pPr>
-    </w:p>
-    <w:p>
-      <w:pPr>
-        <w:rPr>
-          <w:rFonts w:ascii="Arial" w:hAnsi="Arial" w:cs="David"/>
-          <w:rtl/>
-        </w:rPr>
-      </w:pPr>
-    </w:p>
-    <w:p>
-      <w:pPr>
-        <w:rPr>
-          <w:rFonts w:ascii="Arial" w:hAnsi="Arial" w:cs="David"/>
-          <w:rtl/>
-        </w:rPr>
-      </w:pPr>
-    </w:p>
-    <w:p>
-      <w:pPr>
-        <w:tabs>
-          <w:tab w:val="left" w:pos="2951"/>
-        </w:tabs>
-        <w:rPr>
-          <w:rFonts w:ascii="Arial" w:hAnsi="Arial" w:cs="David"/>
-        </w:rPr>
-      </w:pPr>
-    </w:p>
-    <w:p>
-      <w:pPr>
-        <w:rPr>
-          <w:rFonts w:ascii="Arial" w:hAnsi="Arial" w:cs="David"/>
-          <w:u w:val="single"/>
-        </w:rPr>
-      </w:pPr>
-    </w:p>
-    <w:p>
-      <w:pPr>
-        <w:rPr>
-          <w:rFonts w:ascii="Arial" w:hAnsi="Arial" w:cs="David" w:hint="cs"/>
-          <w:u w:val="single"/>
-          <w:rtl/>
-        </w:rPr>
-      </w:pPr>
-    </w:p>
-    <w:p>
-      <w:pPr>
-        <w:rPr>
-          <w:rFonts w:ascii="Arial" w:hAnsi="Arial" w:cs="David" w:hint="cs"/>
-          <w:u w:val="single"/>
-          <w:rtl/>
-        </w:rPr>
-      </w:pPr>
-      <w:r>
-        <w:rPr>
-          <w:noProof/>
-        </w:rPr>
-        <w:pict w14:anchorId="4941268C">
-          <v:shape id="_x0000_s2112" type="#_x0000_t75" style="position:absolute;left:0;text-align:left;margin-left:15.5pt;margin-top:19.15pt;width:495.8pt;height:609.4pt;z-index:-251658240;visibility:visible" wrapcoords="-38 0 -38 21569 21600 21569 21600 0 -38 0">
-            <v:imagedata r:id="rId31" o:title=""/>
-            <w10:wrap type="tight"/>
-          </v:shape>
-        </w:pict>
-      </w:r>
-    </w:p>
-    <w:p>
-      <w:pPr>
-        <w:rPr>
-          <w:rFonts w:ascii="Arial" w:hAnsi="Arial" w:cs="David" w:hint="cs"/>
-          <w:u w:val="single"/>
-          <w:rtl/>
-        </w:rPr>
-      </w:pPr>
-    </w:p>
-    <w:p>
-      <w:pPr>
-        <w:rPr>
-          <w:rFonts w:ascii="Arial" w:hAnsi="Arial" w:cs="David" w:hint="cs"/>
-          <w:u w:val="single"/>
-          <w:rtl/>
-        </w:rPr>
-      </w:pPr>
-    </w:p>
-    <w:p>
-      <w:pPr>
-        <w:rPr>
-          <w:rFonts w:ascii="Arial" w:hAnsi="Arial" w:cs="David" w:hint="cs"/>
-          <w:u w:val="single"/>
-          <w:rtl/>
-        </w:rPr>
-      </w:pPr>
-      <w:r>
-        <w:rPr>
-          <w:noProof/>
-        </w:rPr>
-        <w:pict w14:anchorId="6370A35F">
-          <v:shape id="_x0000_s2113" type="#_x0000_t75" style="position:absolute;left:0;text-align:left;margin-left:45.65pt;margin-top:3.4pt;width:6in;height:560.25pt;z-index:-251657216;visibility:visible" wrapcoords="-38 0 -38 21571 21600 21571 21600 0 -38 0">
-            <v:imagedata r:id="rId32" o:title=""/>
-            <w10:wrap type="tight"/>
-          </v:shape>
-        </w:pict>
-      </w:r>
-    </w:p>
-    <w:p>
-      <w:pPr>
-        <w:rPr>
-          <w:rFonts w:ascii="Arial" w:hAnsi="Arial" w:cs="David" w:hint="cs"/>
-          <w:u w:val="single"/>
-          <w:rtl/>
-        </w:rPr>
-      </w:pPr>
-    </w:p>
-    <w:p>
-      <w:pPr>
-        <w:ind w:firstLine="118"/>
-        <w:rPr>
-          <w:rFonts w:ascii="Arial" w:hAnsi="Arial" w:cs="David"/>
-          <w:b/>
-          <w:bCs/>
-          <w:sz w:val="28"/>
-          <w:szCs w:val="28"/>
-          <w:rtl/>
-        </w:rPr>
-      </w:pPr>
-      <w:r>
-        <w:rPr>
-          <w:rFonts w:ascii="Arial" w:hAnsi="Arial" w:cs="David" w:hint="cs"/>
-          <w:b/>
-          <w:bCs/>
-          <w:sz w:val="28"/>
-          <w:szCs w:val="28"/>
-          <w:rtl/>
-        </w:rPr>
-        <w:t>נספח ב: נתוני חדירות הפלדות :</w:t>
-      </w:r>
-    </w:p>
-    <w:p>
-      <w:pPr>
-        <w:ind w:firstLine="118"/>
-        <w:rPr>
-          <w:rFonts w:ascii="Arial" w:hAnsi="Arial" w:cs="David"/>
-          <w:b/>
-          <w:bCs/>
-          <w:sz w:val="28"/>
-          <w:szCs w:val="28"/>
-          <w:rtl/>
-        </w:rPr>
-      </w:pPr>
-    </w:p>
-    <w:p>
-      <w:pPr>
-        <w:jc w:val="center"/>
-        <w:rPr>
-          <w:rFonts w:ascii="Arial" w:hAnsi="Arial" w:cs="David"/>
-          <w:b/>
-          <w:bCs/>
-          <w:sz w:val="28"/>
-          <w:szCs w:val="28"/>
-          <w:rtl/>
-        </w:rPr>
-      </w:pPr>
-    </w:p>
-    <w:p>
-      <w:pPr>
-        <w:jc w:val="center"/>
-        <w:rPr>
-          <w:rFonts w:ascii="Arial" w:hAnsi="Arial" w:cs="David"/>
-          <w:b/>
-          <w:bCs/>
-          <w:sz w:val="28"/>
-          <w:szCs w:val="28"/>
-          <w:rtl/>
-        </w:rPr>
-      </w:pPr>
-    </w:p>
-    <w:p>
-      <w:pPr>
-        <w:jc w:val="center"/>
-        <w:rPr>
-          <w:rFonts w:ascii="Arial" w:hAnsi="Arial" w:cs="Arial"/>
-          <w:b/>
-          <w:bCs/>
-          <w:sz w:val="28"/>
-          <w:szCs w:val="28"/>
-          <w:rtl/>
-        </w:rPr>
-      </w:pPr>
-      <w:r>
-        <w:rPr>
-          <w:rFonts w:ascii="Arial" w:hAnsi="Arial" w:cs="David" w:hint="cs"/>
-          <w:b/>
-          <w:bCs/>
-          <w:sz w:val="28"/>
-          <w:szCs w:val="28"/>
-          <w:rtl/>
-        </w:rPr>
-        <w:t>חדירות של הפלדה בעובי 0.35</w:t>
-      </w:r>
-    </w:p>
-    <w:p>
-      <w:pPr>
-        <w:ind w:firstLine="118"/>
-        <w:jc w:val="center"/>
-        <w:rPr>
-          <w:rFonts w:ascii="Arial" w:hAnsi="Arial" w:cs="Arial"/>
-          <w:sz w:val="28"/>
-          <w:szCs w:val="28"/>
-          <w:rtl/>
-        </w:rPr>
-      </w:pPr>
-      <w:r>
-        <w:rPr>
-          <w:noProof/>
-          <w:lang w:eastAsia="en-US"/>
-        </w:rPr>
-        <w:pict>
-          <v:shape id="_x0000_i1038" type="#_x0000_t75" style="width:523.4pt;height:529.05pt;visibility:visible">
-            <v:imagedata r:id="rId33" o:title=""/>
-          </v:shape>
-        </w:pict>
-      </w:r>
-    </w:p>
-    <w:p>
-      <w:pPr>
-        <w:ind w:firstLine="118"/>
-        <w:jc w:val="center"/>
-        <w:rPr>
-          <w:rFonts w:ascii="Arial" w:hAnsi="Arial" w:cs="Arial"/>
-          <w:sz w:val="28"/>
-          <w:szCs w:val="28"/>
-          <w:rtl/>
-        </w:rPr>
-      </w:pPr>
-    </w:p>
-    <w:p>
-      <w:pPr>
-        <w:ind w:firstLine="118"/>
-        <w:jc w:val="center"/>
-        <w:rPr>
-          <w:rFonts w:ascii="Arial" w:hAnsi="Arial" w:cs="Arial"/>
-          <w:sz w:val="28"/>
-          <w:szCs w:val="28"/>
-          <w:rtl/>
-        </w:rPr>
-      </w:pPr>
-    </w:p>
-    <w:bookmarkEnd w:id="19"/>
-    <w:p>
-      <w:pPr>
-        <w:ind w:firstLine="118"/>
-        <w:jc w:val="center"/>
-        <w:rPr>
-          <w:rFonts w:ascii="Arial" w:hAnsi="Arial" w:cs="Arial"/>
-          <w:sz w:val="28"/>
-          <w:szCs w:val="28"/>
-          <w:rtl/>
-        </w:rPr>
-      </w:pPr>
-    </w:p>
-    <w:p>
-      <w:pPr>
-        <w:jc w:val="center"/>
-        <w:rPr>
-          <w:rFonts w:ascii="Arial" w:hAnsi="Arial" w:cs="David"/>
-          <w:b/>
-          <w:bCs/>
-          <w:sz w:val="28"/>
-          <w:szCs w:val="28"/>
-          <w:rtl/>
-        </w:rPr>
-      </w:pPr>
-    </w:p>
-    <w:p>
-      <w:pPr>
-        <w:jc w:val="center"/>
-        <w:rPr>
-          <w:rFonts w:ascii="Arial" w:hAnsi="Arial" w:cs="David"/>
-          <w:b/>
-          <w:bCs/>
-          <w:sz w:val="28"/>
-          <w:szCs w:val="28"/>
-          <w:rtl/>
-        </w:rPr>
-      </w:pPr>
-    </w:p>
-    <w:p>
-      <w:pPr>
-        <w:jc w:val="center"/>
-        <w:rPr>
-          <w:rFonts w:ascii="Arial" w:hAnsi="Arial" w:cs="Arial"/>
-          <w:b/>
-          <w:bCs/>
-          <w:sz w:val="28"/>
-          <w:szCs w:val="28"/>
-          <w:rtl/>
-        </w:rPr>
-      </w:pPr>
-      <w:r>
-        <w:rPr>
-          <w:rFonts w:ascii="Arial" w:hAnsi="Arial" w:cs="David" w:hint="cs"/>
-          <w:b/>
-          <w:bCs/>
-          <w:sz w:val="28"/>
-          <w:szCs w:val="28"/>
-          <w:rtl/>
-        </w:rPr>
-        <w:t>חדירות של הפלדה בעובי 0.5</w:t>
-      </w:r>
-    </w:p>
-    <w:p>
-      <w:pPr>
-        <w:rPr>
-          <w:rFonts w:ascii="Arial" w:hAnsi="Arial" w:cs="Arial"/>
-          <w:sz w:val="28"/>
-          <w:szCs w:val="28"/>
-          <w:rtl/>
-        </w:rPr>
-      </w:pPr>
-    </w:p>
-    <w:p>
-      <w:pPr>
-        <w:rPr>
-          <w:rFonts w:ascii="Arial" w:hAnsi="Arial" w:cs="Arial"/>
-          <w:sz w:val="28"/>
-          <w:szCs w:val="28"/>
-          <w:rtl/>
-        </w:rPr>
-      </w:pPr>
-      <w:r>
-        <w:rPr>
-          <w:noProof/>
-          <w:lang w:eastAsia="en-US"/>
-        </w:rPr>
-        <w:pict>
-          <v:shape id="_x0000_i1039" type="#_x0000_t75" style="width:523.4pt;height:512.15pt;visibility:visible">
-            <v:imagedata r:id="rId34" o:title=""/>
-          </v:shape>
-        </w:pict>
-      </w:r>
-    </w:p>
-    <w:p>
-      <w:pPr>
-        <w:rPr>
-          <w:rFonts w:ascii="Arial" w:hAnsi="Arial" w:cs="Arial"/>
-          <w:sz w:val="28"/>
-          <w:szCs w:val="28"/>
-          <w:rtl/>
-        </w:rPr>
-      </w:pPr>
-    </w:p>
-    <w:p>
-      <w:pPr>
-        <w:tabs>
-          <w:tab w:val="left" w:pos="4571"/>
-        </w:tabs>
-        <w:ind w:firstLine="118"/>
-        <w:rPr>
-          <w:rFonts w:ascii="Arial" w:hAnsi="Arial" w:cs="David"/>
-          <w:b/>
-          <w:bCs/>
-          <w:sz w:val="28"/>
-          <w:szCs w:val="28"/>
-          <w:rtl/>
-        </w:rPr>
-      </w:pPr>
-    </w:p>
-    <w:p>
-      <w:pPr>
-        <w:tabs>
-          <w:tab w:val="left" w:pos="4571"/>
-        </w:tabs>
-        <w:ind w:firstLine="118"/>
-        <w:rPr>
-          <w:rFonts w:ascii="Arial" w:hAnsi="Arial" w:cs="David"/>
-          <w:b/>
-          <w:bCs/>
-          <w:sz w:val="28"/>
-          <w:szCs w:val="28"/>
-          <w:rtl/>
-        </w:rPr>
-      </w:pPr>
-    </w:p>
-    <w:p>
-      <w:pPr>
-        <w:tabs>
-          <w:tab w:val="left" w:pos="4571"/>
-        </w:tabs>
-        <w:ind w:firstLine="118"/>
-        <w:rPr>
-          <w:rFonts w:ascii="Arial" w:hAnsi="Arial" w:cs="David"/>
-          <w:b/>
-          <w:bCs/>
-          <w:sz w:val="28"/>
-          <w:szCs w:val="28"/>
-          <w:rtl/>
-        </w:rPr>
-      </w:pPr>
-    </w:p>
-    <w:p>
-      <w:pPr>
-        <w:tabs>
-          <w:tab w:val="left" w:pos="4571"/>
-        </w:tabs>
-        <w:ind w:firstLine="118"/>
-        <w:rPr>
-          <w:rFonts w:ascii="Arial" w:hAnsi="Arial" w:cs="David"/>
-          <w:b/>
-          <w:bCs/>
-          <w:sz w:val="28"/>
-          <w:szCs w:val="28"/>
-          <w:rtl/>
-        </w:rPr>
-      </w:pPr>
-    </w:p>
-    <w:p>
-      <w:pPr>
-        <w:tabs>
-          <w:tab w:val="left" w:pos="4571"/>
-        </w:tabs>
-        <w:ind w:firstLine="118"/>
-        <w:rPr>
-          <w:rFonts w:ascii="Arial" w:hAnsi="Arial" w:cs="David"/>
-          <w:b/>
-          <w:bCs/>
-          <w:sz w:val="28"/>
-          <w:szCs w:val="28"/>
-          <w:rtl/>
-        </w:rPr>
-      </w:pPr>
-    </w:p>
-    <w:p>
-      <w:pPr>
-        <w:tabs>
-          <w:tab w:val="left" w:pos="4571"/>
-        </w:tabs>
-        <w:ind w:firstLine="118"/>
-        <w:rPr>
-          <w:rFonts w:ascii="Arial" w:hAnsi="Arial" w:cs="David"/>
-          <w:b/>
-          <w:bCs/>
-          <w:sz w:val="28"/>
-          <w:szCs w:val="28"/>
-          <w:rtl/>
-        </w:rPr>
-      </w:pPr>
-    </w:p>
-    <w:p>
-      <w:pPr>
-        <w:tabs>
-          <w:tab w:val="left" w:pos="4571"/>
-        </w:tabs>
-        <w:ind w:firstLine="118"/>
-        <w:rPr>
-          <w:rFonts w:ascii="Arial" w:hAnsi="Arial" w:cs="David"/>
-          <w:b/>
-          <w:bCs/>
-          <w:sz w:val="28"/>
-          <w:szCs w:val="28"/>
-          <w:rtl/>
-        </w:rPr>
-      </w:pPr>
-    </w:p>
-    <w:p>
-      <w:pPr>
-        <w:tabs>
-          <w:tab w:val="left" w:pos="4571"/>
-        </w:tabs>
-        <w:ind w:firstLine="118"/>
-        <w:rPr>
-          <w:rFonts w:ascii="Arial" w:hAnsi="Arial" w:cs="David"/>
-          <w:b/>
-          <w:bCs/>
-          <w:sz w:val="28"/>
-          <w:szCs w:val="28"/>
-          <w:rtl/>
-        </w:rPr>
-      </w:pPr>
-    </w:p>
-    <w:p>
-      <w:pPr>
-        <w:tabs>
-          <w:tab w:val="left" w:pos="4571"/>
-        </w:tabs>
-        <w:ind w:firstLine="118"/>
-        <w:rPr>
-          <w:rFonts w:ascii="Arial" w:hAnsi="Arial" w:cs="David"/>
-          <w:b/>
-          <w:bCs/>
-          <w:sz w:val="28"/>
-          <w:szCs w:val="28"/>
-          <w:rtl/>
-        </w:rPr>
-      </w:pPr>
-      <w:r>
-        <w:rPr>
-          <w:rFonts w:ascii="Arial" w:hAnsi="Arial" w:cs="David" w:hint="cs"/>
-          <w:b/>
-          <w:bCs/>
-          <w:sz w:val="28"/>
-          <w:szCs w:val="28"/>
-          <w:rtl/>
-        </w:rPr>
-        <w:t>נספח ג: נתונים של האלומיניום דל הפחמן:</w:t>
-      </w:r>
-    </w:p>
-    <w:p>
-      <w:pPr>
-        <w:tabs>
-          <w:tab w:val="left" w:pos="4571"/>
-        </w:tabs>
-        <w:ind w:firstLine="118"/>
-        <w:rPr>
-          <w:rFonts w:ascii="Arial" w:hAnsi="Arial" w:cs="Arial"/>
-          <w:sz w:val="28"/>
-          <w:szCs w:val="28"/>
-          <w:rtl/>
-        </w:rPr>
-      </w:pPr>
-    </w:p>
-    <w:p>
-      <w:pPr>
-        <w:ind w:firstLine="118"/>
-        <w:jc w:val="center"/>
-        <w:rPr>
-          <w:rFonts w:ascii="Arial" w:hAnsi="Arial" w:cs="Arial"/>
-          <w:sz w:val="28"/>
-          <w:szCs w:val="28"/>
-          <w:rtl/>
-        </w:rPr>
-      </w:pPr>
-      <w:r>
-        <w:rPr>
-          <w:noProof/>
-          <w:lang w:eastAsia="en-US"/>
-        </w:rPr>
-        <w:pict>
-          <v:shape id="_x0000_i1040" type="#_x0000_t75" style="width:445.75pt;height:609.8pt;visibility:visible">
-            <v:imagedata r:id="rId35" o:title=""/>
-          </v:shape>
-        </w:pict>
+      </w:pPr>
+      <w:r>
+        <w:rPr>
+          <w:color w:val="FFFFFF"/>
+          <w:sz w:val="10"/>
+          <w:szCs w:val="10"/>
+        </w:rPr>
+        <w:t xml:space="preserve">SIGNATUREHERE</w:t>
       </w:r>
     </w:p>
     <w:sectPr>

--- a/apps/api/templates/קרינה-הצעת-מחיר-למיגון-קרינה-אלקטרומגנטית-doc-.docx
+++ b/apps/api/templates/קרינה-הצעת-מחיר-למיגון-קרינה-אלקטרומגנטית-doc-.docx
@@ -3918,7 +3918,8 @@
     <w:tbl>
       <w:tblPr>
         <w:bidiVisual/>
-        <w:tblW w:w="0" w:type="auto"/>
+        <w:tblW w:w="10466" w:type="dxa"/>
+        <w:tblLayout w:type="fixed"/>
         <w:tblBorders>
           <w:top w:val="single" w:sz="4" w:space="0" w:color="auto"/>
           <w:left w:val="single" w:sz="4" w:space="0" w:color="auto"/>
@@ -3930,23 +3931,30 @@
         <w:tblLook w:val="04A0" w:firstRow="1" w:lastRow="0" w:firstColumn="1" w:lastColumn="0" w:noHBand="0" w:noVBand="1"/>
       </w:tblPr>
       <w:tblGrid>
-        <w:gridCol w:w="911"/>
-        <w:gridCol w:w="911"/>
-        <w:gridCol w:w="3142"/>
-        <w:gridCol w:w="851"/>
-        <w:gridCol w:w="1177"/>
-        <w:gridCol w:w="1073"/>
-        <w:gridCol w:w="1764"/>
+        <w:gridCol w:w="700"/>
+        <w:gridCol w:w="900"/>
+        <w:gridCol w:w="2900"/>
+        <w:gridCol w:w="900"/>
+        <w:gridCol w:w="1400"/>
+        <w:gridCol w:w="1400"/>
+        <w:gridCol w:w="2266"/>
       </w:tblGrid>
       <w:tr>
         <w:tc>
           <w:tcPr>
-            <w:tcW w:w="911" w:type="dxa"/>
+            <w:tcW w:w="700" w:type="dxa"/>
+            <w:tcBorders>
+              <w:top w:val="single" w:sz="4" w:space="0" w:color="auto"/>
+              <w:left w:val="single" w:sz="4" w:space="0" w:color="auto"/>
+              <w:bottom w:val="single" w:sz="4" w:space="0" w:color="auto"/>
+              <w:right w:val="single" w:sz="4" w:space="0" w:color="auto"/>
+            </w:tcBorders>
+            <w:hideMark/>
           </w:tcPr>
           <w:p>
             <w:pPr>
               <w:rPr>
-                <w:rFonts w:cs="David" w:hint="cs"/>
+                <w:rFonts w:cs="David"/>
                 <w:b/>
                 <w:bCs/>
                 <w:sz w:val="28"/>
@@ -3956,7 +3964,7 @@
             </w:pPr>
             <w:r>
               <w:rPr>
-                <w:rFonts w:cs="David" w:hint="cs"/>
+                <w:rFonts w:cs="David"/>
                 <w:b/>
                 <w:bCs/>
                 <w:sz w:val="28"/>
@@ -3969,12 +3977,19 @@
         </w:tc>
         <w:tc>
           <w:tcPr>
-            <w:tcW w:w="911" w:type="dxa"/>
+            <w:tcW w:w="900" w:type="dxa"/>
+            <w:tcBorders>
+              <w:top w:val="single" w:sz="4" w:space="0" w:color="auto"/>
+              <w:left w:val="single" w:sz="4" w:space="0" w:color="auto"/>
+              <w:bottom w:val="single" w:sz="4" w:space="0" w:color="auto"/>
+              <w:right w:val="single" w:sz="4" w:space="0" w:color="auto"/>
+            </w:tcBorders>
+            <w:hideMark/>
           </w:tcPr>
           <w:p>
             <w:pPr>
               <w:rPr>
-                <w:rFonts w:cs="David" w:hint="cs"/>
+                <w:rFonts w:cs="David"/>
                 <w:b/>
                 <w:bCs/>
                 <w:sz w:val="28"/>
@@ -3984,7 +3999,7 @@
             </w:pPr>
             <w:r>
               <w:rPr>
-                <w:rFonts w:cs="David" w:hint="cs"/>
+                <w:rFonts w:cs="David"/>
                 <w:b/>
                 <w:bCs/>
                 <w:sz w:val="28"/>
@@ -3997,12 +4012,19 @@
         </w:tc>
         <w:tc>
           <w:tcPr>
-            <w:tcW w:w="3142" w:type="dxa"/>
+            <w:tcW w:w="2900" w:type="dxa"/>
+            <w:tcBorders>
+              <w:top w:val="single" w:sz="4" w:space="0" w:color="auto"/>
+              <w:left w:val="single" w:sz="4" w:space="0" w:color="auto"/>
+              <w:bottom w:val="single" w:sz="4" w:space="0" w:color="auto"/>
+              <w:right w:val="single" w:sz="4" w:space="0" w:color="auto"/>
+            </w:tcBorders>
+            <w:hideMark/>
           </w:tcPr>
           <w:p>
             <w:pPr>
               <w:rPr>
-                <w:rFonts w:cs="David" w:hint="cs"/>
+                <w:rFonts w:cs="David"/>
                 <w:b/>
                 <w:bCs/>
                 <w:sz w:val="28"/>
@@ -4012,7 +4034,7 @@
             </w:pPr>
             <w:r>
               <w:rPr>
-                <w:rFonts w:cs="David" w:hint="cs"/>
+                <w:rFonts w:cs="David"/>
                 <w:b/>
                 <w:bCs/>
                 <w:sz w:val="28"/>
@@ -4025,12 +4047,19 @@
         </w:tc>
         <w:tc>
           <w:tcPr>
-            <w:tcW w:w="851" w:type="dxa"/>
+            <w:tcW w:w="900" w:type="dxa"/>
+            <w:tcBorders>
+              <w:top w:val="single" w:sz="4" w:space="0" w:color="auto"/>
+              <w:left w:val="single" w:sz="4" w:space="0" w:color="auto"/>
+              <w:bottom w:val="single" w:sz="4" w:space="0" w:color="auto"/>
+              <w:right w:val="single" w:sz="4" w:space="0" w:color="auto"/>
+            </w:tcBorders>
+            <w:hideMark/>
           </w:tcPr>
           <w:p>
             <w:pPr>
               <w:rPr>
-                <w:rFonts w:cs="David" w:hint="cs"/>
+                <w:rFonts w:cs="David"/>
                 <w:b/>
                 <w:bCs/>
                 <w:sz w:val="28"/>
@@ -4040,7 +4069,7 @@
             </w:pPr>
             <w:r>
               <w:rPr>
-                <w:rFonts w:cs="David" w:hint="cs"/>
+                <w:rFonts w:cs="David"/>
                 <w:b/>
                 <w:bCs/>
                 <w:sz w:val="28"/>
@@ -4053,12 +4082,19 @@
         </w:tc>
         <w:tc>
           <w:tcPr>
-            <w:tcW w:w="1177" w:type="dxa"/>
+            <w:tcW w:w="1400" w:type="dxa"/>
+            <w:tcBorders>
+              <w:top w:val="single" w:sz="4" w:space="0" w:color="auto"/>
+              <w:left w:val="single" w:sz="4" w:space="0" w:color="auto"/>
+              <w:bottom w:val="single" w:sz="4" w:space="0" w:color="auto"/>
+              <w:right w:val="single" w:sz="4" w:space="0" w:color="auto"/>
+            </w:tcBorders>
+            <w:hideMark/>
           </w:tcPr>
           <w:p>
             <w:pPr>
               <w:rPr>
-                <w:rFonts w:cs="David" w:hint="cs"/>
+                <w:rFonts w:cs="David"/>
                 <w:b/>
                 <w:bCs/>
                 <w:sz w:val="28"/>
@@ -4068,7 +4104,7 @@
             </w:pPr>
             <w:r>
               <w:rPr>
-                <w:rFonts w:cs="David" w:hint="cs"/>
+                <w:rFonts w:cs="David"/>
                 <w:b/>
                 <w:bCs/>
                 <w:sz w:val="28"/>
@@ -4081,12 +4117,19 @@
         </w:tc>
         <w:tc>
           <w:tcPr>
-            <w:tcW w:w="1073" w:type="dxa"/>
+            <w:tcW w:w="1400" w:type="dxa"/>
+            <w:tcBorders>
+              <w:top w:val="single" w:sz="4" w:space="0" w:color="auto"/>
+              <w:left w:val="single" w:sz="4" w:space="0" w:color="auto"/>
+              <w:bottom w:val="single" w:sz="4" w:space="0" w:color="auto"/>
+              <w:right w:val="single" w:sz="4" w:space="0" w:color="auto"/>
+            </w:tcBorders>
+            <w:hideMark/>
           </w:tcPr>
           <w:p>
             <w:pPr>
               <w:rPr>
-                <w:rFonts w:cs="David" w:hint="cs"/>
+                <w:rFonts w:cs="David"/>
                 <w:b/>
                 <w:bCs/>
                 <w:sz w:val="28"/>
@@ -4096,7 +4139,7 @@
             </w:pPr>
             <w:r>
               <w:rPr>
-                <w:rFonts w:cs="David" w:hint="cs"/>
+                <w:rFonts w:cs="David"/>
                 <w:b/>
                 <w:bCs/>
                 <w:sz w:val="28"/>
@@ -4109,12 +4152,18 @@
         </w:tc>
         <w:tc>
           <w:tcPr>
-            <w:tcW w:w="1764" w:type="dxa"/>
+            <w:tcW w:w="2266" w:type="dxa"/>
+            <w:tcBorders>
+              <w:top w:val="single" w:sz="4" w:space="0" w:color="auto"/>
+              <w:left w:val="single" w:sz="4" w:space="0" w:color="auto"/>
+              <w:bottom w:val="single" w:sz="4" w:space="0" w:color="auto"/>
+              <w:right w:val="single" w:sz="4" w:space="0" w:color="auto"/>
+            </w:tcBorders>
           </w:tcPr>
           <w:p>
             <w:pPr>
               <w:rPr>
-                <w:rFonts w:cs="David" w:hint="cs"/>
+                <w:rFonts w:cs="David"/>
                 <w:b/>
                 <w:bCs/>
                 <w:sz w:val="28"/>
@@ -4124,7 +4173,7 @@
             </w:pPr>
             <w:r>
               <w:rPr>
-                <w:rFonts w:cs="David" w:hint="cs"/>
+                <w:rFonts w:cs="David"/>
                 <w:b/>
                 <w:bCs/>
                 <w:sz w:val="28"/>
@@ -4137,7 +4186,7 @@
           <w:p>
             <w:pPr>
               <w:rPr>
-                <w:rFonts w:cs="David" w:hint="cs"/>
+                <w:rFonts w:cs="David"/>
                 <w:b/>
                 <w:bCs/>
                 <w:sz w:val="28"/>
@@ -4151,10 +4200,28 @@
       <w:tr>
         <w:tc>
           <w:tcPr>
-            <w:tcW w:w="911" w:type="dxa"/>
+            <w:tcW w:w="700" w:type="dxa"/>
+            <w:tcBorders>
+              <w:top w:val="single" w:sz="4" w:space="0" w:color="auto"/>
+              <w:left w:val="single" w:sz="4" w:space="0" w:color="auto"/>
+              <w:bottom w:val="single" w:sz="4" w:space="0" w:color="auto"/>
+              <w:right w:val="single" w:sz="4" w:space="0" w:color="auto"/>
+            </w:tcBorders>
           </w:tcPr>
           <w:p>
             <w:pPr>
+              <w:rPr>
+                <w:rFonts w:cs="David"/>
+                <w:b/>
+                <w:bCs/>
+                <w:sz w:val="28"/>
+                <w:szCs w:val="28"/>
+                <w:rtl/>
+              </w:rPr>
+            </w:pPr>
+            <w:bookmarkStart w:id="7" w:name="fldLine"/>
+            <w:bookmarkEnd w:id="7"/>
+            <w:r>
               <w:rPr>
                 <w:rFonts w:cs="David" w:hint="cs"/>
                 <w:b/>
@@ -4163,7 +4230,33 @@
                 <w:szCs w:val="28"/>
                 <w:rtl/>
               </w:rPr>
+              <w:t>{#items}{lineNumber}</w:t>
+            </w:r>
+          </w:p>
+        </w:tc>
+        <w:tc>
+          <w:tcPr>
+            <w:tcW w:w="900" w:type="dxa"/>
+            <w:tcBorders>
+              <w:top w:val="single" w:sz="4" w:space="0" w:color="auto"/>
+              <w:left w:val="single" w:sz="4" w:space="0" w:color="auto"/>
+              <w:bottom w:val="single" w:sz="4" w:space="0" w:color="auto"/>
+              <w:right w:val="single" w:sz="4" w:space="0" w:color="auto"/>
+            </w:tcBorders>
+          </w:tcPr>
+          <w:p>
+            <w:pPr>
+              <w:rPr>
+                <w:rFonts w:cs="David"/>
+                <w:b/>
+                <w:bCs/>
+                <w:sz w:val="28"/>
+                <w:szCs w:val="28"/>
+                <w:rtl/>
+              </w:rPr>
             </w:pPr>
+            <w:bookmarkStart w:id="8" w:name="fldMakat"/>
+            <w:bookmarkEnd w:id="8"/>
             <w:r>
               <w:rPr>
                 <w:rFonts w:cs="David" w:hint="cs"/>
@@ -4173,16 +4266,10 @@
                 <w:szCs w:val="28"/>
                 <w:rtl/>
               </w:rPr>
-              <w:t xml:space="preserve">{#items}{lineNumber}</w:t>
+              <w:t>{</w:t>
             </w:r>
-          </w:p>
-        </w:tc>
-        <w:tc>
-          <w:tcPr>
-            <w:tcW w:w="911" w:type="dxa"/>
-          </w:tcPr>
-          <w:p>
-            <w:pPr>
+            <w:proofErr w:type="spellStart"/>
+            <w:r>
               <w:rPr>
                 <w:rFonts w:cs="David" w:hint="cs"/>
                 <w:b/>
@@ -4191,7 +4278,9 @@
                 <w:szCs w:val="28"/>
                 <w:rtl/>
               </w:rPr>
-            </w:pPr>
+              <w:t>itemCode</w:t>
+            </w:r>
+            <w:proofErr w:type="spellEnd"/>
             <w:r>
               <w:rPr>
                 <w:rFonts w:cs="David" w:hint="cs"/>
@@ -4201,16 +4290,34 @@
                 <w:szCs w:val="28"/>
                 <w:rtl/>
               </w:rPr>
-              <w:t xml:space="preserve">{itemCode}</w:t>
+              <w:t>}</w:t>
             </w:r>
           </w:p>
         </w:tc>
         <w:tc>
           <w:tcPr>
-            <w:tcW w:w="3142" w:type="dxa"/>
+            <w:tcW w:w="2900" w:type="dxa"/>
+            <w:tcBorders>
+              <w:top w:val="single" w:sz="4" w:space="0" w:color="auto"/>
+              <w:left w:val="single" w:sz="4" w:space="0" w:color="auto"/>
+              <w:bottom w:val="single" w:sz="4" w:space="0" w:color="auto"/>
+              <w:right w:val="single" w:sz="4" w:space="0" w:color="auto"/>
+            </w:tcBorders>
           </w:tcPr>
           <w:p>
             <w:pPr>
+              <w:rPr>
+                <w:rFonts w:cs="David"/>
+                <w:b/>
+                <w:bCs/>
+                <w:sz w:val="28"/>
+                <w:szCs w:val="28"/>
+                <w:rtl/>
+              </w:rPr>
+            </w:pPr>
+            <w:bookmarkStart w:id="9" w:name="fldProduct"/>
+            <w:bookmarkEnd w:id="9"/>
+            <w:r>
               <w:rPr>
                 <w:rFonts w:cs="David" w:hint="cs"/>
                 <w:b/>
@@ -4219,7 +4326,9 @@
                 <w:szCs w:val="28"/>
                 <w:rtl/>
               </w:rPr>
-            </w:pPr>
+              <w:t>{</w:t>
+            </w:r>
+            <w:proofErr w:type="spellStart"/>
             <w:r>
               <w:rPr>
                 <w:rFonts w:cs="David" w:hint="cs"/>
@@ -4229,16 +4338,10 @@
                 <w:szCs w:val="28"/>
                 <w:rtl/>
               </w:rPr>
-              <w:t xml:space="preserve">{description}</w:t>
+              <w:t>description</w:t>
             </w:r>
-          </w:p>
-        </w:tc>
-        <w:tc>
-          <w:tcPr>
-            <w:tcW w:w="851" w:type="dxa"/>
-          </w:tcPr>
-          <w:p>
-            <w:pPr>
+            <w:proofErr w:type="spellEnd"/>
+            <w:r>
               <w:rPr>
                 <w:rFonts w:cs="David" w:hint="cs"/>
                 <w:b/>
@@ -4247,7 +4350,33 @@
                 <w:szCs w:val="28"/>
                 <w:rtl/>
               </w:rPr>
+              <w:t>}</w:t>
+            </w:r>
+          </w:p>
+        </w:tc>
+        <w:tc>
+          <w:tcPr>
+            <w:tcW w:w="900" w:type="dxa"/>
+            <w:tcBorders>
+              <w:top w:val="single" w:sz="4" w:space="0" w:color="auto"/>
+              <w:left w:val="single" w:sz="4" w:space="0" w:color="auto"/>
+              <w:bottom w:val="single" w:sz="4" w:space="0" w:color="auto"/>
+              <w:right w:val="single" w:sz="4" w:space="0" w:color="auto"/>
+            </w:tcBorders>
+          </w:tcPr>
+          <w:p>
+            <w:pPr>
+              <w:rPr>
+                <w:rFonts w:cs="David"/>
+                <w:b/>
+                <w:bCs/>
+                <w:sz w:val="28"/>
+                <w:szCs w:val="28"/>
+                <w:rtl/>
+              </w:rPr>
             </w:pPr>
+            <w:bookmarkStart w:id="10" w:name="fldAmmount"/>
+            <w:bookmarkEnd w:id="10"/>
             <w:r>
               <w:rPr>
                 <w:rFonts w:cs="David" w:hint="cs"/>
@@ -4257,16 +4386,10 @@
                 <w:szCs w:val="28"/>
                 <w:rtl/>
               </w:rPr>
-              <w:t xml:space="preserve">{quantity}</w:t>
+              <w:t>{</w:t>
             </w:r>
-          </w:p>
-        </w:tc>
-        <w:tc>
-          <w:tcPr>
-            <w:tcW w:w="1177" w:type="dxa"/>
-          </w:tcPr>
-          <w:p>
-            <w:pPr>
+            <w:proofErr w:type="spellStart"/>
+            <w:r>
               <w:rPr>
                 <w:rFonts w:cs="David" w:hint="cs"/>
                 <w:b/>
@@ -4275,7 +4398,9 @@
                 <w:szCs w:val="28"/>
                 <w:rtl/>
               </w:rPr>
-            </w:pPr>
+              <w:t>quantity</w:t>
+            </w:r>
+            <w:proofErr w:type="spellEnd"/>
             <w:r>
               <w:rPr>
                 <w:rFonts w:cs="David" w:hint="cs"/>
@@ -4285,16 +4410,34 @@
                 <w:szCs w:val="28"/>
                 <w:rtl/>
               </w:rPr>
-              <w:t xml:space="preserve">{unitPrice}</w:t>
+              <w:t>}</w:t>
             </w:r>
           </w:p>
         </w:tc>
         <w:tc>
           <w:tcPr>
-            <w:tcW w:w="1073" w:type="dxa"/>
+            <w:tcW w:w="1400" w:type="dxa"/>
+            <w:tcBorders>
+              <w:top w:val="single" w:sz="4" w:space="0" w:color="auto"/>
+              <w:left w:val="single" w:sz="4" w:space="0" w:color="auto"/>
+              <w:bottom w:val="single" w:sz="4" w:space="0" w:color="auto"/>
+              <w:right w:val="single" w:sz="4" w:space="0" w:color="auto"/>
+            </w:tcBorders>
           </w:tcPr>
           <w:p>
             <w:pPr>
+              <w:rPr>
+                <w:rFonts w:cs="David"/>
+                <w:b/>
+                <w:bCs/>
+                <w:sz w:val="28"/>
+                <w:szCs w:val="28"/>
+                <w:rtl/>
+              </w:rPr>
+            </w:pPr>
+            <w:bookmarkStart w:id="11" w:name="fldPrice"/>
+            <w:bookmarkEnd w:id="11"/>
+            <w:r>
               <w:rPr>
                 <w:rFonts w:cs="David" w:hint="cs"/>
                 <w:b/>
@@ -4303,7 +4446,9 @@
                 <w:szCs w:val="28"/>
                 <w:rtl/>
               </w:rPr>
-            </w:pPr>
+              <w:t>{</w:t>
+            </w:r>
+            <w:proofErr w:type="spellStart"/>
             <w:r>
               <w:rPr>
                 <w:rFonts w:cs="David" w:hint="cs"/>
@@ -4313,16 +4458,10 @@
                 <w:szCs w:val="28"/>
                 <w:rtl/>
               </w:rPr>
-              <w:t xml:space="preserve">{lineDiscountPercent}</w:t>
+              <w:t>unitPrice</w:t>
             </w:r>
-          </w:p>
-        </w:tc>
-        <w:tc>
-          <w:tcPr>
-            <w:tcW w:w="1764" w:type="dxa"/>
-          </w:tcPr>
-          <w:p>
-            <w:pPr>
+            <w:proofErr w:type="spellEnd"/>
+            <w:r>
               <w:rPr>
                 <w:rFonts w:cs="David" w:hint="cs"/>
                 <w:b/>
@@ -4331,7 +4470,33 @@
                 <w:szCs w:val="28"/>
                 <w:rtl/>
               </w:rPr>
+              <w:t>}</w:t>
+            </w:r>
+          </w:p>
+        </w:tc>
+        <w:tc>
+          <w:tcPr>
+            <w:tcW w:w="1400" w:type="dxa"/>
+            <w:tcBorders>
+              <w:top w:val="single" w:sz="4" w:space="0" w:color="auto"/>
+              <w:left w:val="single" w:sz="4" w:space="0" w:color="auto"/>
+              <w:bottom w:val="single" w:sz="4" w:space="0" w:color="auto"/>
+              <w:right w:val="single" w:sz="4" w:space="0" w:color="auto"/>
+            </w:tcBorders>
+          </w:tcPr>
+          <w:p>
+            <w:pPr>
+              <w:rPr>
+                <w:rFonts w:cs="David"/>
+                <w:b/>
+                <w:bCs/>
+                <w:sz w:val="28"/>
+                <w:szCs w:val="28"/>
+                <w:rtl/>
+              </w:rPr>
             </w:pPr>
+            <w:bookmarkStart w:id="12" w:name="fldLineDiscount"/>
+            <w:bookmarkEnd w:id="12"/>
             <w:r>
               <w:rPr>
                 <w:rFonts w:cs="David" w:hint="cs"/>
@@ -4341,7 +4506,115 @@
                 <w:szCs w:val="28"/>
                 <w:rtl/>
               </w:rPr>
-              <w:t xml:space="preserve">{lineTotal}{/items}</w:t>
+              <w:t>{</w:t>
+            </w:r>
+            <w:proofErr w:type="spellStart"/>
+            <w:r>
+              <w:rPr>
+                <w:rFonts w:cs="David" w:hint="cs"/>
+                <w:b/>
+                <w:bCs/>
+                <w:sz w:val="28"/>
+                <w:szCs w:val="28"/>
+                <w:rtl/>
+              </w:rPr>
+              <w:t>lineDiscountPercent</w:t>
+            </w:r>
+            <w:proofErr w:type="spellEnd"/>
+            <w:r>
+              <w:rPr>
+                <w:rFonts w:cs="David" w:hint="cs"/>
+                <w:b/>
+                <w:bCs/>
+                <w:sz w:val="28"/>
+                <w:szCs w:val="28"/>
+                <w:rtl/>
+              </w:rPr>
+              <w:t>}</w:t>
+            </w:r>
+          </w:p>
+        </w:tc>
+        <w:tc>
+          <w:tcPr>
+            <w:tcW w:w="2266" w:type="dxa"/>
+            <w:tcBorders>
+              <w:top w:val="single" w:sz="4" w:space="0" w:color="auto"/>
+              <w:left w:val="single" w:sz="4" w:space="0" w:color="auto"/>
+              <w:bottom w:val="single" w:sz="4" w:space="0" w:color="auto"/>
+              <w:right w:val="single" w:sz="4" w:space="0" w:color="auto"/>
+            </w:tcBorders>
+          </w:tcPr>
+          <w:p>
+            <w:pPr>
+              <w:rPr>
+                <w:rFonts w:cs="David"/>
+                <w:b/>
+                <w:bCs/>
+                <w:sz w:val="28"/>
+                <w:szCs w:val="28"/>
+                <w:rtl/>
+              </w:rPr>
+            </w:pPr>
+            <w:bookmarkStart w:id="13" w:name="fldLineTotal"/>
+            <w:bookmarkEnd w:id="13"/>
+            <w:r>
+              <w:rPr>
+                <w:rFonts w:cs="David" w:hint="cs"/>
+                <w:b/>
+                <w:bCs/>
+                <w:sz w:val="28"/>
+                <w:szCs w:val="28"/>
+                <w:rtl/>
+              </w:rPr>
+              <w:t>{</w:t>
+            </w:r>
+            <w:proofErr w:type="spellStart"/>
+            <w:r>
+              <w:rPr>
+                <w:rFonts w:cs="David" w:hint="cs"/>
+                <w:b/>
+                <w:bCs/>
+                <w:sz w:val="28"/>
+                <w:szCs w:val="28"/>
+                <w:rtl/>
+              </w:rPr>
+              <w:t>lineTotal</w:t>
+            </w:r>
+            <w:proofErr w:type="spellEnd"/>
+            <w:r>
+              <w:rPr>
+                <w:rFonts w:cs="David" w:hint="cs"/>
+                <w:b/>
+                <w:bCs/>
+                <w:sz w:val="28"/>
+                <w:szCs w:val="28"/>
+                <w:rtl/>
+              </w:rPr>
+              <w:t>}{/</w:t>
+            </w:r>
+            <w:proofErr w:type="spellStart"/>
+            <w:r>
+              <w:rPr>
+                <w:rFonts w:cs="David" w:hint="cs"/>
+                <w:b/>
+                <w:bCs/>
+                <w:sz w:val="28"/>
+                <w:szCs w:val="28"/>
+                <w:rtl/>
+              </w:rPr>
+              <w:t>items</w:t>
+            </w:r>
+            <w:proofErr w:type="spellEnd"/>
+            <w:r>
+              <w:rPr>
+                <w:rFonts w:cs="David" w:hint="cs"/>
+                <w:b/>
+                <w:bCs/>
+                <w:sz w:val="28"/>
+                <w:szCs w:val="28"/>
+                <w:rtl/>
+              </w:rPr>
+              <w:t>}</w:t>
             </w:r>
           </w:p>
         </w:tc>
@@ -4350,13 +4623,17 @@
     <w:p>
       <w:pPr>
         <w:rPr>
+          <w:rFonts w:cs="David"/>
           <w:vanish/>
+          <w:sz w:val="28"/>
+          <w:szCs w:val="28"/>
+          <w:rtl/>
         </w:rPr>
       </w:pPr>
     </w:p>
     <w:tbl>
       <w:tblPr>
-        <w:tblpPr w:leftFromText="180" w:rightFromText="180" w:vertAnchor="text" w:horzAnchor="page" w:tblpX="1340" w:tblpY="199"/>
+        <w:tblpPr w:leftFromText="180" w:rightFromText="180" w:vertAnchor="text" w:horzAnchor="page" w:tblpX="67" w:tblpY="199"/>
         <w:bidiVisual/>
         <w:tblW w:w="0" w:type="auto"/>
         <w:tblBorders>
@@ -4371,15 +4648,78 @@
       </w:tblPr>
       <w:tblGrid>
         <w:gridCol w:w="1764"/>
-        <w:gridCol w:w="1764"/>
+        <w:gridCol w:w="3145"/>
       </w:tblGrid>
       <w:tr>
         <w:tc>
           <w:tcPr>
             <w:tcW w:w="1764" w:type="dxa"/>
+            <w:tcBorders>
+              <w:top w:val="single" w:sz="4" w:space="0" w:color="auto"/>
+              <w:left w:val="single" w:sz="4" w:space="0" w:color="auto"/>
+              <w:bottom w:val="single" w:sz="4" w:space="0" w:color="auto"/>
+              <w:right w:val="single" w:sz="4" w:space="0" w:color="auto"/>
+            </w:tcBorders>
+            <w:hideMark/>
           </w:tcPr>
           <w:p>
             <w:pPr>
+              <w:rPr>
+                <w:rFonts w:cs="David"/>
+                <w:b/>
+                <w:bCs/>
+                <w:sz w:val="28"/>
+                <w:szCs w:val="28"/>
+              </w:rPr>
+            </w:pPr>
+            <w:r>
+              <w:rPr>
+                <w:rFonts w:cs="David"/>
+                <w:b/>
+                <w:bCs/>
+                <w:sz w:val="28"/>
+                <w:szCs w:val="28"/>
+                <w:rtl/>
+              </w:rPr>
+              <w:t>% הנחה</w:t>
+            </w:r>
+            <w:r>
+              <w:rPr>
+                <w:rFonts w:cs="David"/>
+                <w:b/>
+                <w:bCs/>
+                <w:sz w:val="28"/>
+                <w:szCs w:val="28"/>
+                <w:rtl/>
+              </w:rPr>
+              <w:br/>
+            </w:r>
+          </w:p>
+        </w:tc>
+        <w:tc>
+          <w:tcPr>
+            <w:tcW w:w="2414" w:type="dxa"/>
+            <w:tcBorders>
+              <w:top w:val="single" w:sz="4" w:space="0" w:color="auto"/>
+              <w:left w:val="single" w:sz="4" w:space="0" w:color="auto"/>
+              <w:bottom w:val="single" w:sz="4" w:space="0" w:color="auto"/>
+              <w:right w:val="single" w:sz="4" w:space="0" w:color="auto"/>
+            </w:tcBorders>
+          </w:tcPr>
+          <w:p>
+            <w:pPr>
+              <w:rPr>
+                <w:rFonts w:cs="David"/>
+                <w:b/>
+                <w:bCs/>
+                <w:sz w:val="28"/>
+                <w:szCs w:val="28"/>
+                <w:rtl/>
+              </w:rPr>
+            </w:pPr>
+            <w:bookmarkStart w:id="14" w:name="fldDiscount"/>
+            <w:bookmarkEnd w:id="14"/>
+            <w:r>
               <w:rPr>
                 <w:rFonts w:cs="David" w:hint="cs"/>
                 <w:b/>
@@ -4388,7 +4728,9 @@
                 <w:szCs w:val="28"/>
                 <w:rtl/>
               </w:rPr>
-            </w:pPr>
+              <w:t>{</w:t>
+            </w:r>
+            <w:proofErr w:type="spellStart"/>
             <w:r>
               <w:rPr>
                 <w:rFonts w:cs="David" w:hint="cs"/>
@@ -4398,27 +4740,10 @@
                 <w:szCs w:val="28"/>
                 <w:rtl/>
               </w:rPr>
-              <w:t>% הנחה</w:t>
+              <w:t>discountPercent</w:t>
             </w:r>
+            <w:proofErr w:type="spellEnd"/>
             <w:r>
-              <w:rPr>
-                <w:rFonts w:cs="David"/>
-                <w:b/>
-                <w:bCs/>
-                <w:sz w:val="28"/>
-                <w:szCs w:val="28"/>
-                <w:rtl/>
-              </w:rPr>
-              <w:br/>
-            </w:r>
-          </w:p>
-        </w:tc>
-        <w:tc>
-          <w:tcPr>
-            <w:tcW w:w="1764" w:type="dxa"/>
-          </w:tcPr>
-          <w:p>
-            <w:pPr>
               <w:rPr>
                 <w:rFonts w:cs="David" w:hint="cs"/>
                 <w:b/>
@@ -4427,17 +4752,7 @@
                 <w:szCs w:val="28"/>
                 <w:rtl/>
               </w:rPr>
-            </w:pPr>
-            <w:r>
-              <w:rPr>
-                <w:rFonts w:cs="David" w:hint="cs"/>
-                <w:b/>
-                <w:bCs/>
-                <w:sz w:val="28"/>
-                <w:szCs w:val="28"/>
-                <w:rtl/>
-              </w:rPr>
-              <w:t xml:space="preserve">{discountPercent}</w:t>
+              <w:t>}</w:t>
             </w:r>
           </w:p>
         </w:tc>
@@ -4446,9 +4761,62 @@
         <w:tc>
           <w:tcPr>
             <w:tcW w:w="1764" w:type="dxa"/>
+            <w:tcBorders>
+              <w:top w:val="single" w:sz="4" w:space="0" w:color="auto"/>
+              <w:left w:val="single" w:sz="4" w:space="0" w:color="auto"/>
+              <w:bottom w:val="single" w:sz="4" w:space="0" w:color="auto"/>
+              <w:right w:val="single" w:sz="4" w:space="0" w:color="auto"/>
+            </w:tcBorders>
+            <w:hideMark/>
           </w:tcPr>
           <w:p>
             <w:pPr>
+              <w:rPr>
+                <w:rFonts w:cs="David"/>
+                <w:b/>
+                <w:bCs/>
+                <w:sz w:val="28"/>
+                <w:szCs w:val="28"/>
+                <w:rtl/>
+              </w:rPr>
+            </w:pPr>
+            <w:r>
+              <w:rPr>
+                <w:rFonts w:cs="David"/>
+                <w:b/>
+                <w:bCs/>
+                <w:sz w:val="28"/>
+                <w:szCs w:val="28"/>
+                <w:rtl/>
+              </w:rPr>
+              <w:t>סה"כ לאחר הנחה</w:t>
+            </w:r>
+          </w:p>
+        </w:tc>
+        <w:tc>
+          <w:tcPr>
+            <w:tcW w:w="2414" w:type="dxa"/>
+            <w:tcBorders>
+              <w:top w:val="single" w:sz="4" w:space="0" w:color="auto"/>
+              <w:left w:val="single" w:sz="4" w:space="0" w:color="auto"/>
+              <w:bottom w:val="single" w:sz="4" w:space="0" w:color="auto"/>
+              <w:right w:val="single" w:sz="4" w:space="0" w:color="auto"/>
+            </w:tcBorders>
+          </w:tcPr>
+          <w:p>
+            <w:pPr>
+              <w:rPr>
+                <w:rFonts w:cs="David"/>
+                <w:b/>
+                <w:bCs/>
+                <w:sz w:val="28"/>
+                <w:szCs w:val="28"/>
+                <w:rtl/>
+              </w:rPr>
+            </w:pPr>
+            <w:bookmarkStart w:id="15" w:name="fldTotalAfterDiscount"/>
+            <w:bookmarkEnd w:id="15"/>
+            <w:r>
               <w:rPr>
                 <w:rFonts w:cs="David" w:hint="cs"/>
                 <w:b/>
@@ -4457,7 +4825,9 @@
                 <w:szCs w:val="28"/>
                 <w:rtl/>
               </w:rPr>
-            </w:pPr>
+              <w:t>{</w:t>
+            </w:r>
+            <w:proofErr w:type="spellStart"/>
             <w:r>
               <w:rPr>
                 <w:rFonts w:cs="David" w:hint="cs"/>
@@ -4467,16 +4837,10 @@
                 <w:szCs w:val="28"/>
                 <w:rtl/>
               </w:rPr>
-              <w:t>סה"כ לאחר הנחה</w:t>
+              <w:t>subtotalAfterDiscount</w:t>
             </w:r>
-          </w:p>
-        </w:tc>
-        <w:tc>
-          <w:tcPr>
-            <w:tcW w:w="1764" w:type="dxa"/>
-          </w:tcPr>
-          <w:p>
-            <w:pPr>
+            <w:proofErr w:type="spellEnd"/>
+            <w:r>
               <w:rPr>
                 <w:rFonts w:cs="David" w:hint="cs"/>
                 <w:b/>
@@ -4485,17 +4849,7 @@
                 <w:szCs w:val="28"/>
                 <w:rtl/>
               </w:rPr>
-            </w:pPr>
-            <w:r>
-              <w:rPr>
-                <w:rFonts w:cs="David" w:hint="cs"/>
-                <w:b/>
-                <w:bCs/>
-                <w:sz w:val="28"/>
-                <w:szCs w:val="28"/>
-                <w:rtl/>
-              </w:rPr>
-              <w:t xml:space="preserve">{subtotalAfterDiscount}</w:t>
+              <w:t>}</w:t>
             </w:r>
           </w:p>
         </w:tc>
@@ -4504,9 +4858,62 @@
         <w:tc>
           <w:tcPr>
             <w:tcW w:w="1764" w:type="dxa"/>
+            <w:tcBorders>
+              <w:top w:val="single" w:sz="4" w:space="0" w:color="auto"/>
+              <w:left w:val="single" w:sz="4" w:space="0" w:color="auto"/>
+              <w:bottom w:val="single" w:sz="4" w:space="0" w:color="auto"/>
+              <w:right w:val="single" w:sz="4" w:space="0" w:color="auto"/>
+            </w:tcBorders>
+            <w:hideMark/>
           </w:tcPr>
           <w:p>
             <w:pPr>
+              <w:rPr>
+                <w:rFonts w:cs="David"/>
+                <w:b/>
+                <w:bCs/>
+                <w:sz w:val="28"/>
+                <w:szCs w:val="28"/>
+                <w:rtl/>
+              </w:rPr>
+            </w:pPr>
+            <w:r>
+              <w:rPr>
+                <w:rFonts w:cs="David"/>
+                <w:b/>
+                <w:bCs/>
+                <w:sz w:val="28"/>
+                <w:szCs w:val="28"/>
+                <w:rtl/>
+              </w:rPr>
+              <w:t>מע"מ 18%</w:t>
+            </w:r>
+          </w:p>
+        </w:tc>
+        <w:tc>
+          <w:tcPr>
+            <w:tcW w:w="2414" w:type="dxa"/>
+            <w:tcBorders>
+              <w:top w:val="single" w:sz="4" w:space="0" w:color="auto"/>
+              <w:left w:val="single" w:sz="4" w:space="0" w:color="auto"/>
+              <w:bottom w:val="single" w:sz="4" w:space="0" w:color="auto"/>
+              <w:right w:val="single" w:sz="4" w:space="0" w:color="auto"/>
+            </w:tcBorders>
+          </w:tcPr>
+          <w:p>
+            <w:pPr>
+              <w:rPr>
+                <w:rFonts w:cs="David"/>
+                <w:b/>
+                <w:bCs/>
+                <w:sz w:val="28"/>
+                <w:szCs w:val="28"/>
+                <w:rtl/>
+              </w:rPr>
+            </w:pPr>
+            <w:bookmarkStart w:id="16" w:name="fldMAAM"/>
+            <w:bookmarkEnd w:id="16"/>
+            <w:r>
               <w:rPr>
                 <w:rFonts w:cs="David" w:hint="cs"/>
                 <w:b/>
@@ -4515,7 +4922,9 @@
                 <w:szCs w:val="28"/>
                 <w:rtl/>
               </w:rPr>
-            </w:pPr>
+              <w:t>{</w:t>
+            </w:r>
+            <w:proofErr w:type="spellStart"/>
             <w:r>
               <w:rPr>
                 <w:rFonts w:cs="David" w:hint="cs"/>
@@ -4525,8 +4934,9 @@
                 <w:szCs w:val="28"/>
                 <w:rtl/>
               </w:rPr>
-              <w:t>מע"מ 1</w:t>
+              <w:t>vatAmount</w:t>
             </w:r>
+            <w:proofErr w:type="spellEnd"/>
             <w:r>
               <w:rPr>
                 <w:rFonts w:cs="David" w:hint="cs"/>
@@ -4536,46 +4946,7 @@
                 <w:szCs w:val="28"/>
                 <w:rtl/>
               </w:rPr>
-              <w:t>8</w:t>
-            </w:r>
-            <w:r>
-              <w:rPr>
-                <w:rFonts w:cs="David" w:hint="cs"/>
-                <w:b/>
-                <w:bCs/>
-                <w:sz w:val="28"/>
-                <w:szCs w:val="28"/>
-                <w:rtl/>
-              </w:rPr>
-              <w:t>%</w:t>
-            </w:r>
-          </w:p>
-        </w:tc>
-        <w:tc>
-          <w:tcPr>
-            <w:tcW w:w="1764" w:type="dxa"/>
-          </w:tcPr>
-          <w:p>
-            <w:pPr>
-              <w:rPr>
-                <w:rFonts w:cs="David" w:hint="cs"/>
-                <w:b/>
-                <w:bCs/>
-                <w:sz w:val="28"/>
-                <w:szCs w:val="28"/>
-                <w:rtl/>
-              </w:rPr>
-            </w:pPr>
-            <w:r>
-              <w:rPr>
-                <w:rFonts w:cs="David" w:hint="cs"/>
-                <w:b/>
-                <w:bCs/>
-                <w:sz w:val="28"/>
-                <w:szCs w:val="28"/>
-                <w:rtl/>
-              </w:rPr>
-              <w:t xml:space="preserve">{vatAmount}</w:t>
+              <w:t>}</w:t>
             </w:r>
           </w:p>
         </w:tc>
@@ -4584,9 +4955,62 @@
         <w:tc>
           <w:tcPr>
             <w:tcW w:w="1764" w:type="dxa"/>
+            <w:tcBorders>
+              <w:top w:val="single" w:sz="4" w:space="0" w:color="auto"/>
+              <w:left w:val="single" w:sz="4" w:space="0" w:color="auto"/>
+              <w:bottom w:val="single" w:sz="4" w:space="0" w:color="auto"/>
+              <w:right w:val="single" w:sz="4" w:space="0" w:color="auto"/>
+            </w:tcBorders>
+            <w:hideMark/>
           </w:tcPr>
           <w:p>
             <w:pPr>
+              <w:rPr>
+                <w:rFonts w:cs="David"/>
+                <w:b/>
+                <w:bCs/>
+                <w:sz w:val="28"/>
+                <w:szCs w:val="28"/>
+                <w:rtl/>
+              </w:rPr>
+            </w:pPr>
+            <w:r>
+              <w:rPr>
+                <w:rFonts w:cs="David"/>
+                <w:b/>
+                <w:bCs/>
+                <w:sz w:val="28"/>
+                <w:szCs w:val="28"/>
+                <w:rtl/>
+              </w:rPr>
+              <w:t xml:space="preserve">סה"כ לתשלום </w:t>
+            </w:r>
+          </w:p>
+        </w:tc>
+        <w:tc>
+          <w:tcPr>
+            <w:tcW w:w="2414" w:type="dxa"/>
+            <w:tcBorders>
+              <w:top w:val="single" w:sz="4" w:space="0" w:color="auto"/>
+              <w:left w:val="single" w:sz="4" w:space="0" w:color="auto"/>
+              <w:bottom w:val="single" w:sz="4" w:space="0" w:color="auto"/>
+              <w:right w:val="single" w:sz="4" w:space="0" w:color="auto"/>
+            </w:tcBorders>
+          </w:tcPr>
+          <w:p>
+            <w:pPr>
+              <w:rPr>
+                <w:rFonts w:cs="David"/>
+                <w:b/>
+                <w:bCs/>
+                <w:sz w:val="28"/>
+                <w:szCs w:val="28"/>
+                <w:rtl/>
+              </w:rPr>
+            </w:pPr>
+            <w:bookmarkStart w:id="17" w:name="fldTotalAfterMaaM"/>
+            <w:bookmarkEnd w:id="17"/>
+            <w:r>
               <w:rPr>
                 <w:rFonts w:cs="David" w:hint="cs"/>
                 <w:b/>
@@ -4595,7 +5019,9 @@
                 <w:szCs w:val="28"/>
                 <w:rtl/>
               </w:rPr>
-            </w:pPr>
+              <w:t>{</w:t>
+            </w:r>
+            <w:proofErr w:type="spellStart"/>
             <w:r>
               <w:rPr>
                 <w:rFonts w:cs="David" w:hint="cs"/>
@@ -4605,16 +5031,10 @@
                 <w:szCs w:val="28"/>
                 <w:rtl/>
               </w:rPr>
-              <w:t xml:space="preserve">סה"כ לתשלום </w:t>
+              <w:t>totalAmount</w:t>
             </w:r>
-          </w:p>
-        </w:tc>
-        <w:tc>
-          <w:tcPr>
-            <w:tcW w:w="1764" w:type="dxa"/>
-          </w:tcPr>
-          <w:p>
-            <w:pPr>
+            <w:proofErr w:type="spellEnd"/>
+            <w:r>
               <w:rPr>
                 <w:rFonts w:cs="David" w:hint="cs"/>
                 <w:b/>
@@ -4623,741 +5043,7 @@
                 <w:szCs w:val="28"/>
                 <w:rtl/>
               </w:rPr>
-            </w:pPr>
-            <w:r>
-              <w:rPr>
-                <w:rFonts w:cs="David" w:hint="cs"/>
-                <w:b/>
-                <w:bCs/>
-                <w:sz w:val="28"/>
-                <w:szCs w:val="28"/>
-                <w:rtl/>
-              </w:rPr>
-              <w:t xml:space="preserve">{totalAmount}</w:t>
-            </w:r>
-          </w:p>
-        </w:tc>
-      </w:tr>
-    </w:tbl>
-    <w:p>
-      <w:pPr>
-        <w:rPr>
-          <w:vanish/>
-        </w:rPr>
-      </w:pPr>
-      <w:r>
-        <w:rPr>
-          <w:vanish/>
-        </w:rPr>
-        <w:t xml:space="preserve">{/hasDiscount}</w:t>
-      </w:r>
-    </w:p>
-    <w:p>
-      <w:pPr>
-        <w:rPr>
-          <w:rFonts w:cs="David"/>
-          <w:sz w:val="28"/>
-          <w:szCs w:val="28"/>
-          <w:rtl/>
-        </w:rPr>
-      </w:pPr>
-    </w:p>
-    <w:p>
-      <w:pPr>
-        <w:rPr>
-          <w:rFonts w:cs="David"/>
-          <w:sz w:val="28"/>
-          <w:szCs w:val="28"/>
-          <w:rtl/>
-        </w:rPr>
-      </w:pPr>
-    </w:p>
-    <w:p>
-      <w:pPr>
-        <w:rPr>
-          <w:rFonts w:cs="David"/>
-          <w:sz w:val="28"/>
-          <w:szCs w:val="28"/>
-          <w:rtl/>
-        </w:rPr>
-      </w:pPr>
-    </w:p>
-    <w:p>
-      <w:pPr>
-        <w:rPr>
-          <w:rFonts w:cs="David"/>
-          <w:sz w:val="28"/>
-          <w:szCs w:val="28"/>
-          <w:rtl/>
-        </w:rPr>
-      </w:pPr>
-    </w:p>
-    <w:p>
-      <w:pPr>
-        <w:rPr>
-          <w:rFonts w:cs="David"/>
-          <w:sz w:val="28"/>
-          <w:szCs w:val="28"/>
-          <w:rtl/>
-        </w:rPr>
-      </w:pPr>
-    </w:p>
-    <w:p>
-      <w:pPr>
-        <w:rPr>
-          <w:rFonts w:cs="David"/>
-          <w:sz w:val="28"/>
-          <w:szCs w:val="28"/>
-          <w:rtl/>
-        </w:rPr>
-      </w:pPr>
-    </w:p>
-    <w:p>
-      <w:pPr>
-        <w:rPr>
-          <w:rFonts w:cs="David"/>
-          <w:sz w:val="28"/>
-          <w:szCs w:val="28"/>
-          <w:rtl/>
-        </w:rPr>
-      </w:pPr>
-    </w:p>
-    <w:p>
-      <w:pPr>
-        <w:rPr>
-          <w:rFonts w:cs="David"/>
-          <w:sz w:val="28"/>
-          <w:szCs w:val="28"/>
-          <w:rtl/>
-        </w:rPr>
-      </w:pPr>
-    </w:p>
-    <w:p>
-      <w:pPr>
-        <w:rPr>
-          <w:rFonts w:cs="David"/>
-          <w:sz w:val="28"/>
-          <w:szCs w:val="28"/>
-          <w:rtl/>
-        </w:rPr>
-      </w:pPr>
-    </w:p>
-    <w:p>
-      <w:pPr>
-        <w:rPr>
-          <w:rFonts w:cs="David"/>
-          <w:sz w:val="28"/>
-          <w:szCs w:val="28"/>
-          <w:rtl/>
-        </w:rPr>
-      </w:pPr>
-    </w:p>
-    <w:p>
-      <w:pPr>
-        <w:rPr>
-          <w:vanish/>
-        </w:rPr>
-      </w:pPr>
-      <w:r>
-        <w:rPr>
-          <w:vanish/>
-        </w:rPr>
-        <w:t xml:space="preserve">{^hasDiscount}</w:t>
-      </w:r>
-    </w:p>
-    <w:tbl>
-      <w:tblPr>
-        <w:bidiVisual/>
-        <w:tblW w:w="0" w:type="auto"/>
-        <w:tblBorders>
-          <w:top w:val="single" w:sz="4" w:space="0" w:color="auto"/>
-          <w:left w:val="single" w:sz="4" w:space="0" w:color="auto"/>
-          <w:bottom w:val="single" w:sz="4" w:space="0" w:color="auto"/>
-          <w:right w:val="single" w:sz="4" w:space="0" w:color="auto"/>
-          <w:insideH w:val="single" w:sz="4" w:space="0" w:color="auto"/>
-          <w:insideV w:val="single" w:sz="4" w:space="0" w:color="auto"/>
-        </w:tblBorders>
-        <w:tblLook w:val="04A0" w:firstRow="1" w:lastRow="0" w:firstColumn="1" w:lastColumn="0" w:noHBand="0" w:noVBand="1"/>
-      </w:tblPr>
-      <w:tblGrid>
-        <w:gridCol w:w="911"/>
-        <w:gridCol w:w="911"/>
-        <w:gridCol w:w="3142"/>
-        <w:gridCol w:w="851"/>
-        <w:gridCol w:w="1177"/>
-        <w:gridCol w:w="1764"/>
-      </w:tblGrid>
-      <w:tr>
-        <w:tc>
-          <w:tcPr>
-            <w:tcW w:w="911" w:type="dxa"/>
-          </w:tcPr>
-          <w:p>
-            <w:pPr>
-              <w:rPr>
-                <w:rFonts w:cs="David"/>
-                <w:b/>
-                <w:bCs/>
-                <w:sz w:val="28"/>
-                <w:szCs w:val="28"/>
-                <w:rtl/>
-              </w:rPr>
-            </w:pPr>
-            <w:r>
-              <w:rPr>
-                <w:rFonts w:cs="David" w:hint="cs"/>
-                <w:b/>
-                <w:bCs/>
-                <w:sz w:val="28"/>
-                <w:szCs w:val="28"/>
-                <w:rtl/>
-              </w:rPr>
-              <w:t>שורה</w:t>
-            </w:r>
-          </w:p>
-        </w:tc>
-        <w:tc>
-          <w:tcPr>
-            <w:tcW w:w="911" w:type="dxa"/>
-          </w:tcPr>
-          <w:p>
-            <w:pPr>
-              <w:rPr>
-                <w:rFonts w:cs="David"/>
-                <w:b/>
-                <w:bCs/>
-                <w:sz w:val="28"/>
-                <w:szCs w:val="28"/>
-                <w:rtl/>
-              </w:rPr>
-            </w:pPr>
-            <w:r>
-              <w:rPr>
-                <w:rFonts w:cs="David" w:hint="cs"/>
-                <w:b/>
-                <w:bCs/>
-                <w:sz w:val="28"/>
-                <w:szCs w:val="28"/>
-                <w:rtl/>
-              </w:rPr>
-              <w:t xml:space="preserve">מק"ט </w:t>
-            </w:r>
-          </w:p>
-        </w:tc>
-        <w:tc>
-          <w:tcPr>
-            <w:tcW w:w="3142" w:type="dxa"/>
-          </w:tcPr>
-          <w:p>
-            <w:pPr>
-              <w:rPr>
-                <w:rFonts w:cs="David"/>
-                <w:b/>
-                <w:bCs/>
-                <w:sz w:val="28"/>
-                <w:szCs w:val="28"/>
-                <w:rtl/>
-              </w:rPr>
-            </w:pPr>
-            <w:r>
-              <w:rPr>
-                <w:rFonts w:cs="David" w:hint="cs"/>
-                <w:b/>
-                <w:bCs/>
-                <w:sz w:val="28"/>
-                <w:szCs w:val="28"/>
-                <w:rtl/>
-              </w:rPr>
-              <w:t>תיאור המוצר</w:t>
-            </w:r>
-          </w:p>
-        </w:tc>
-        <w:tc>
-          <w:tcPr>
-            <w:tcW w:w="851" w:type="dxa"/>
-          </w:tcPr>
-          <w:p>
-            <w:pPr>
-              <w:rPr>
-                <w:rFonts w:cs="David"/>
-                <w:b/>
-                <w:bCs/>
-                <w:sz w:val="28"/>
-                <w:szCs w:val="28"/>
-                <w:rtl/>
-              </w:rPr>
-            </w:pPr>
-            <w:r>
-              <w:rPr>
-                <w:rFonts w:cs="David" w:hint="cs"/>
-                <w:b/>
-                <w:bCs/>
-                <w:sz w:val="28"/>
-                <w:szCs w:val="28"/>
-                <w:rtl/>
-              </w:rPr>
-              <w:t>כמות</w:t>
-            </w:r>
-          </w:p>
-        </w:tc>
-        <w:tc>
-          <w:tcPr>
-            <w:tcW w:w="1177" w:type="dxa"/>
-          </w:tcPr>
-          <w:p>
-            <w:pPr>
-              <w:rPr>
-                <w:rFonts w:cs="David"/>
-                <w:b/>
-                <w:bCs/>
-                <w:sz w:val="28"/>
-                <w:szCs w:val="28"/>
-                <w:rtl/>
-              </w:rPr>
-            </w:pPr>
-            <w:r>
-              <w:rPr>
-                <w:rFonts w:cs="David" w:hint="cs"/>
-                <w:b/>
-                <w:bCs/>
-                <w:sz w:val="28"/>
-                <w:szCs w:val="28"/>
-                <w:rtl/>
-              </w:rPr>
-              <w:t>מחיר ליחידה</w:t>
-            </w:r>
-          </w:p>
-        </w:tc>
-        <w:tc>
-          <w:tcPr>
-            <w:tcW w:w="1764" w:type="dxa"/>
-          </w:tcPr>
-          <w:p>
-            <w:pPr>
-              <w:rPr>
-                <w:rFonts w:cs="David"/>
-                <w:b/>
-                <w:bCs/>
-                <w:sz w:val="28"/>
-                <w:szCs w:val="28"/>
-                <w:rtl/>
-              </w:rPr>
-            </w:pPr>
-            <w:r>
-              <w:rPr>
-                <w:rFonts w:cs="David" w:hint="cs"/>
-                <w:b/>
-                <w:bCs/>
-                <w:sz w:val="28"/>
-                <w:szCs w:val="28"/>
-                <w:rtl/>
-              </w:rPr>
-              <w:t>סה"כ ₪</w:t>
-            </w:r>
-          </w:p>
-          <w:p>
-            <w:pPr>
-              <w:rPr>
-                <w:rFonts w:cs="David"/>
-                <w:b/>
-                <w:bCs/>
-                <w:sz w:val="28"/>
-                <w:szCs w:val="28"/>
-                <w:rtl/>
-              </w:rPr>
-            </w:pPr>
-          </w:p>
-        </w:tc>
-      </w:tr>
-      <w:tr>
-        <w:tc>
-          <w:tcPr>
-            <w:tcW w:w="911" w:type="dxa"/>
-          </w:tcPr>
-          <w:p>
-            <w:pPr>
-              <w:rPr>
-                <w:rFonts w:cs="David"/>
-                <w:b/>
-                <w:bCs/>
-                <w:sz w:val="28"/>
-                <w:szCs w:val="28"/>
-                <w:rtl/>
-              </w:rPr>
-            </w:pPr>
-            <w:r>
-              <w:rPr>
-                <w:rFonts w:cs="David" w:hint="cs"/>
-                <w:b/>
-                <w:bCs/>
-                <w:sz w:val="28"/>
-                <w:szCs w:val="28"/>
-                <w:rtl/>
-              </w:rPr>
-              <w:t xml:space="preserve">{#items}{lineNumber}</w:t>
-            </w:r>
-          </w:p>
-        </w:tc>
-        <w:tc>
-          <w:tcPr>
-            <w:tcW w:w="911" w:type="dxa"/>
-          </w:tcPr>
-          <w:p>
-            <w:pPr>
-              <w:rPr>
-                <w:rFonts w:cs="David"/>
-                <w:b/>
-                <w:bCs/>
-                <w:sz w:val="28"/>
-                <w:szCs w:val="28"/>
-                <w:rtl/>
-              </w:rPr>
-            </w:pPr>
-            <w:r>
-              <w:rPr>
-                <w:rFonts w:cs="David" w:hint="cs"/>
-                <w:b/>
-                <w:bCs/>
-                <w:sz w:val="28"/>
-                <w:szCs w:val="28"/>
-                <w:rtl/>
-              </w:rPr>
-              <w:t xml:space="preserve">{itemCode}</w:t>
-            </w:r>
-          </w:p>
-        </w:tc>
-        <w:tc>
-          <w:tcPr>
-            <w:tcW w:w="3142" w:type="dxa"/>
-          </w:tcPr>
-          <w:p>
-            <w:pPr>
-              <w:rPr>
-                <w:rFonts w:cs="David"/>
-                <w:b/>
-                <w:bCs/>
-                <w:sz w:val="28"/>
-                <w:szCs w:val="28"/>
-                <w:rtl/>
-              </w:rPr>
-            </w:pPr>
-            <w:r>
-              <w:rPr>
-                <w:rFonts w:cs="David" w:hint="cs"/>
-                <w:b/>
-                <w:bCs/>
-                <w:sz w:val="28"/>
-                <w:szCs w:val="28"/>
-                <w:rtl/>
-              </w:rPr>
-              <w:t xml:space="preserve">{description}</w:t>
-            </w:r>
-          </w:p>
-        </w:tc>
-        <w:tc>
-          <w:tcPr>
-            <w:tcW w:w="851" w:type="dxa"/>
-          </w:tcPr>
-          <w:p>
-            <w:pPr>
-              <w:rPr>
-                <w:rFonts w:cs="David"/>
-                <w:b/>
-                <w:bCs/>
-                <w:sz w:val="28"/>
-                <w:szCs w:val="28"/>
-                <w:rtl/>
-              </w:rPr>
-            </w:pPr>
-            <w:r>
-              <w:rPr>
-                <w:rFonts w:cs="David" w:hint="cs"/>
-                <w:b/>
-                <w:bCs/>
-                <w:sz w:val="28"/>
-                <w:szCs w:val="28"/>
-                <w:rtl/>
-              </w:rPr>
-              <w:t xml:space="preserve">{quantity}</w:t>
-            </w:r>
-          </w:p>
-        </w:tc>
-        <w:tc>
-          <w:tcPr>
-            <w:tcW w:w="1177" w:type="dxa"/>
-          </w:tcPr>
-          <w:p>
-            <w:pPr>
-              <w:rPr>
-                <w:rFonts w:cs="David"/>
-                <w:b/>
-                <w:bCs/>
-                <w:sz w:val="28"/>
-                <w:szCs w:val="28"/>
-                <w:rtl/>
-              </w:rPr>
-            </w:pPr>
-            <w:r>
-              <w:rPr>
-                <w:rFonts w:cs="David" w:hint="cs"/>
-                <w:b/>
-                <w:bCs/>
-                <w:sz w:val="28"/>
-                <w:szCs w:val="28"/>
-                <w:rtl/>
-              </w:rPr>
-              <w:t xml:space="preserve">{unitPrice}</w:t>
-            </w:r>
-          </w:p>
-        </w:tc>
-        <w:tc>
-          <w:tcPr>
-            <w:tcW w:w="1764" w:type="dxa"/>
-          </w:tcPr>
-          <w:p>
-            <w:pPr>
-              <w:rPr>
-                <w:rFonts w:cs="David" w:hint="cs"/>
-                <w:b/>
-                <w:bCs/>
-                <w:sz w:val="28"/>
-                <w:szCs w:val="28"/>
-                <w:rtl/>
-              </w:rPr>
-            </w:pPr>
-            <w:r>
-              <w:rPr>
-                <w:rFonts w:cs="David" w:hint="cs"/>
-                <w:b/>
-                <w:bCs/>
-                <w:sz w:val="28"/>
-                <w:szCs w:val="28"/>
-                <w:rtl/>
-              </w:rPr>
-              <w:t xml:space="preserve">{lineTotal}{/items}</w:t>
-            </w:r>
-          </w:p>
-        </w:tc>
-      </w:tr>
-    </w:tbl>
-    <w:p>
-      <w:pPr>
-        <w:rPr>
-          <w:vanish/>
-        </w:rPr>
-      </w:pPr>
-    </w:p>
-    <w:tbl>
-      <w:tblPr>
-        <w:tblpPr w:leftFromText="180" w:rightFromText="180" w:vertAnchor="text" w:horzAnchor="page" w:tblpX="2434" w:tblpY="249"/>
-        <w:bidiVisual/>
-        <w:tblW w:w="0" w:type="auto"/>
-        <w:tblBorders>
-          <w:top w:val="single" w:sz="4" w:space="0" w:color="auto"/>
-          <w:left w:val="single" w:sz="4" w:space="0" w:color="auto"/>
-          <w:bottom w:val="single" w:sz="4" w:space="0" w:color="auto"/>
-          <w:right w:val="single" w:sz="4" w:space="0" w:color="auto"/>
-          <w:insideH w:val="single" w:sz="4" w:space="0" w:color="auto"/>
-          <w:insideV w:val="single" w:sz="4" w:space="0" w:color="auto"/>
-        </w:tblBorders>
-        <w:tblLook w:val="04A0" w:firstRow="1" w:lastRow="0" w:firstColumn="1" w:lastColumn="0" w:noHBand="0" w:noVBand="1"/>
-      </w:tblPr>
-      <w:tblGrid>
-        <w:gridCol w:w="1764"/>
-        <w:gridCol w:w="1764"/>
-      </w:tblGrid>
-      <w:tr>
-        <w:tc>
-          <w:tcPr>
-            <w:tcW w:w="1764" w:type="dxa"/>
-          </w:tcPr>
-          <w:p>
-            <w:pPr>
-              <w:rPr>
-                <w:rFonts w:cs="David"/>
-                <w:b/>
-                <w:bCs/>
-                <w:sz w:val="28"/>
-                <w:szCs w:val="28"/>
-                <w:rtl/>
-              </w:rPr>
-            </w:pPr>
-            <w:r>
-              <w:rPr>
-                <w:rFonts w:cs="David" w:hint="cs"/>
-                <w:b/>
-                <w:bCs/>
-                <w:sz w:val="28"/>
-                <w:szCs w:val="28"/>
-                <w:rtl/>
-              </w:rPr>
-              <w:t>סה"כ</w:t>
-            </w:r>
-          </w:p>
-        </w:tc>
-        <w:tc>
-          <w:tcPr>
-            <w:tcW w:w="1764" w:type="dxa"/>
-          </w:tcPr>
-          <w:p>
-            <w:pPr>
-              <w:rPr>
-                <w:rFonts w:cs="David"/>
-                <w:b/>
-                <w:bCs/>
-                <w:sz w:val="28"/>
-                <w:szCs w:val="28"/>
-                <w:rtl/>
-              </w:rPr>
-            </w:pPr>
-            <w:r>
-              <w:rPr>
-                <w:rFonts w:cs="David" w:hint="cs"/>
-                <w:b/>
-                <w:bCs/>
-                <w:sz w:val="28"/>
-                <w:szCs w:val="28"/>
-                <w:rtl/>
-              </w:rPr>
-              <w:t xml:space="preserve">{subtotalAfterDiscount}</w:t>
-            </w:r>
-          </w:p>
-        </w:tc>
-      </w:tr>
-      <w:tr>
-        <w:tc>
-          <w:tcPr>
-            <w:tcW w:w="1764" w:type="dxa"/>
-          </w:tcPr>
-          <w:p>
-            <w:pPr>
-              <w:rPr>
-                <w:rFonts w:cs="David"/>
-                <w:b/>
-                <w:bCs/>
-                <w:sz w:val="28"/>
-                <w:szCs w:val="28"/>
-                <w:rtl/>
-              </w:rPr>
-            </w:pPr>
-            <w:r>
-              <w:rPr>
-                <w:rFonts w:cs="David" w:hint="cs"/>
-                <w:b/>
-                <w:bCs/>
-                <w:sz w:val="28"/>
-                <w:szCs w:val="28"/>
-                <w:rtl/>
-              </w:rPr>
-              <w:t>מע"מ 1</w:t>
-            </w:r>
-            <w:r>
-              <w:rPr>
-                <w:rFonts w:cs="David" w:hint="cs"/>
-                <w:b/>
-                <w:bCs/>
-                <w:sz w:val="28"/>
-                <w:szCs w:val="28"/>
-                <w:rtl/>
-              </w:rPr>
-              <w:t>8</w:t>
-            </w:r>
-            <w:r>
-              <w:rPr>
-                <w:rFonts w:cs="David" w:hint="cs"/>
-                <w:b/>
-                <w:bCs/>
-                <w:sz w:val="28"/>
-                <w:szCs w:val="28"/>
-                <w:rtl/>
-              </w:rPr>
-              <w:t>%</w:t>
-            </w:r>
-          </w:p>
-        </w:tc>
-        <w:tc>
-          <w:tcPr>
-            <w:tcW w:w="1764" w:type="dxa"/>
-          </w:tcPr>
-          <w:p>
-            <w:pPr>
-              <w:rPr>
-                <w:rFonts w:cs="David"/>
-                <w:b/>
-                <w:bCs/>
-                <w:sz w:val="28"/>
-                <w:szCs w:val="28"/>
-                <w:rtl/>
-              </w:rPr>
-            </w:pPr>
-            <w:r>
-              <w:rPr>
-                <w:rFonts w:cs="David" w:hint="cs"/>
-                <w:b/>
-                <w:bCs/>
-                <w:sz w:val="28"/>
-                <w:szCs w:val="28"/>
-                <w:rtl/>
-              </w:rPr>
-              <w:t xml:space="preserve">{vatAmount}</w:t>
-            </w:r>
-          </w:p>
-        </w:tc>
-      </w:tr>
-      <w:tr>
-        <w:tc>
-          <w:tcPr>
-            <w:tcW w:w="1764" w:type="dxa"/>
-          </w:tcPr>
-          <w:p>
-            <w:pPr>
-              <w:rPr>
-                <w:rFonts w:cs="David"/>
-                <w:b/>
-                <w:bCs/>
-                <w:sz w:val="28"/>
-                <w:szCs w:val="28"/>
-                <w:rtl/>
-              </w:rPr>
-            </w:pPr>
-            <w:r>
-              <w:rPr>
-                <w:rFonts w:cs="David" w:hint="cs"/>
-                <w:b/>
-                <w:bCs/>
-                <w:sz w:val="28"/>
-                <w:szCs w:val="28"/>
-                <w:rtl/>
-              </w:rPr>
-              <w:t xml:space="preserve">סה"כ לתשלום </w:t>
-            </w:r>
-          </w:p>
-        </w:tc>
-        <w:tc>
-          <w:tcPr>
-            <w:tcW w:w="1764" w:type="dxa"/>
-          </w:tcPr>
-          <w:p>
-            <w:pPr>
-              <w:rPr>
-                <w:rFonts w:cs="David"/>
-                <w:b/>
-                <w:bCs/>
-                <w:sz w:val="28"/>
-                <w:szCs w:val="28"/>
-                <w:rtl/>
-              </w:rPr>
-            </w:pPr>
-            <w:r>
-              <w:rPr>
-                <w:rFonts w:cs="David" w:hint="cs"/>
-                <w:b/>
-                <w:bCs/>
-                <w:sz w:val="28"/>
-                <w:szCs w:val="28"/>
-                <w:rtl/>
-              </w:rPr>
-              <w:t xml:space="preserve">{totalAmount}</w:t>
+              <w:t>}</w:t>
             </w:r>
           </w:p>
         </w:tc>

--- a/apps/api/templates/קרינה-הצעת-מחיר-למיגון-קרינה-אלקטרומגנטית-doc-.docx
+++ b/apps/api/templates/קרינה-הצעת-מחיר-למיגון-קרינה-אלקטרומגנטית-doc-.docx
@@ -3902,24 +3902,12 @@
         </w:rPr>
       </w:pPr>
     </w:p>
-    <w:p>
-      <w:pPr>
-        <w:rPr>
-          <w:vanish/>
-        </w:rPr>
-      </w:pPr>
-      <w:r>
-        <w:rPr>
-          <w:vanish/>
-        </w:rPr>
-        <w:t xml:space="preserve">{#hasDiscount}</w:t>
-      </w:r>
-    </w:p>
     <w:tbl>
       <w:tblPr>
         <w:bidiVisual/>
-        <w:tblW w:w="10466" w:type="dxa"/>
-        <w:tblLayout w:type="fixed"/>
+        <w:tblW w:w="0" w:type="auto"/>
+        <w:tblLayout w:type="autofit"/>
+        <w:jc w:val="right"/>
         <w:tblBorders>
           <w:top w:val="single" w:sz="4" w:space="0" w:color="auto"/>
           <w:left w:val="single" w:sz="4" w:space="0" w:color="auto"/>
@@ -3931,30 +3919,23 @@
         <w:tblLook w:val="04A0" w:firstRow="1" w:lastRow="0" w:firstColumn="1" w:lastColumn="0" w:noHBand="0" w:noVBand="1"/>
       </w:tblPr>
       <w:tblGrid>
-        <w:gridCol w:w="700"/>
-        <w:gridCol w:w="900"/>
-        <w:gridCol w:w="2900"/>
-        <w:gridCol w:w="900"/>
-        <w:gridCol w:w="1400"/>
-        <w:gridCol w:w="1400"/>
-        <w:gridCol w:w="2266"/>
+        <w:gridCol/>
+        <w:gridCol/>
+        <w:gridCol/>
+        <w:gridCol/>
+        <w:gridCol/>
+        <w:gridCol/>
+        <w:gridCol/>
       </w:tblGrid>
       <w:tr>
         <w:tc>
           <w:tcPr>
-            <w:tcW w:w="700" w:type="dxa"/>
-            <w:tcBorders>
-              <w:top w:val="single" w:sz="4" w:space="0" w:color="auto"/>
-              <w:left w:val="single" w:sz="4" w:space="0" w:color="auto"/>
-              <w:bottom w:val="single" w:sz="4" w:space="0" w:color="auto"/>
-              <w:right w:val="single" w:sz="4" w:space="0" w:color="auto"/>
-            </w:tcBorders>
-            <w:hideMark/>
+            <w:tcW w:w="0" w:type="auto"/>
           </w:tcPr>
           <w:p>
             <w:pPr>
               <w:rPr>
-                <w:rFonts w:cs="David"/>
+                <w:rFonts w:cs="David" w:hint="cs"/>
                 <w:b/>
                 <w:bCs/>
                 <w:sz w:val="28"/>
@@ -3964,7 +3945,7 @@
             </w:pPr>
             <w:r>
               <w:rPr>
-                <w:rFonts w:cs="David"/>
+                <w:rFonts w:cs="David" w:hint="cs"/>
                 <w:b/>
                 <w:bCs/>
                 <w:sz w:val="28"/>
@@ -3977,19 +3958,12 @@
         </w:tc>
         <w:tc>
           <w:tcPr>
-            <w:tcW w:w="900" w:type="dxa"/>
-            <w:tcBorders>
-              <w:top w:val="single" w:sz="4" w:space="0" w:color="auto"/>
-              <w:left w:val="single" w:sz="4" w:space="0" w:color="auto"/>
-              <w:bottom w:val="single" w:sz="4" w:space="0" w:color="auto"/>
-              <w:right w:val="single" w:sz="4" w:space="0" w:color="auto"/>
-            </w:tcBorders>
-            <w:hideMark/>
+            <w:tcW w:w="0" w:type="auto"/>
           </w:tcPr>
           <w:p>
             <w:pPr>
               <w:rPr>
-                <w:rFonts w:cs="David"/>
+                <w:rFonts w:cs="David" w:hint="cs"/>
                 <w:b/>
                 <w:bCs/>
                 <w:sz w:val="28"/>
@@ -3999,7 +3973,7 @@
             </w:pPr>
             <w:r>
               <w:rPr>
-                <w:rFonts w:cs="David"/>
+                <w:rFonts w:cs="David" w:hint="cs"/>
                 <w:b/>
                 <w:bCs/>
                 <w:sz w:val="28"/>
@@ -4012,19 +3986,12 @@
         </w:tc>
         <w:tc>
           <w:tcPr>
-            <w:tcW w:w="2900" w:type="dxa"/>
-            <w:tcBorders>
-              <w:top w:val="single" w:sz="4" w:space="0" w:color="auto"/>
-              <w:left w:val="single" w:sz="4" w:space="0" w:color="auto"/>
-              <w:bottom w:val="single" w:sz="4" w:space="0" w:color="auto"/>
-              <w:right w:val="single" w:sz="4" w:space="0" w:color="auto"/>
-            </w:tcBorders>
-            <w:hideMark/>
+            <w:tcW w:w="0" w:type="auto"/>
           </w:tcPr>
           <w:p>
             <w:pPr>
               <w:rPr>
-                <w:rFonts w:cs="David"/>
+                <w:rFonts w:cs="David" w:hint="cs"/>
                 <w:b/>
                 <w:bCs/>
                 <w:sz w:val="28"/>
@@ -4034,7 +4001,7 @@
             </w:pPr>
             <w:r>
               <w:rPr>
-                <w:rFonts w:cs="David"/>
+                <w:rFonts w:cs="David" w:hint="cs"/>
                 <w:b/>
                 <w:bCs/>
                 <w:sz w:val="28"/>
@@ -4047,19 +4014,12 @@
         </w:tc>
         <w:tc>
           <w:tcPr>
-            <w:tcW w:w="900" w:type="dxa"/>
-            <w:tcBorders>
-              <w:top w:val="single" w:sz="4" w:space="0" w:color="auto"/>
-              <w:left w:val="single" w:sz="4" w:space="0" w:color="auto"/>
-              <w:bottom w:val="single" w:sz="4" w:space="0" w:color="auto"/>
-              <w:right w:val="single" w:sz="4" w:space="0" w:color="auto"/>
-            </w:tcBorders>
-            <w:hideMark/>
+            <w:tcW w:w="0" w:type="auto"/>
           </w:tcPr>
           <w:p>
             <w:pPr>
               <w:rPr>
-                <w:rFonts w:cs="David"/>
+                <w:rFonts w:cs="David" w:hint="cs"/>
                 <w:b/>
                 <w:bCs/>
                 <w:sz w:val="28"/>
@@ -4069,7 +4029,7 @@
             </w:pPr>
             <w:r>
               <w:rPr>
-                <w:rFonts w:cs="David"/>
+                <w:rFonts w:cs="David" w:hint="cs"/>
                 <w:b/>
                 <w:bCs/>
                 <w:sz w:val="28"/>
@@ -4082,19 +4042,12 @@
         </w:tc>
         <w:tc>
           <w:tcPr>
-            <w:tcW w:w="1400" w:type="dxa"/>
-            <w:tcBorders>
-              <w:top w:val="single" w:sz="4" w:space="0" w:color="auto"/>
-              <w:left w:val="single" w:sz="4" w:space="0" w:color="auto"/>
-              <w:bottom w:val="single" w:sz="4" w:space="0" w:color="auto"/>
-              <w:right w:val="single" w:sz="4" w:space="0" w:color="auto"/>
-            </w:tcBorders>
-            <w:hideMark/>
+            <w:tcW w:w="0" w:type="auto"/>
           </w:tcPr>
           <w:p>
             <w:pPr>
               <w:rPr>
-                <w:rFonts w:cs="David"/>
+                <w:rFonts w:cs="David" w:hint="cs"/>
                 <w:b/>
                 <w:bCs/>
                 <w:sz w:val="28"/>
@@ -4104,7 +4057,7 @@
             </w:pPr>
             <w:r>
               <w:rPr>
-                <w:rFonts w:cs="David"/>
+                <w:rFonts w:cs="David" w:hint="cs"/>
                 <w:b/>
                 <w:bCs/>
                 <w:sz w:val="28"/>
@@ -4117,19 +4070,12 @@
         </w:tc>
         <w:tc>
           <w:tcPr>
-            <w:tcW w:w="1400" w:type="dxa"/>
-            <w:tcBorders>
-              <w:top w:val="single" w:sz="4" w:space="0" w:color="auto"/>
-              <w:left w:val="single" w:sz="4" w:space="0" w:color="auto"/>
-              <w:bottom w:val="single" w:sz="4" w:space="0" w:color="auto"/>
-              <w:right w:val="single" w:sz="4" w:space="0" w:color="auto"/>
-            </w:tcBorders>
-            <w:hideMark/>
+            <w:tcW w:w="0" w:type="auto"/>
           </w:tcPr>
           <w:p>
             <w:pPr>
               <w:rPr>
-                <w:rFonts w:cs="David"/>
+                <w:rFonts w:cs="David" w:hint="cs"/>
                 <w:b/>
                 <w:bCs/>
                 <w:sz w:val="28"/>
@@ -4139,7 +4085,7 @@
             </w:pPr>
             <w:r>
               <w:rPr>
-                <w:rFonts w:cs="David"/>
+                <w:rFonts w:cs="David" w:hint="cs"/>
                 <w:b/>
                 <w:bCs/>
                 <w:sz w:val="28"/>
@@ -4152,18 +4098,12 @@
         </w:tc>
         <w:tc>
           <w:tcPr>
-            <w:tcW w:w="2266" w:type="dxa"/>
-            <w:tcBorders>
-              <w:top w:val="single" w:sz="4" w:space="0" w:color="auto"/>
-              <w:left w:val="single" w:sz="4" w:space="0" w:color="auto"/>
-              <w:bottom w:val="single" w:sz="4" w:space="0" w:color="auto"/>
-              <w:right w:val="single" w:sz="4" w:space="0" w:color="auto"/>
-            </w:tcBorders>
+            <w:tcW w:w="0" w:type="auto"/>
           </w:tcPr>
           <w:p>
             <w:pPr>
               <w:rPr>
-                <w:rFonts w:cs="David"/>
+                <w:rFonts w:cs="David" w:hint="cs"/>
                 <w:b/>
                 <w:bCs/>
                 <w:sz w:val="28"/>
@@ -4173,7 +4113,7 @@
             </w:pPr>
             <w:r>
               <w:rPr>
-                <w:rFonts w:cs="David"/>
+                <w:rFonts w:cs="David" w:hint="cs"/>
                 <w:b/>
                 <w:bCs/>
                 <w:sz w:val="28"/>
@@ -4186,7 +4126,7 @@
           <w:p>
             <w:pPr>
               <w:rPr>
-                <w:rFonts w:cs="David"/>
+                <w:rFonts w:cs="David" w:hint="cs"/>
                 <w:b/>
                 <w:bCs/>
                 <w:sz w:val="28"/>
@@ -4200,28 +4140,10 @@
       <w:tr>
         <w:tc>
           <w:tcPr>
-            <w:tcW w:w="700" w:type="dxa"/>
-            <w:tcBorders>
-              <w:top w:val="single" w:sz="4" w:space="0" w:color="auto"/>
-              <w:left w:val="single" w:sz="4" w:space="0" w:color="auto"/>
-              <w:bottom w:val="single" w:sz="4" w:space="0" w:color="auto"/>
-              <w:right w:val="single" w:sz="4" w:space="0" w:color="auto"/>
-            </w:tcBorders>
+            <w:tcW w:w="0" w:type="auto"/>
           </w:tcPr>
           <w:p>
             <w:pPr>
-              <w:rPr>
-                <w:rFonts w:cs="David"/>
-                <w:b/>
-                <w:bCs/>
-                <w:sz w:val="28"/>
-                <w:szCs w:val="28"/>
-                <w:rtl/>
-              </w:rPr>
-            </w:pPr>
-            <w:bookmarkStart w:id="7" w:name="fldLine"/>
-            <w:bookmarkEnd w:id="7"/>
-            <w:r>
               <w:rPr>
                 <w:rFonts w:cs="David" w:hint="cs"/>
                 <w:b/>
@@ -4230,34 +4152,28 @@
                 <w:szCs w:val="28"/>
                 <w:rtl/>
               </w:rPr>
+            </w:pPr>
+            <w:bookmarkStart w:id="7" w:name="fldLine"/>
+            <w:bookmarkEnd w:id="7"/>
+            <w:r>
+              <w:rPr>
+                <w:rFonts w:cs="David" w:hint="cs"/>
+                <w:b/>
+                <w:bCs/>
+                <w:sz w:val="28"/>
+                <w:szCs w:val="28"/>
+                <w:rtl/>
+              </w:rPr>
               <w:t>{#items}{lineNumber}</w:t>
             </w:r>
           </w:p>
         </w:tc>
         <w:tc>
           <w:tcPr>
-            <w:tcW w:w="900" w:type="dxa"/>
-            <w:tcBorders>
-              <w:top w:val="single" w:sz="4" w:space="0" w:color="auto"/>
-              <w:left w:val="single" w:sz="4" w:space="0" w:color="auto"/>
-              <w:bottom w:val="single" w:sz="4" w:space="0" w:color="auto"/>
-              <w:right w:val="single" w:sz="4" w:space="0" w:color="auto"/>
-            </w:tcBorders>
+            <w:tcW w:w="0" w:type="auto"/>
           </w:tcPr>
           <w:p>
             <w:pPr>
-              <w:rPr>
-                <w:rFonts w:cs="David"/>
-                <w:b/>
-                <w:bCs/>
-                <w:sz w:val="28"/>
-                <w:szCs w:val="28"/>
-                <w:rtl/>
-              </w:rPr>
-            </w:pPr>
-            <w:bookmarkStart w:id="8" w:name="fldMakat"/>
-            <w:bookmarkEnd w:id="8"/>
-            <w:r>
               <w:rPr>
                 <w:rFonts w:cs="David" w:hint="cs"/>
                 <w:b/>
@@ -4266,9 +4182,7 @@
                 <w:szCs w:val="28"/>
                 <w:rtl/>
               </w:rPr>
-              <w:t>{</w:t>
-            </w:r>
-            <w:proofErr w:type="spellStart"/>
+            </w:pPr>
             <w:r>
               <w:rPr>
                 <w:rFonts w:cs="David" w:hint="cs"/>
@@ -4278,10 +4192,16 @@
                 <w:szCs w:val="28"/>
                 <w:rtl/>
               </w:rPr>
-              <w:t>itemCode</w:t>
+              <w:t xml:space="preserve">{itemCode}</w:t>
             </w:r>
-            <w:proofErr w:type="spellEnd"/>
-            <w:r>
+          </w:p>
+        </w:tc>
+        <w:tc>
+          <w:tcPr>
+            <w:tcW w:w="0" w:type="auto"/>
+          </w:tcPr>
+          <w:p>
+            <w:pPr>
               <w:rPr>
                 <w:rFonts w:cs="David" w:hint="cs"/>
                 <w:b/>
@@ -4290,33 +4210,7 @@
                 <w:szCs w:val="28"/>
                 <w:rtl/>
               </w:rPr>
-              <w:t>}</w:t>
-            </w:r>
-          </w:p>
-        </w:tc>
-        <w:tc>
-          <w:tcPr>
-            <w:tcW w:w="2900" w:type="dxa"/>
-            <w:tcBorders>
-              <w:top w:val="single" w:sz="4" w:space="0" w:color="auto"/>
-              <w:left w:val="single" w:sz="4" w:space="0" w:color="auto"/>
-              <w:bottom w:val="single" w:sz="4" w:space="0" w:color="auto"/>
-              <w:right w:val="single" w:sz="4" w:space="0" w:color="auto"/>
-            </w:tcBorders>
-          </w:tcPr>
-          <w:p>
-            <w:pPr>
-              <w:rPr>
-                <w:rFonts w:cs="David"/>
-                <w:b/>
-                <w:bCs/>
-                <w:sz w:val="28"/>
-                <w:szCs w:val="28"/>
-                <w:rtl/>
-              </w:rPr>
             </w:pPr>
-            <w:bookmarkStart w:id="9" w:name="fldProduct"/>
-            <w:bookmarkEnd w:id="9"/>
             <w:r>
               <w:rPr>
                 <w:rFonts w:cs="David" w:hint="cs"/>
@@ -4326,10 +4220,16 @@
                 <w:szCs w:val="28"/>
                 <w:rtl/>
               </w:rPr>
-              <w:t>{</w:t>
+              <w:t xml:space="preserve">{description}</w:t>
             </w:r>
-            <w:proofErr w:type="spellStart"/>
-            <w:r>
+          </w:p>
+        </w:tc>
+        <w:tc>
+          <w:tcPr>
+            <w:tcW w:w="0" w:type="auto"/>
+          </w:tcPr>
+          <w:p>
+            <w:pPr>
               <w:rPr>
                 <w:rFonts w:cs="David" w:hint="cs"/>
                 <w:b/>
@@ -4338,9 +4238,7 @@
                 <w:szCs w:val="28"/>
                 <w:rtl/>
               </w:rPr>
-              <w:t>description</w:t>
-            </w:r>
-            <w:proofErr w:type="spellEnd"/>
+            </w:pPr>
             <w:r>
               <w:rPr>
                 <w:rFonts w:cs="David" w:hint="cs"/>
@@ -4350,34 +4248,16 @@
                 <w:szCs w:val="28"/>
                 <w:rtl/>
               </w:rPr>
-              <w:t>}</w:t>
+              <w:t xml:space="preserve">{quantity}</w:t>
             </w:r>
           </w:p>
         </w:tc>
         <w:tc>
           <w:tcPr>
-            <w:tcW w:w="900" w:type="dxa"/>
-            <w:tcBorders>
-              <w:top w:val="single" w:sz="4" w:space="0" w:color="auto"/>
-              <w:left w:val="single" w:sz="4" w:space="0" w:color="auto"/>
-              <w:bottom w:val="single" w:sz="4" w:space="0" w:color="auto"/>
-              <w:right w:val="single" w:sz="4" w:space="0" w:color="auto"/>
-            </w:tcBorders>
+            <w:tcW w:w="0" w:type="auto"/>
           </w:tcPr>
           <w:p>
             <w:pPr>
-              <w:rPr>
-                <w:rFonts w:cs="David"/>
-                <w:b/>
-                <w:bCs/>
-                <w:sz w:val="28"/>
-                <w:szCs w:val="28"/>
-                <w:rtl/>
-              </w:rPr>
-            </w:pPr>
-            <w:bookmarkStart w:id="10" w:name="fldAmmount"/>
-            <w:bookmarkEnd w:id="10"/>
-            <w:r>
               <w:rPr>
                 <w:rFonts w:cs="David" w:hint="cs"/>
                 <w:b/>
@@ -4386,9 +4266,7 @@
                 <w:szCs w:val="28"/>
                 <w:rtl/>
               </w:rPr>
-              <w:t>{</w:t>
-            </w:r>
-            <w:proofErr w:type="spellStart"/>
+            </w:pPr>
             <w:r>
               <w:rPr>
                 <w:rFonts w:cs="David" w:hint="cs"/>
@@ -4398,10 +4276,16 @@
                 <w:szCs w:val="28"/>
                 <w:rtl/>
               </w:rPr>
-              <w:t>quantity</w:t>
+              <w:t xml:space="preserve">{unitPrice}</w:t>
             </w:r>
-            <w:proofErr w:type="spellEnd"/>
-            <w:r>
+          </w:p>
+        </w:tc>
+        <w:tc>
+          <w:tcPr>
+            <w:tcW w:w="0" w:type="auto"/>
+          </w:tcPr>
+          <w:p>
+            <w:pPr>
               <w:rPr>
                 <w:rFonts w:cs="David" w:hint="cs"/>
                 <w:b/>
@@ -4410,33 +4294,7 @@
                 <w:szCs w:val="28"/>
                 <w:rtl/>
               </w:rPr>
-              <w:t>}</w:t>
-            </w:r>
-          </w:p>
-        </w:tc>
-        <w:tc>
-          <w:tcPr>
-            <w:tcW w:w="1400" w:type="dxa"/>
-            <w:tcBorders>
-              <w:top w:val="single" w:sz="4" w:space="0" w:color="auto"/>
-              <w:left w:val="single" w:sz="4" w:space="0" w:color="auto"/>
-              <w:bottom w:val="single" w:sz="4" w:space="0" w:color="auto"/>
-              <w:right w:val="single" w:sz="4" w:space="0" w:color="auto"/>
-            </w:tcBorders>
-          </w:tcPr>
-          <w:p>
-            <w:pPr>
-              <w:rPr>
-                <w:rFonts w:cs="David"/>
-                <w:b/>
-                <w:bCs/>
-                <w:sz w:val="28"/>
-                <w:szCs w:val="28"/>
-                <w:rtl/>
-              </w:rPr>
             </w:pPr>
-            <w:bookmarkStart w:id="11" w:name="fldPrice"/>
-            <w:bookmarkEnd w:id="11"/>
             <w:r>
               <w:rPr>
                 <w:rFonts w:cs="David" w:hint="cs"/>
@@ -4446,9 +4304,24 @@
                 <w:szCs w:val="28"/>
                 <w:rtl/>
               </w:rPr>
-              <w:t>{</w:t>
+              <w:t xml:space="preserve">{lineDiscountPercent}</w:t>
             </w:r>
-            <w:proofErr w:type="spellStart"/>
+          </w:p>
+        </w:tc>
+        <w:tc>
+          <w:tcPr>
+            <w:tcW w:w="0" w:type="auto"/>
+          </w:tcPr>
+          <w:p>
+            <w:pPr>
+              <w:rPr>
+                <w:rFonts w:cs="David" w:hint="cs"/>
+                <w:b/>
+                <w:bCs/>
+                <w:sz w:val="28"/>
+                <w:szCs w:val="28"/>
+              </w:rPr>
+            </w:pPr>
             <w:r>
               <w:rPr>
                 <w:rFonts w:cs="David" w:hint="cs"/>
@@ -4458,184 +4331,20 @@
                 <w:szCs w:val="28"/>
                 <w:rtl/>
               </w:rPr>
-              <w:t>unitPrice</w:t>
-            </w:r>
-            <w:proofErr w:type="spellEnd"/>
-            <w:r>
-              <w:rPr>
-                <w:rFonts w:cs="David" w:hint="cs"/>
-                <w:b/>
-                <w:bCs/>
-                <w:sz w:val="28"/>
-                <w:szCs w:val="28"/>
-                <w:rtl/>
-              </w:rPr>
-              <w:t>}</w:t>
-            </w:r>
-          </w:p>
-        </w:tc>
-        <w:tc>
-          <w:tcPr>
-            <w:tcW w:w="1400" w:type="dxa"/>
-            <w:tcBorders>
-              <w:top w:val="single" w:sz="4" w:space="0" w:color="auto"/>
-              <w:left w:val="single" w:sz="4" w:space="0" w:color="auto"/>
-              <w:bottom w:val="single" w:sz="4" w:space="0" w:color="auto"/>
-              <w:right w:val="single" w:sz="4" w:space="0" w:color="auto"/>
-            </w:tcBorders>
-          </w:tcPr>
-          <w:p>
-            <w:pPr>
-              <w:rPr>
-                <w:rFonts w:cs="David"/>
-                <w:b/>
-                <w:bCs/>
-                <w:sz w:val="28"/>
-                <w:szCs w:val="28"/>
-                <w:rtl/>
-              </w:rPr>
-            </w:pPr>
-            <w:bookmarkStart w:id="12" w:name="fldLineDiscount"/>
-            <w:bookmarkEnd w:id="12"/>
-            <w:r>
-              <w:rPr>
-                <w:rFonts w:cs="David" w:hint="cs"/>
-                <w:b/>
-                <w:bCs/>
-                <w:sz w:val="28"/>
-                <w:szCs w:val="28"/>
-                <w:rtl/>
-              </w:rPr>
-              <w:t>{</w:t>
-            </w:r>
-            <w:proofErr w:type="spellStart"/>
-            <w:r>
-              <w:rPr>
-                <w:rFonts w:cs="David" w:hint="cs"/>
-                <w:b/>
-                <w:bCs/>
-                <w:sz w:val="28"/>
-                <w:szCs w:val="28"/>
-                <w:rtl/>
-              </w:rPr>
-              <w:t>lineDiscountPercent</w:t>
-            </w:r>
-            <w:proofErr w:type="spellEnd"/>
-            <w:r>
-              <w:rPr>
-                <w:rFonts w:cs="David" w:hint="cs"/>
-                <w:b/>
-                <w:bCs/>
-                <w:sz w:val="28"/>
-                <w:szCs w:val="28"/>
-                <w:rtl/>
-              </w:rPr>
-              <w:t>}</w:t>
-            </w:r>
-          </w:p>
-        </w:tc>
-        <w:tc>
-          <w:tcPr>
-            <w:tcW w:w="2266" w:type="dxa"/>
-            <w:tcBorders>
-              <w:top w:val="single" w:sz="4" w:space="0" w:color="auto"/>
-              <w:left w:val="single" w:sz="4" w:space="0" w:color="auto"/>
-              <w:bottom w:val="single" w:sz="4" w:space="0" w:color="auto"/>
-              <w:right w:val="single" w:sz="4" w:space="0" w:color="auto"/>
-            </w:tcBorders>
-          </w:tcPr>
-          <w:p>
-            <w:pPr>
-              <w:rPr>
-                <w:rFonts w:cs="David"/>
-                <w:b/>
-                <w:bCs/>
-                <w:sz w:val="28"/>
-                <w:szCs w:val="28"/>
-                <w:rtl/>
-              </w:rPr>
-            </w:pPr>
-            <w:bookmarkStart w:id="13" w:name="fldLineTotal"/>
-            <w:bookmarkEnd w:id="13"/>
-            <w:r>
-              <w:rPr>
-                <w:rFonts w:cs="David" w:hint="cs"/>
-                <w:b/>
-                <w:bCs/>
-                <w:sz w:val="28"/>
-                <w:szCs w:val="28"/>
-                <w:rtl/>
-              </w:rPr>
-              <w:t>{</w:t>
-            </w:r>
-            <w:proofErr w:type="spellStart"/>
-            <w:r>
-              <w:rPr>
-                <w:rFonts w:cs="David" w:hint="cs"/>
-                <w:b/>
-                <w:bCs/>
-                <w:sz w:val="28"/>
-                <w:szCs w:val="28"/>
-                <w:rtl/>
-              </w:rPr>
-              <w:t>lineTotal</w:t>
-            </w:r>
-            <w:proofErr w:type="spellEnd"/>
-            <w:r>
-              <w:rPr>
-                <w:rFonts w:cs="David" w:hint="cs"/>
-                <w:b/>
-                <w:bCs/>
-                <w:sz w:val="28"/>
-                <w:szCs w:val="28"/>
-                <w:rtl/>
-              </w:rPr>
-              <w:t>}{/</w:t>
-            </w:r>
-            <w:proofErr w:type="spellStart"/>
-            <w:r>
-              <w:rPr>
-                <w:rFonts w:cs="David" w:hint="cs"/>
-                <w:b/>
-                <w:bCs/>
-                <w:sz w:val="28"/>
-                <w:szCs w:val="28"/>
-                <w:rtl/>
-              </w:rPr>
-              <w:t>items</w:t>
-            </w:r>
-            <w:proofErr w:type="spellEnd"/>
-            <w:r>
-              <w:rPr>
-                <w:rFonts w:cs="David" w:hint="cs"/>
-                <w:b/>
-                <w:bCs/>
-                <w:sz w:val="28"/>
-                <w:szCs w:val="28"/>
-                <w:rtl/>
-              </w:rPr>
-              <w:t>}</w:t>
+              <w:t xml:space="preserve">{lineTotal}{/items}</w:t>
             </w:r>
           </w:p>
         </w:tc>
       </w:tr>
     </w:tbl>
-    <w:p>
-      <w:pPr>
-        <w:rPr>
-          <w:rFonts w:cs="David"/>
-          <w:vanish/>
-          <w:sz w:val="28"/>
-          <w:szCs w:val="28"/>
-          <w:rtl/>
-        </w:rPr>
-      </w:pPr>
-    </w:p>
+    <w:p/>
+    <w:p/>
     <w:tbl>
       <w:tblPr>
-        <w:tblpPr w:leftFromText="180" w:rightFromText="180" w:vertAnchor="text" w:horzAnchor="page" w:tblpX="67" w:tblpY="199"/>
         <w:bidiVisual/>
         <w:tblW w:w="0" w:type="auto"/>
+        <w:tblLayout w:type="autofit"/>
+        <w:jc w:val="right"/>
         <w:tblBorders>
           <w:top w:val="single" w:sz="4" w:space="0" w:color="auto"/>
           <w:left w:val="single" w:sz="4" w:space="0" w:color="auto"/>
@@ -4647,31 +4356,36 @@
         <w:tblLook w:val="04A0" w:firstRow="1" w:lastRow="0" w:firstColumn="1" w:lastColumn="0" w:noHBand="0" w:noVBand="1"/>
       </w:tblPr>
       <w:tblGrid>
-        <w:gridCol w:w="1764"/>
-        <w:gridCol w:w="3145"/>
+        <w:gridCol/>
+        <w:gridCol/>
       </w:tblGrid>
       <w:tr>
         <w:tc>
           <w:tcPr>
-            <w:tcW w:w="1764" w:type="dxa"/>
-            <w:tcBorders>
-              <w:top w:val="single" w:sz="4" w:space="0" w:color="auto"/>
-              <w:left w:val="single" w:sz="4" w:space="0" w:color="auto"/>
-              <w:bottom w:val="single" w:sz="4" w:space="0" w:color="auto"/>
-              <w:right w:val="single" w:sz="4" w:space="0" w:color="auto"/>
-            </w:tcBorders>
-            <w:hideMark/>
+            <w:tcW w:w="0" w:type="auto"/>
           </w:tcPr>
           <w:p>
             <w:pPr>
               <w:rPr>
-                <w:rFonts w:cs="David"/>
+                <w:rFonts w:cs="David" w:hint="cs"/>
                 <w:b/>
                 <w:bCs/>
                 <w:sz w:val="28"/>
                 <w:szCs w:val="28"/>
+                <w:rtl/>
               </w:rPr>
             </w:pPr>
+            <w:r>
+              <w:rPr>
+                <w:rFonts w:cs="David" w:hint="cs"/>
+                <w:b/>
+                <w:bCs/>
+                <w:sz w:val="28"/>
+                <w:szCs w:val="28"/>
+                <w:rtl/>
+              </w:rPr>
+              <w:t>% הנחה</w:t>
+            </w:r>
             <w:r>
               <w:rPr>
                 <w:rFonts w:cs="David"/>
@@ -4681,45 +4395,16 @@
                 <w:szCs w:val="28"/>
                 <w:rtl/>
               </w:rPr>
-              <w:t>% הנחה</w:t>
-            </w:r>
-            <w:r>
-              <w:rPr>
-                <w:rFonts w:cs="David"/>
-                <w:b/>
-                <w:bCs/>
-                <w:sz w:val="28"/>
-                <w:szCs w:val="28"/>
-                <w:rtl/>
-              </w:rPr>
               <w:br/>
             </w:r>
           </w:p>
         </w:tc>
         <w:tc>
           <w:tcPr>
-            <w:tcW w:w="2414" w:type="dxa"/>
-            <w:tcBorders>
-              <w:top w:val="single" w:sz="4" w:space="0" w:color="auto"/>
-              <w:left w:val="single" w:sz="4" w:space="0" w:color="auto"/>
-              <w:bottom w:val="single" w:sz="4" w:space="0" w:color="auto"/>
-              <w:right w:val="single" w:sz="4" w:space="0" w:color="auto"/>
-            </w:tcBorders>
+            <w:tcW w:w="0" w:type="auto"/>
           </w:tcPr>
           <w:p>
             <w:pPr>
-              <w:rPr>
-                <w:rFonts w:cs="David"/>
-                <w:b/>
-                <w:bCs/>
-                <w:sz w:val="28"/>
-                <w:szCs w:val="28"/>
-                <w:rtl/>
-              </w:rPr>
-            </w:pPr>
-            <w:bookmarkStart w:id="14" w:name="fldDiscount"/>
-            <w:bookmarkEnd w:id="14"/>
-            <w:r>
               <w:rPr>
                 <w:rFonts w:cs="David" w:hint="cs"/>
                 <w:b/>
@@ -4728,9 +4413,7 @@
                 <w:szCs w:val="28"/>
                 <w:rtl/>
               </w:rPr>
-              <w:t>{</w:t>
-            </w:r>
-            <w:proofErr w:type="spellStart"/>
+            </w:pPr>
             <w:r>
               <w:rPr>
                 <w:rFonts w:cs="David" w:hint="cs"/>
@@ -4740,19 +4423,7 @@
                 <w:szCs w:val="28"/>
                 <w:rtl/>
               </w:rPr>
-              <w:t>discountPercent</w:t>
-            </w:r>
-            <w:proofErr w:type="spellEnd"/>
-            <w:r>
-              <w:rPr>
-                <w:rFonts w:cs="David" w:hint="cs"/>
-                <w:b/>
-                <w:bCs/>
-                <w:sz w:val="28"/>
-                <w:szCs w:val="28"/>
-                <w:rtl/>
-              </w:rPr>
-              <w:t>}</w:t>
+              <w:t xml:space="preserve">{discountPercent}</w:t>
             </w:r>
           </w:p>
         </w:tc>
@@ -4760,19 +4431,12 @@
       <w:tr>
         <w:tc>
           <w:tcPr>
-            <w:tcW w:w="1764" w:type="dxa"/>
-            <w:tcBorders>
-              <w:top w:val="single" w:sz="4" w:space="0" w:color="auto"/>
-              <w:left w:val="single" w:sz="4" w:space="0" w:color="auto"/>
-              <w:bottom w:val="single" w:sz="4" w:space="0" w:color="auto"/>
-              <w:right w:val="single" w:sz="4" w:space="0" w:color="auto"/>
-            </w:tcBorders>
-            <w:hideMark/>
+            <w:tcW w:w="0" w:type="auto"/>
           </w:tcPr>
           <w:p>
             <w:pPr>
               <w:rPr>
-                <w:rFonts w:cs="David"/>
+                <w:rFonts w:cs="David" w:hint="cs"/>
                 <w:b/>
                 <w:bCs/>
                 <w:sz w:val="28"/>
@@ -4782,7 +4446,7 @@
             </w:pPr>
             <w:r>
               <w:rPr>
-                <w:rFonts w:cs="David"/>
+                <w:rFonts w:cs="David" w:hint="cs"/>
                 <w:b/>
                 <w:bCs/>
                 <w:sz w:val="28"/>
@@ -4795,28 +4459,10 @@
         </w:tc>
         <w:tc>
           <w:tcPr>
-            <w:tcW w:w="2414" w:type="dxa"/>
-            <w:tcBorders>
-              <w:top w:val="single" w:sz="4" w:space="0" w:color="auto"/>
-              <w:left w:val="single" w:sz="4" w:space="0" w:color="auto"/>
-              <w:bottom w:val="single" w:sz="4" w:space="0" w:color="auto"/>
-              <w:right w:val="single" w:sz="4" w:space="0" w:color="auto"/>
-            </w:tcBorders>
+            <w:tcW w:w="0" w:type="auto"/>
           </w:tcPr>
           <w:p>
             <w:pPr>
-              <w:rPr>
-                <w:rFonts w:cs="David"/>
-                <w:b/>
-                <w:bCs/>
-                <w:sz w:val="28"/>
-                <w:szCs w:val="28"/>
-                <w:rtl/>
-              </w:rPr>
-            </w:pPr>
-            <w:bookmarkStart w:id="15" w:name="fldTotalAfterDiscount"/>
-            <w:bookmarkEnd w:id="15"/>
-            <w:r>
               <w:rPr>
                 <w:rFonts w:cs="David" w:hint="cs"/>
                 <w:b/>
@@ -4825,9 +4471,7 @@
                 <w:szCs w:val="28"/>
                 <w:rtl/>
               </w:rPr>
-              <w:t>{</w:t>
-            </w:r>
-            <w:proofErr w:type="spellStart"/>
+            </w:pPr>
             <w:r>
               <w:rPr>
                 <w:rFonts w:cs="David" w:hint="cs"/>
@@ -4837,19 +4481,7 @@
                 <w:szCs w:val="28"/>
                 <w:rtl/>
               </w:rPr>
-              <w:t>subtotalAfterDiscount</w:t>
-            </w:r>
-            <w:proofErr w:type="spellEnd"/>
-            <w:r>
-              <w:rPr>
-                <w:rFonts w:cs="David" w:hint="cs"/>
-                <w:b/>
-                <w:bCs/>
-                <w:sz w:val="28"/>
-                <w:szCs w:val="28"/>
-                <w:rtl/>
-              </w:rPr>
-              <w:t>}</w:t>
+              <w:t xml:space="preserve">{subtotalAfterDiscount}</w:t>
             </w:r>
           </w:p>
         </w:tc>
@@ -4857,63 +4489,10 @@
       <w:tr>
         <w:tc>
           <w:tcPr>
-            <w:tcW w:w="1764" w:type="dxa"/>
-            <w:tcBorders>
-              <w:top w:val="single" w:sz="4" w:space="0" w:color="auto"/>
-              <w:left w:val="single" w:sz="4" w:space="0" w:color="auto"/>
-              <w:bottom w:val="single" w:sz="4" w:space="0" w:color="auto"/>
-              <w:right w:val="single" w:sz="4" w:space="0" w:color="auto"/>
-            </w:tcBorders>
-            <w:hideMark/>
+            <w:tcW w:w="0" w:type="auto"/>
           </w:tcPr>
           <w:p>
             <w:pPr>
-              <w:rPr>
-                <w:rFonts w:cs="David"/>
-                <w:b/>
-                <w:bCs/>
-                <w:sz w:val="28"/>
-                <w:szCs w:val="28"/>
-                <w:rtl/>
-              </w:rPr>
-            </w:pPr>
-            <w:r>
-              <w:rPr>
-                <w:rFonts w:cs="David"/>
-                <w:b/>
-                <w:bCs/>
-                <w:sz w:val="28"/>
-                <w:szCs w:val="28"/>
-                <w:rtl/>
-              </w:rPr>
-              <w:t>מע"מ 18%</w:t>
-            </w:r>
-          </w:p>
-        </w:tc>
-        <w:tc>
-          <w:tcPr>
-            <w:tcW w:w="2414" w:type="dxa"/>
-            <w:tcBorders>
-              <w:top w:val="single" w:sz="4" w:space="0" w:color="auto"/>
-              <w:left w:val="single" w:sz="4" w:space="0" w:color="auto"/>
-              <w:bottom w:val="single" w:sz="4" w:space="0" w:color="auto"/>
-              <w:right w:val="single" w:sz="4" w:space="0" w:color="auto"/>
-            </w:tcBorders>
-          </w:tcPr>
-          <w:p>
-            <w:pPr>
-              <w:rPr>
-                <w:rFonts w:cs="David"/>
-                <w:b/>
-                <w:bCs/>
-                <w:sz w:val="28"/>
-                <w:szCs w:val="28"/>
-                <w:rtl/>
-              </w:rPr>
-            </w:pPr>
-            <w:bookmarkStart w:id="16" w:name="fldMAAM"/>
-            <w:bookmarkEnd w:id="16"/>
-            <w:r>
               <w:rPr>
                 <w:rFonts w:cs="David" w:hint="cs"/>
                 <w:b/>
@@ -4922,9 +4501,7 @@
                 <w:szCs w:val="28"/>
                 <w:rtl/>
               </w:rPr>
-              <w:t>{</w:t>
-            </w:r>
-            <w:proofErr w:type="spellStart"/>
+            </w:pPr>
             <w:r>
               <w:rPr>
                 <w:rFonts w:cs="David" w:hint="cs"/>
@@ -4934,9 +4511,8 @@
                 <w:szCs w:val="28"/>
                 <w:rtl/>
               </w:rPr>
-              <w:t>vatAmount</w:t>
+              <w:t>מע"מ 1</w:t>
             </w:r>
-            <w:proofErr w:type="spellEnd"/>
             <w:r>
               <w:rPr>
                 <w:rFonts w:cs="David" w:hint="cs"/>
@@ -4946,7 +4522,46 @@
                 <w:szCs w:val="28"/>
                 <w:rtl/>
               </w:rPr>
-              <w:t>}</w:t>
+              <w:t>8</w:t>
+            </w:r>
+            <w:r>
+              <w:rPr>
+                <w:rFonts w:cs="David" w:hint="cs"/>
+                <w:b/>
+                <w:bCs/>
+                <w:sz w:val="28"/>
+                <w:szCs w:val="28"/>
+                <w:rtl/>
+              </w:rPr>
+              <w:t>%</w:t>
+            </w:r>
+          </w:p>
+        </w:tc>
+        <w:tc>
+          <w:tcPr>
+            <w:tcW w:w="0" w:type="auto"/>
+          </w:tcPr>
+          <w:p>
+            <w:pPr>
+              <w:rPr>
+                <w:rFonts w:cs="David" w:hint="cs"/>
+                <w:b/>
+                <w:bCs/>
+                <w:sz w:val="28"/>
+                <w:szCs w:val="28"/>
+                <w:rtl/>
+              </w:rPr>
+            </w:pPr>
+            <w:r>
+              <w:rPr>
+                <w:rFonts w:cs="David" w:hint="cs"/>
+                <w:b/>
+                <w:bCs/>
+                <w:sz w:val="28"/>
+                <w:szCs w:val="28"/>
+                <w:rtl/>
+              </w:rPr>
+              <w:t xml:space="preserve">{vatAmount}</w:t>
             </w:r>
           </w:p>
         </w:tc>
@@ -4954,19 +4569,12 @@
       <w:tr>
         <w:tc>
           <w:tcPr>
-            <w:tcW w:w="1764" w:type="dxa"/>
-            <w:tcBorders>
-              <w:top w:val="single" w:sz="4" w:space="0" w:color="auto"/>
-              <w:left w:val="single" w:sz="4" w:space="0" w:color="auto"/>
-              <w:bottom w:val="single" w:sz="4" w:space="0" w:color="auto"/>
-              <w:right w:val="single" w:sz="4" w:space="0" w:color="auto"/>
-            </w:tcBorders>
-            <w:hideMark/>
+            <w:tcW w:w="0" w:type="auto"/>
           </w:tcPr>
           <w:p>
             <w:pPr>
               <w:rPr>
-                <w:rFonts w:cs="David"/>
+                <w:rFonts w:cs="David" w:hint="cs"/>
                 <w:b/>
                 <w:bCs/>
                 <w:sz w:val="28"/>
@@ -4976,7 +4584,7 @@
             </w:pPr>
             <w:r>
               <w:rPr>
-                <w:rFonts w:cs="David"/>
+                <w:rFonts w:cs="David" w:hint="cs"/>
                 <w:b/>
                 <w:bCs/>
                 <w:sz w:val="28"/>
@@ -4989,28 +4597,10 @@
         </w:tc>
         <w:tc>
           <w:tcPr>
-            <w:tcW w:w="2414" w:type="dxa"/>
-            <w:tcBorders>
-              <w:top w:val="single" w:sz="4" w:space="0" w:color="auto"/>
-              <w:left w:val="single" w:sz="4" w:space="0" w:color="auto"/>
-              <w:bottom w:val="single" w:sz="4" w:space="0" w:color="auto"/>
-              <w:right w:val="single" w:sz="4" w:space="0" w:color="auto"/>
-            </w:tcBorders>
+            <w:tcW w:w="0" w:type="auto"/>
           </w:tcPr>
           <w:p>
             <w:pPr>
-              <w:rPr>
-                <w:rFonts w:cs="David"/>
-                <w:b/>
-                <w:bCs/>
-                <w:sz w:val="28"/>
-                <w:szCs w:val="28"/>
-                <w:rtl/>
-              </w:rPr>
-            </w:pPr>
-            <w:bookmarkStart w:id="17" w:name="fldTotalAfterMaaM"/>
-            <w:bookmarkEnd w:id="17"/>
-            <w:r>
               <w:rPr>
                 <w:rFonts w:cs="David" w:hint="cs"/>
                 <w:b/>
@@ -5019,9 +4609,7 @@
                 <w:szCs w:val="28"/>
                 <w:rtl/>
               </w:rPr>
-              <w:t>{</w:t>
-            </w:r>
-            <w:proofErr w:type="spellStart"/>
+            </w:pPr>
             <w:r>
               <w:rPr>
                 <w:rFonts w:cs="David" w:hint="cs"/>
@@ -5031,37 +4619,12 @@
                 <w:szCs w:val="28"/>
                 <w:rtl/>
               </w:rPr>
-              <w:t>totalAmount</w:t>
-            </w:r>
-            <w:proofErr w:type="spellEnd"/>
-            <w:r>
-              <w:rPr>
-                <w:rFonts w:cs="David" w:hint="cs"/>
-                <w:b/>
-                <w:bCs/>
-                <w:sz w:val="28"/>
-                <w:szCs w:val="28"/>
-                <w:rtl/>
-              </w:rPr>
-              <w:t>}</w:t>
+              <w:t xml:space="preserve">{totalAmount}</w:t>
             </w:r>
           </w:p>
         </w:tc>
       </w:tr>
     </w:tbl>
-    <w:p>
-      <w:pPr>
-        <w:rPr>
-          <w:vanish/>
-        </w:rPr>
-      </w:pPr>
-      <w:r>
-        <w:rPr>
-          <w:vanish/>
-        </w:rPr>
-        <w:t xml:space="preserve">{/hasDiscount}</w:t>
-      </w:r>
-    </w:p>
     <w:p>
       <w:pPr>
         <w:rPr>
